--- a/ss7/bt.docx
+++ b/ss7/bt.docx
@@ -6,13 +6,11 @@
       <w:pPr>
         <w:rPr>
           <w:rFonts w:ascii="Times New Roman" w:hAnsi="Times New Roman" w:cs="Times New Roman"/>
-          <w:b/>
         </w:rPr>
       </w:pPr>
       <w:r>
         <w:rPr>
           <w:rFonts w:ascii="Times New Roman" w:hAnsi="Times New Roman" w:cs="Times New Roman"/>
-          <w:b/>
         </w:rPr>
         <w:t xml:space="preserve">B1: </w:t>
       </w:r>
@@ -22,13 +20,11 @@
         <w:jc w:val="center"/>
         <w:rPr>
           <w:rFonts w:ascii="Times New Roman" w:hAnsi="Times New Roman" w:cs="Times New Roman"/>
-          <w:b/>
         </w:rPr>
       </w:pPr>
       <w:r>
         <w:rPr>
           <w:rFonts w:ascii="Times New Roman" w:hAnsi="Times New Roman" w:cs="Times New Roman"/>
-          <w:b/>
         </w:rPr>
         <w:t>Hệ thống quản lý Gián hàng .</w:t>
       </w:r>
@@ -38,18 +34,16 @@
         <w:pStyle w:val="ListParagraph"/>
         <w:numPr>
           <w:ilvl w:val="0"/>
-          <w:numId w:val="18"/>
+          <w:numId w:val="7"/>
         </w:numPr>
         <w:spacing w:after="160" w:line="259" w:lineRule="auto"/>
         <w:rPr>
           <w:rFonts w:cs="Times New Roman"/>
-          <w:b/>
         </w:rPr>
       </w:pPr>
       <w:r>
         <w:rPr>
           <w:rFonts w:cs="Times New Roman"/>
-          <w:b/>
         </w:rPr>
         <w:t>Phân tích kiến trúc tổng thể của hệ thống .</w:t>
       </w:r>
@@ -59,18 +53,16 @@
         <w:pStyle w:val="ListParagraph"/>
         <w:numPr>
           <w:ilvl w:val="0"/>
-          <w:numId w:val="19"/>
+          <w:numId w:val="8"/>
         </w:numPr>
         <w:spacing w:after="160" w:line="259" w:lineRule="auto"/>
         <w:rPr>
           <w:rFonts w:cs="Times New Roman"/>
-          <w:b/>
         </w:rPr>
       </w:pPr>
       <w:r>
         <w:rPr>
           <w:rFonts w:cs="Times New Roman"/>
-          <w:b/>
         </w:rPr>
         <w:t>Tầng giao diện . (Presentation)</w:t>
       </w:r>
@@ -80,18 +72,16 @@
         <w:pStyle w:val="ListParagraph"/>
         <w:numPr>
           <w:ilvl w:val="0"/>
-          <w:numId w:val="20"/>
+          <w:numId w:val="9"/>
         </w:numPr>
         <w:spacing w:after="160" w:line="259" w:lineRule="auto"/>
         <w:rPr>
           <w:rFonts w:cs="Times New Roman"/>
-          <w:b/>
         </w:rPr>
       </w:pPr>
       <w:r>
         <w:rPr>
           <w:rFonts w:cs="Times New Roman"/>
-          <w:b/>
         </w:rPr>
         <w:t>Nền tảng web (html, css, js, nodejs…..).</w:t>
       </w:r>
@@ -101,18 +91,16 @@
         <w:pStyle w:val="ListParagraph"/>
         <w:numPr>
           <w:ilvl w:val="0"/>
-          <w:numId w:val="21"/>
+          <w:numId w:val="10"/>
         </w:numPr>
         <w:spacing w:after="160" w:line="259" w:lineRule="auto"/>
         <w:rPr>
           <w:rFonts w:cs="Times New Roman"/>
-          <w:b/>
         </w:rPr>
       </w:pPr>
       <w:r>
         <w:rPr>
           <w:rFonts w:cs="Times New Roman"/>
-          <w:b/>
         </w:rPr>
         <w:t>Giao diện đăng ký .</w:t>
       </w:r>
@@ -122,18 +110,16 @@
         <w:pStyle w:val="ListParagraph"/>
         <w:numPr>
           <w:ilvl w:val="0"/>
-          <w:numId w:val="21"/>
+          <w:numId w:val="10"/>
         </w:numPr>
         <w:spacing w:after="160" w:line="259" w:lineRule="auto"/>
         <w:rPr>
           <w:rFonts w:cs="Times New Roman"/>
-          <w:b/>
         </w:rPr>
       </w:pPr>
       <w:r>
         <w:rPr>
           <w:rFonts w:cs="Times New Roman"/>
-          <w:b/>
         </w:rPr>
         <w:t>Giao diện đăng nhập .</w:t>
       </w:r>
@@ -143,18 +129,16 @@
         <w:pStyle w:val="ListParagraph"/>
         <w:numPr>
           <w:ilvl w:val="0"/>
-          <w:numId w:val="21"/>
+          <w:numId w:val="10"/>
         </w:numPr>
         <w:spacing w:after="160" w:line="259" w:lineRule="auto"/>
         <w:rPr>
           <w:rFonts w:cs="Times New Roman"/>
-          <w:b/>
         </w:rPr>
       </w:pPr>
       <w:r>
         <w:rPr>
           <w:rFonts w:cs="Times New Roman"/>
-          <w:b/>
         </w:rPr>
         <w:t>Giao diện danh sách sản phẩm .</w:t>
       </w:r>
@@ -164,18 +148,16 @@
         <w:pStyle w:val="ListParagraph"/>
         <w:numPr>
           <w:ilvl w:val="0"/>
-          <w:numId w:val="21"/>
+          <w:numId w:val="10"/>
         </w:numPr>
         <w:spacing w:after="160" w:line="259" w:lineRule="auto"/>
         <w:rPr>
           <w:rFonts w:cs="Times New Roman"/>
-          <w:b/>
         </w:rPr>
       </w:pPr>
       <w:r>
         <w:rPr>
           <w:rFonts w:cs="Times New Roman"/>
-          <w:b/>
         </w:rPr>
         <w:t xml:space="preserve">Giao diện giỏ hàng . </w:t>
       </w:r>
@@ -185,27 +167,18 @@
         <w:pStyle w:val="ListParagraph"/>
         <w:numPr>
           <w:ilvl w:val="0"/>
-          <w:numId w:val="21"/>
+          <w:numId w:val="10"/>
         </w:numPr>
         <w:spacing w:after="160" w:line="259" w:lineRule="auto"/>
         <w:rPr>
           <w:rFonts w:cs="Times New Roman"/>
-          <w:b/>
         </w:rPr>
       </w:pPr>
       <w:r>
         <w:rPr>
           <w:rFonts w:cs="Times New Roman"/>
-          <w:b/>
         </w:rPr>
-        <w:t>Giao diện trang thanh toán .</w:t>
-      </w:r>
-      <w:r>
-        <w:rPr>
-          <w:rFonts w:cs="Times New Roman"/>
-          <w:b/>
-        </w:rPr>
-        <w:t xml:space="preserve"> </w:t>
+        <w:t xml:space="preserve">Giao diện trang thanh toán . </w:t>
       </w:r>
     </w:p>
     <w:p>
@@ -213,18 +186,16 @@
         <w:pStyle w:val="ListParagraph"/>
         <w:numPr>
           <w:ilvl w:val="0"/>
-          <w:numId w:val="20"/>
+          <w:numId w:val="9"/>
         </w:numPr>
         <w:spacing w:after="160" w:line="259" w:lineRule="auto"/>
         <w:rPr>
           <w:rFonts w:cs="Times New Roman"/>
-          <w:b/>
         </w:rPr>
       </w:pPr>
       <w:r>
         <w:rPr>
           <w:rFonts w:cs="Times New Roman"/>
-          <w:b/>
         </w:rPr>
         <w:t>Nền tảng mobile (react native, flucter).</w:t>
       </w:r>
@@ -235,7 +206,6 @@
         <w:ind w:left="1800"/>
         <w:rPr>
           <w:rFonts w:cs="Times New Roman"/>
-          <w:b/>
         </w:rPr>
       </w:pPr>
     </w:p>
@@ -245,7 +215,6 @@
         <w:ind w:left="1800"/>
         <w:rPr>
           <w:rFonts w:cs="Times New Roman"/>
-          <w:b/>
         </w:rPr>
       </w:pPr>
     </w:p>
@@ -254,18 +223,16 @@
         <w:pStyle w:val="ListParagraph"/>
         <w:numPr>
           <w:ilvl w:val="0"/>
-          <w:numId w:val="19"/>
+          <w:numId w:val="8"/>
         </w:numPr>
         <w:spacing w:after="160" w:line="259" w:lineRule="auto"/>
         <w:rPr>
           <w:rFonts w:cs="Times New Roman"/>
-          <w:b/>
         </w:rPr>
       </w:pPr>
       <w:r>
         <w:rPr>
           <w:rFonts w:cs="Times New Roman"/>
-          <w:b/>
         </w:rPr>
         <w:t>Tầng nghiệp vụ ,logic . (Business logic) (nodejs, nestjs, java spint boot)</w:t>
       </w:r>
@@ -275,18 +242,16 @@
         <w:pStyle w:val="ListParagraph"/>
         <w:numPr>
           <w:ilvl w:val="0"/>
-          <w:numId w:val="22"/>
+          <w:numId w:val="11"/>
         </w:numPr>
         <w:spacing w:after="160" w:line="259" w:lineRule="auto"/>
         <w:rPr>
           <w:rFonts w:cs="Times New Roman"/>
-          <w:b/>
         </w:rPr>
       </w:pPr>
       <w:r>
         <w:rPr>
           <w:rFonts w:cs="Times New Roman"/>
-          <w:b/>
         </w:rPr>
         <w:t>Viết API xử lý nghiệp vụ, logic</w:t>
       </w:r>
@@ -296,18 +261,16 @@
         <w:pStyle w:val="ListParagraph"/>
         <w:numPr>
           <w:ilvl w:val="0"/>
-          <w:numId w:val="23"/>
+          <w:numId w:val="12"/>
         </w:numPr>
         <w:spacing w:after="160" w:line="259" w:lineRule="auto"/>
         <w:rPr>
           <w:rFonts w:cs="Times New Roman"/>
-          <w:b/>
         </w:rPr>
       </w:pPr>
       <w:r>
         <w:rPr>
           <w:rFonts w:cs="Times New Roman"/>
-          <w:b/>
         </w:rPr>
         <w:t>API lấy danh sách tất cả sản phẩm</w:t>
       </w:r>
@@ -317,18 +280,16 @@
         <w:pStyle w:val="ListParagraph"/>
         <w:numPr>
           <w:ilvl w:val="0"/>
-          <w:numId w:val="23"/>
+          <w:numId w:val="12"/>
         </w:numPr>
         <w:spacing w:after="160" w:line="259" w:lineRule="auto"/>
         <w:rPr>
           <w:rFonts w:cs="Times New Roman"/>
-          <w:b/>
         </w:rPr>
       </w:pPr>
       <w:r>
         <w:rPr>
           <w:rFonts w:cs="Times New Roman"/>
-          <w:b/>
         </w:rPr>
         <w:t>API lấy chi tiết đơn hàng của user</w:t>
       </w:r>
@@ -338,18 +299,16 @@
         <w:pStyle w:val="ListParagraph"/>
         <w:numPr>
           <w:ilvl w:val="0"/>
-          <w:numId w:val="23"/>
+          <w:numId w:val="12"/>
         </w:numPr>
         <w:spacing w:after="160" w:line="259" w:lineRule="auto"/>
         <w:rPr>
           <w:rFonts w:cs="Times New Roman"/>
-          <w:b/>
         </w:rPr>
       </w:pPr>
       <w:r>
         <w:rPr>
           <w:rFonts w:cs="Times New Roman"/>
-          <w:b/>
         </w:rPr>
         <w:t>API …</w:t>
       </w:r>
@@ -359,18 +318,16 @@
         <w:pStyle w:val="ListParagraph"/>
         <w:numPr>
           <w:ilvl w:val="0"/>
-          <w:numId w:val="19"/>
+          <w:numId w:val="8"/>
         </w:numPr>
         <w:spacing w:after="160" w:line="259" w:lineRule="auto"/>
         <w:rPr>
           <w:rFonts w:cs="Times New Roman"/>
-          <w:b/>
         </w:rPr>
       </w:pPr>
       <w:r>
         <w:rPr>
           <w:rFonts w:cs="Times New Roman"/>
-          <w:b/>
         </w:rPr>
         <w:t>Tầng dữ liệu . (Data)</w:t>
       </w:r>
@@ -380,33 +337,31 @@
         <w:pStyle w:val="ListParagraph"/>
         <w:numPr>
           <w:ilvl w:val="0"/>
-          <w:numId w:val="24"/>
+          <w:numId w:val="13"/>
         </w:numPr>
         <w:spacing w:after="160" w:line="259" w:lineRule="auto"/>
         <w:rPr>
           <w:rFonts w:cs="Times New Roman"/>
-          <w:b/>
         </w:rPr>
       </w:pPr>
+      <w:bookmarkStart w:id="0" w:name="_GoBack"/>
       <w:r>
         <w:rPr>
           <w:rFonts w:cs="Times New Roman"/>
-          <w:b/>
         </w:rPr>
         <w:t>Chọn cơ sở dưx liệu để lưu trữ (MYSQL, …)</w:t>
       </w:r>
+      <w:bookmarkEnd w:id="0"/>
     </w:p>
     <w:p>
       <w:pPr>
         <w:rPr>
           <w:rFonts w:cs="Times New Roman"/>
-          <w:b/>
         </w:rPr>
       </w:pPr>
       <w:r>
         <w:rPr>
           <w:rFonts w:cs="Times New Roman"/>
-          <w:b/>
           <w:noProof/>
         </w:rPr>
         <w:drawing>
@@ -452,7 +407,6 @@
         <w:ind w:left="1080"/>
         <w:rPr>
           <w:rFonts w:cs="Times New Roman"/>
-          <w:b/>
         </w:rPr>
       </w:pPr>
     </w:p>
@@ -479,18 +433,16 @@
         <w:pStyle w:val="ListParagraph"/>
         <w:numPr>
           <w:ilvl w:val="0"/>
-          <w:numId w:val="34"/>
+          <w:numId w:val="14"/>
         </w:numPr>
         <w:spacing w:after="160" w:line="259" w:lineRule="auto"/>
         <w:rPr>
           <w:rFonts w:cs="Times New Roman"/>
-          <w:b/>
         </w:rPr>
       </w:pPr>
       <w:r>
         <w:rPr>
           <w:rFonts w:cs="Times New Roman"/>
-          <w:b/>
         </w:rPr>
         <w:t>Phân tích kiến trúc tổng thể của hệ thống .</w:t>
       </w:r>
@@ -500,18 +452,16 @@
         <w:pStyle w:val="ListParagraph"/>
         <w:numPr>
           <w:ilvl w:val="0"/>
-          <w:numId w:val="36"/>
+          <w:numId w:val="15"/>
         </w:numPr>
         <w:spacing w:after="160" w:line="259" w:lineRule="auto"/>
         <w:rPr>
           <w:rFonts w:cs="Times New Roman"/>
-          <w:b/>
         </w:rPr>
       </w:pPr>
       <w:r>
         <w:rPr>
           <w:rFonts w:cs="Times New Roman"/>
-          <w:b/>
         </w:rPr>
         <w:t>Tầng giao diện . (Presentation)</w:t>
       </w:r>
@@ -521,18 +471,16 @@
         <w:pStyle w:val="ListParagraph"/>
         <w:numPr>
           <w:ilvl w:val="0"/>
-          <w:numId w:val="38"/>
+          <w:numId w:val="16"/>
         </w:numPr>
         <w:spacing w:after="160" w:line="259" w:lineRule="auto"/>
         <w:rPr>
           <w:rFonts w:cs="Times New Roman"/>
-          <w:b/>
         </w:rPr>
       </w:pPr>
       <w:r>
         <w:rPr>
           <w:rFonts w:cs="Times New Roman"/>
-          <w:b/>
         </w:rPr>
         <w:t>Nền tảng web (html, css, js, nodejs…..).</w:t>
       </w:r>
@@ -542,18 +490,16 @@
         <w:pStyle w:val="ListParagraph"/>
         <w:numPr>
           <w:ilvl w:val="0"/>
-          <w:numId w:val="39"/>
+          <w:numId w:val="17"/>
         </w:numPr>
         <w:spacing w:after="160" w:line="259" w:lineRule="auto"/>
         <w:rPr>
           <w:rFonts w:cs="Times New Roman"/>
-          <w:b/>
         </w:rPr>
       </w:pPr>
       <w:r>
         <w:rPr>
           <w:rFonts w:cs="Times New Roman"/>
-          <w:b/>
         </w:rPr>
         <w:t>Giao diện đăng ký .</w:t>
       </w:r>
@@ -563,18 +509,16 @@
         <w:pStyle w:val="ListParagraph"/>
         <w:numPr>
           <w:ilvl w:val="0"/>
-          <w:numId w:val="39"/>
+          <w:numId w:val="17"/>
         </w:numPr>
         <w:spacing w:after="160" w:line="259" w:lineRule="auto"/>
         <w:rPr>
           <w:rFonts w:cs="Times New Roman"/>
-          <w:b/>
         </w:rPr>
       </w:pPr>
       <w:r>
         <w:rPr>
           <w:rFonts w:cs="Times New Roman"/>
-          <w:b/>
         </w:rPr>
         <w:t>Giao diện đăng nhập .</w:t>
       </w:r>
@@ -584,18 +528,16 @@
         <w:pStyle w:val="ListParagraph"/>
         <w:numPr>
           <w:ilvl w:val="0"/>
-          <w:numId w:val="39"/>
+          <w:numId w:val="17"/>
         </w:numPr>
         <w:spacing w:after="160" w:line="259" w:lineRule="auto"/>
         <w:rPr>
           <w:rFonts w:cs="Times New Roman"/>
-          <w:b/>
         </w:rPr>
       </w:pPr>
       <w:r>
         <w:rPr>
           <w:rFonts w:cs="Times New Roman"/>
-          <w:b/>
         </w:rPr>
         <w:t>Giao diện danh sách sản phẩm .</w:t>
       </w:r>
@@ -605,18 +547,16 @@
         <w:pStyle w:val="ListParagraph"/>
         <w:numPr>
           <w:ilvl w:val="0"/>
-          <w:numId w:val="39"/>
+          <w:numId w:val="17"/>
         </w:numPr>
         <w:spacing w:after="160" w:line="259" w:lineRule="auto"/>
         <w:rPr>
           <w:rFonts w:cs="Times New Roman"/>
-          <w:b/>
         </w:rPr>
       </w:pPr>
       <w:r>
         <w:rPr>
           <w:rFonts w:cs="Times New Roman"/>
-          <w:b/>
         </w:rPr>
         <w:t xml:space="preserve">Giao diện giỏ hàng . </w:t>
       </w:r>
@@ -626,18 +566,16 @@
         <w:pStyle w:val="ListParagraph"/>
         <w:numPr>
           <w:ilvl w:val="0"/>
-          <w:numId w:val="39"/>
+          <w:numId w:val="17"/>
         </w:numPr>
         <w:spacing w:after="160" w:line="259" w:lineRule="auto"/>
         <w:rPr>
           <w:rFonts w:cs="Times New Roman"/>
-          <w:b/>
         </w:rPr>
       </w:pPr>
       <w:r>
         <w:rPr>
           <w:rFonts w:cs="Times New Roman"/>
-          <w:b/>
         </w:rPr>
         <w:t xml:space="preserve">Giao diện trang thanh toán . </w:t>
       </w:r>
@@ -647,18 +585,16 @@
         <w:pStyle w:val="ListParagraph"/>
         <w:numPr>
           <w:ilvl w:val="0"/>
-          <w:numId w:val="38"/>
+          <w:numId w:val="16"/>
         </w:numPr>
         <w:spacing w:after="160" w:line="259" w:lineRule="auto"/>
         <w:rPr>
           <w:rFonts w:cs="Times New Roman"/>
-          <w:b/>
         </w:rPr>
       </w:pPr>
       <w:r>
         <w:rPr>
           <w:rFonts w:cs="Times New Roman"/>
-          <w:b/>
         </w:rPr>
         <w:t xml:space="preserve"> Nền tảng mobile (react native, flucter).</w:t>
       </w:r>
@@ -668,18 +604,16 @@
         <w:pStyle w:val="ListParagraph"/>
         <w:numPr>
           <w:ilvl w:val="1"/>
-          <w:numId w:val="38"/>
+          <w:numId w:val="16"/>
         </w:numPr>
         <w:spacing w:after="160" w:line="259" w:lineRule="auto"/>
         <w:rPr>
           <w:rFonts w:cs="Times New Roman"/>
-          <w:b/>
         </w:rPr>
       </w:pPr>
       <w:r>
         <w:rPr>
           <w:rFonts w:cs="Times New Roman"/>
-          <w:b/>
         </w:rPr>
         <w:t>Giao diện đăng ký .</w:t>
       </w:r>
@@ -689,18 +623,16 @@
         <w:pStyle w:val="ListParagraph"/>
         <w:numPr>
           <w:ilvl w:val="1"/>
-          <w:numId w:val="38"/>
+          <w:numId w:val="16"/>
         </w:numPr>
         <w:spacing w:after="160" w:line="259" w:lineRule="auto"/>
         <w:rPr>
           <w:rFonts w:cs="Times New Roman"/>
-          <w:b/>
         </w:rPr>
       </w:pPr>
       <w:r>
         <w:rPr>
           <w:rFonts w:cs="Times New Roman"/>
-          <w:b/>
         </w:rPr>
         <w:t>Giao diện đăng nhập .</w:t>
       </w:r>
@@ -710,18 +642,16 @@
         <w:pStyle w:val="ListParagraph"/>
         <w:numPr>
           <w:ilvl w:val="1"/>
-          <w:numId w:val="38"/>
+          <w:numId w:val="16"/>
         </w:numPr>
         <w:spacing w:after="160" w:line="259" w:lineRule="auto"/>
         <w:rPr>
           <w:rFonts w:cs="Times New Roman"/>
-          <w:b/>
         </w:rPr>
       </w:pPr>
       <w:r>
         <w:rPr>
           <w:rFonts w:cs="Times New Roman"/>
-          <w:b/>
         </w:rPr>
         <w:t>Giao diện danh sách sản phẩm .</w:t>
       </w:r>
@@ -731,18 +661,16 @@
         <w:pStyle w:val="ListParagraph"/>
         <w:numPr>
           <w:ilvl w:val="1"/>
-          <w:numId w:val="38"/>
+          <w:numId w:val="16"/>
         </w:numPr>
         <w:spacing w:after="160" w:line="259" w:lineRule="auto"/>
         <w:rPr>
           <w:rFonts w:cs="Times New Roman"/>
-          <w:b/>
         </w:rPr>
       </w:pPr>
       <w:r>
         <w:rPr>
           <w:rFonts w:cs="Times New Roman"/>
-          <w:b/>
         </w:rPr>
         <w:t xml:space="preserve">Giao diện giỏ hàng . </w:t>
       </w:r>
@@ -752,27 +680,18 @@
         <w:pStyle w:val="ListParagraph"/>
         <w:numPr>
           <w:ilvl w:val="1"/>
-          <w:numId w:val="38"/>
+          <w:numId w:val="16"/>
         </w:numPr>
         <w:spacing w:after="160" w:line="259" w:lineRule="auto"/>
         <w:rPr>
           <w:rFonts w:cs="Times New Roman"/>
-          <w:b/>
         </w:rPr>
       </w:pPr>
       <w:r>
         <w:rPr>
           <w:rFonts w:cs="Times New Roman"/>
-          <w:b/>
         </w:rPr>
-        <w:t>Giao diện trang thanh toán .</w:t>
-      </w:r>
-      <w:r>
-        <w:rPr>
-          <w:rFonts w:cs="Times New Roman"/>
-          <w:b/>
-        </w:rPr>
-        <w:t xml:space="preserve"> </w:t>
+        <w:t xml:space="preserve">Giao diện trang thanh toán . </w:t>
       </w:r>
     </w:p>
     <w:p>
@@ -780,18 +699,16 @@
         <w:pStyle w:val="ListParagraph"/>
         <w:numPr>
           <w:ilvl w:val="0"/>
-          <w:numId w:val="36"/>
+          <w:numId w:val="15"/>
         </w:numPr>
         <w:spacing w:after="160" w:line="259" w:lineRule="auto"/>
         <w:rPr>
           <w:rFonts w:cs="Times New Roman"/>
-          <w:b/>
         </w:rPr>
       </w:pPr>
       <w:r>
         <w:rPr>
           <w:rFonts w:cs="Times New Roman"/>
-          <w:b/>
         </w:rPr>
         <w:t>Tầng nghiệp vụ ,logic . (Business logic) (nodejs, nestjs, java spint boot)</w:t>
       </w:r>
@@ -801,18 +718,16 @@
         <w:pStyle w:val="ListParagraph"/>
         <w:numPr>
           <w:ilvl w:val="0"/>
-          <w:numId w:val="40"/>
+          <w:numId w:val="18"/>
         </w:numPr>
         <w:spacing w:after="160" w:line="259" w:lineRule="auto"/>
         <w:rPr>
           <w:rFonts w:cs="Times New Roman"/>
-          <w:b/>
         </w:rPr>
       </w:pPr>
       <w:r>
         <w:rPr>
           <w:rFonts w:cs="Times New Roman"/>
-          <w:b/>
         </w:rPr>
         <w:t>Viết API xử lý nghiệp vụ, logic</w:t>
       </w:r>
@@ -822,18 +737,16 @@
         <w:pStyle w:val="ListParagraph"/>
         <w:numPr>
           <w:ilvl w:val="0"/>
-          <w:numId w:val="41"/>
+          <w:numId w:val="19"/>
         </w:numPr>
         <w:spacing w:after="160" w:line="259" w:lineRule="auto"/>
         <w:rPr>
           <w:rFonts w:cs="Times New Roman"/>
-          <w:b/>
         </w:rPr>
       </w:pPr>
       <w:r>
         <w:rPr>
           <w:rFonts w:cs="Times New Roman"/>
-          <w:b/>
         </w:rPr>
         <w:t>API lấy danh sách tất cả sản phẩm</w:t>
       </w:r>
@@ -843,18 +756,16 @@
         <w:pStyle w:val="ListParagraph"/>
         <w:numPr>
           <w:ilvl w:val="0"/>
-          <w:numId w:val="41"/>
+          <w:numId w:val="19"/>
         </w:numPr>
         <w:spacing w:after="160" w:line="259" w:lineRule="auto"/>
         <w:rPr>
           <w:rFonts w:cs="Times New Roman"/>
-          <w:b/>
         </w:rPr>
       </w:pPr>
       <w:r>
         <w:rPr>
           <w:rFonts w:cs="Times New Roman"/>
-          <w:b/>
         </w:rPr>
         <w:t>API lấy chi tiết đơn hàng của user</w:t>
       </w:r>
@@ -864,18 +775,16 @@
         <w:pStyle w:val="ListParagraph"/>
         <w:numPr>
           <w:ilvl w:val="0"/>
-          <w:numId w:val="41"/>
+          <w:numId w:val="19"/>
         </w:numPr>
         <w:spacing w:after="160" w:line="259" w:lineRule="auto"/>
         <w:rPr>
           <w:rFonts w:cs="Times New Roman"/>
-          <w:b/>
         </w:rPr>
       </w:pPr>
       <w:r>
         <w:rPr>
           <w:rFonts w:cs="Times New Roman"/>
-          <w:b/>
         </w:rPr>
         <w:t>API …</w:t>
       </w:r>
@@ -885,18 +794,16 @@
         <w:pStyle w:val="ListParagraph"/>
         <w:numPr>
           <w:ilvl w:val="0"/>
-          <w:numId w:val="36"/>
+          <w:numId w:val="15"/>
         </w:numPr>
         <w:spacing w:after="160" w:line="259" w:lineRule="auto"/>
         <w:rPr>
           <w:rFonts w:cs="Times New Roman"/>
-          <w:b/>
         </w:rPr>
       </w:pPr>
       <w:r>
         <w:rPr>
           <w:rFonts w:cs="Times New Roman"/>
-          <w:b/>
         </w:rPr>
         <w:t>Tầng dữ liệu . (Data)</w:t>
       </w:r>
@@ -906,18 +813,16 @@
         <w:pStyle w:val="ListParagraph"/>
         <w:numPr>
           <w:ilvl w:val="0"/>
-          <w:numId w:val="42"/>
+          <w:numId w:val="20"/>
         </w:numPr>
         <w:spacing w:after="160" w:line="259" w:lineRule="auto"/>
         <w:rPr>
           <w:rFonts w:cs="Times New Roman"/>
-          <w:b/>
         </w:rPr>
       </w:pPr>
       <w:r>
         <w:rPr>
           <w:rFonts w:cs="Times New Roman"/>
-          <w:b/>
         </w:rPr>
         <w:t>Chọn cơ sở dưx liệu để lưu trữ (MYSQL, …)</w:t>
       </w:r>
@@ -929,7 +834,6 @@
         <w:ind w:left="2520"/>
         <w:rPr>
           <w:rFonts w:cs="Times New Roman"/>
-          <w:b/>
         </w:rPr>
       </w:pPr>
     </w:p>
@@ -940,7 +844,6 @@
         <w:ind w:left="2520"/>
         <w:rPr>
           <w:rFonts w:cs="Times New Roman"/>
-          <w:b/>
         </w:rPr>
       </w:pPr>
     </w:p>
@@ -951,7 +854,6 @@
         <w:ind w:left="2520"/>
         <w:rPr>
           <w:rFonts w:cs="Times New Roman"/>
-          <w:b/>
         </w:rPr>
       </w:pPr>
     </w:p>
@@ -962,7 +864,6 @@
         <w:ind w:left="2520"/>
         <w:rPr>
           <w:rFonts w:cs="Times New Roman"/>
-          <w:b/>
         </w:rPr>
       </w:pPr>
     </w:p>
@@ -1245,12 +1146,13 @@
         <w:pStyle w:val="NormalWeb"/>
         <w:numPr>
           <w:ilvl w:val="0"/>
-          <w:numId w:val="43"/>
+          <w:numId w:val="21"/>
         </w:numPr>
       </w:pPr>
       <w:r>
         <w:rPr>
           <w:rStyle w:val="Strong"/>
+          <w:b w:val="0"/>
         </w:rPr>
         <w:t>createOrder(order: Order)</w:t>
       </w:r>
@@ -1260,6 +1162,7 @@
       <w:r>
         <w:rPr>
           <w:rStyle w:val="Strong"/>
+          <w:b w:val="0"/>
         </w:rPr>
         <w:t>OrderService.placeOrder()</w:t>
       </w:r>
@@ -1272,12 +1175,13 @@
         <w:pStyle w:val="NormalWeb"/>
         <w:numPr>
           <w:ilvl w:val="0"/>
-          <w:numId w:val="43"/>
+          <w:numId w:val="21"/>
         </w:numPr>
       </w:pPr>
       <w:r>
         <w:rPr>
           <w:rStyle w:val="Strong"/>
+          <w:b w:val="0"/>
         </w:rPr>
         <w:t>viewOrder(id: int)</w:t>
       </w:r>
@@ -1287,6 +1191,7 @@
       <w:r>
         <w:rPr>
           <w:rStyle w:val="Strong"/>
+          <w:b w:val="0"/>
         </w:rPr>
         <w:t>OrderService.getOrderById()</w:t>
       </w:r>
@@ -1309,12 +1214,13 @@
         <w:pStyle w:val="NormalWeb"/>
         <w:numPr>
           <w:ilvl w:val="0"/>
-          <w:numId w:val="44"/>
+          <w:numId w:val="22"/>
         </w:numPr>
       </w:pPr>
       <w:r>
         <w:rPr>
           <w:rStyle w:val="Strong"/>
+          <w:b w:val="0"/>
         </w:rPr>
         <w:t>placeOrder(order: Order)</w:t>
       </w:r>
@@ -1327,7 +1233,7 @@
         <w:pStyle w:val="NormalWeb"/>
         <w:numPr>
           <w:ilvl w:val="1"/>
-          <w:numId w:val="44"/>
+          <w:numId w:val="22"/>
         </w:numPr>
       </w:pPr>
       <w:r>
@@ -1339,7 +1245,7 @@
         <w:pStyle w:val="NormalWeb"/>
         <w:numPr>
           <w:ilvl w:val="1"/>
-          <w:numId w:val="44"/>
+          <w:numId w:val="22"/>
         </w:numPr>
       </w:pPr>
       <w:r>
@@ -1351,7 +1257,7 @@
         <w:pStyle w:val="NormalWeb"/>
         <w:numPr>
           <w:ilvl w:val="1"/>
-          <w:numId w:val="44"/>
+          <w:numId w:val="22"/>
         </w:numPr>
       </w:pPr>
       <w:r>
@@ -1360,6 +1266,7 @@
       <w:r>
         <w:rPr>
           <w:rStyle w:val="Strong"/>
+          <w:b w:val="0"/>
         </w:rPr>
         <w:t>OrderRepository.saveOrder()</w:t>
       </w:r>
@@ -1372,12 +1279,13 @@
         <w:pStyle w:val="NormalWeb"/>
         <w:numPr>
           <w:ilvl w:val="0"/>
-          <w:numId w:val="44"/>
+          <w:numId w:val="22"/>
         </w:numPr>
       </w:pPr>
       <w:r>
         <w:rPr>
           <w:rStyle w:val="Strong"/>
+          <w:b w:val="0"/>
         </w:rPr>
         <w:t>getOrderById(id: int)</w:t>
       </w:r>
@@ -1390,7 +1298,7 @@
         <w:pStyle w:val="NormalWeb"/>
         <w:numPr>
           <w:ilvl w:val="1"/>
-          <w:numId w:val="44"/>
+          <w:numId w:val="22"/>
         </w:numPr>
       </w:pPr>
       <w:r>
@@ -1399,6 +1307,7 @@
       <w:r>
         <w:rPr>
           <w:rStyle w:val="Strong"/>
+          <w:b w:val="0"/>
         </w:rPr>
         <w:t>OrderRepository.getOrderById(id)</w:t>
       </w:r>
@@ -1411,7 +1320,7 @@
         <w:pStyle w:val="NormalWeb"/>
         <w:numPr>
           <w:ilvl w:val="1"/>
-          <w:numId w:val="44"/>
+          <w:numId w:val="22"/>
         </w:numPr>
       </w:pPr>
       <w:r>
@@ -1434,12 +1343,13 @@
         <w:pStyle w:val="NormalWeb"/>
         <w:numPr>
           <w:ilvl w:val="0"/>
-          <w:numId w:val="45"/>
+          <w:numId w:val="23"/>
         </w:numPr>
       </w:pPr>
       <w:r>
         <w:rPr>
           <w:rStyle w:val="Strong"/>
+          <w:b w:val="0"/>
         </w:rPr>
         <w:lastRenderedPageBreak/>
         <w:t>saveOrder(order: Order)</w:t>
@@ -1453,7 +1363,7 @@
         <w:pStyle w:val="NormalWeb"/>
         <w:numPr>
           <w:ilvl w:val="1"/>
-          <w:numId w:val="45"/>
+          <w:numId w:val="23"/>
         </w:numPr>
       </w:pPr>
       <w:r>
@@ -1465,12 +1375,13 @@
         <w:pStyle w:val="NormalWeb"/>
         <w:numPr>
           <w:ilvl w:val="0"/>
-          <w:numId w:val="45"/>
+          <w:numId w:val="23"/>
         </w:numPr>
       </w:pPr>
       <w:r>
         <w:rPr>
           <w:rStyle w:val="Strong"/>
+          <w:b w:val="0"/>
         </w:rPr>
         <w:t>getOrderById(id: int)</w:t>
       </w:r>
@@ -1483,7 +1394,7 @@
         <w:pStyle w:val="NormalWeb"/>
         <w:numPr>
           <w:ilvl w:val="1"/>
-          <w:numId w:val="45"/>
+          <w:numId w:val="23"/>
         </w:numPr>
       </w:pPr>
       <w:r>
@@ -1492,52 +1403,1074 @@
     </w:p>
     <w:p>
       <w:r>
-        <w:t>BÀI 5: Phân rã hệ thống blog cá nhân theo kiến trúc 3 tầng</w:t>
-      </w:r>
-    </w:p>
-    <w:p>
-      <w:r>
-        <w:t>Mục tiêu: Phân rã và mô tả vai trò từng module theo 3 tầng.</w:t>
-      </w:r>
-    </w:p>
-    <w:p>
-      <w:r>
-        <w:t>Presentation: PostUI, UserUI, CommentUI (form tạo/sửa bài, trang danh sách, trang chi tiết).</w:t>
-      </w:r>
-    </w:p>
-    <w:p>
-      <w:r>
-        <w:t>Business: PostService (validate nội dung, publish/unpublish), CommentService (moderation), UserService (auth, permission).</w:t>
-      </w:r>
-    </w:p>
-    <w:p>
-      <w:r>
-        <w:t>Data Access: PostRepository, CommentRepository, UserRepository (CRUD).</w:t>
-      </w:r>
-    </w:p>
-    <w:p>
-      <w:r>
-        <w:t>Gợi ý flow: User UI gửi POST /posts → PostController gọi PostService.create → PostService validate và gọi PostRepository.save → DB lưu.</w:t>
-      </w:r>
-    </w:p>
-    <w:p>
-      <w:r>
-        <w:t>BÀI 6: Kiến trúc tích hợp external services (Ví dụ: VNPay + SMTP)</w:t>
-      </w:r>
-    </w:p>
-    <w:p>
-      <w:r>
-        <w:t>Mục tiêu: Thiết kế hệ thống bán lẻ tích hợp cổng thanh toán VNPay và dịch vụ gửi email SMTP.</w:t>
-      </w:r>
-    </w:p>
-    <w:p>
-      <w:r>
-        <w:t>Kiến trúc: Client → API Gateway → OrderService → PaymentService → (VNPay API). PaymentService xử lý redirect/checkout và webhook từ VNPay. Khi VNPay xác nhận thành công, OrderService cập nhật trạng thái và gọi EmailService (SMTP) để gửi hóa đơn/xác nhận.</w:t>
-      </w:r>
-    </w:p>
-    <w:p>
-      <w:r>
-        <w:t>Lưu ý an toàn: Lưu trữ secret key ở Vault/Secrets Manager; xử lý callback bằng signature verification; retry logic cho gửi email; đảm bảo idempotency cho webhook.</w:t>
+        <w:t xml:space="preserve">BÀI 5: </w:t>
+      </w:r>
+    </w:p>
+    <w:p>
+      <w:r>
+        <w:rPr>
+          <w:rStyle w:val="Strong"/>
+          <w:b w:val="0"/>
+          <w:bCs w:val="0"/>
+        </w:rPr>
+        <w:t>1. Phân rã kiến trúc tổng thể</w:t>
+      </w:r>
+    </w:p>
+    <w:p>
+      <w:r>
+        <w:rPr>
+          <w:rStyle w:val="Strong"/>
+          <w:b w:val="0"/>
+          <w:bCs w:val="0"/>
+        </w:rPr>
+        <w:t>a) Tầng giao diện (Presentation Layer)</w:t>
+      </w:r>
+    </w:p>
+    <w:p>
+      <w:pPr>
+        <w:pStyle w:val="NormalWeb"/>
+        <w:numPr>
+          <w:ilvl w:val="0"/>
+          <w:numId w:val="24"/>
+        </w:numPr>
+      </w:pPr>
+      <w:r>
+        <w:rPr>
+          <w:rStyle w:val="Strong"/>
+          <w:b w:val="0"/>
+        </w:rPr>
+        <w:t>Mục đích:</w:t>
+      </w:r>
+      <w:r>
+        <w:t xml:space="preserve"> Hiển thị giao diện cho người dùng và nhận yêu cầu.</w:t>
+      </w:r>
+    </w:p>
+    <w:p>
+      <w:pPr>
+        <w:pStyle w:val="NormalWeb"/>
+        <w:numPr>
+          <w:ilvl w:val="0"/>
+          <w:numId w:val="24"/>
+        </w:numPr>
+      </w:pPr>
+      <w:r>
+        <w:rPr>
+          <w:rStyle w:val="Strong"/>
+          <w:b w:val="0"/>
+        </w:rPr>
+        <w:t>Nền tảng:</w:t>
+      </w:r>
+      <w:r>
+        <w:t xml:space="preserve"> Web (HTML, CSS, JS, React, NodeJS…) hoặc Mobile (React Native, Flutter…).</w:t>
+      </w:r>
+    </w:p>
+    <w:p>
+      <w:pPr>
+        <w:pStyle w:val="NormalWeb"/>
+        <w:numPr>
+          <w:ilvl w:val="0"/>
+          <w:numId w:val="24"/>
+        </w:numPr>
+      </w:pPr>
+      <w:r>
+        <w:rPr>
+          <w:rStyle w:val="Strong"/>
+          <w:b w:val="0"/>
+        </w:rPr>
+        <w:t>Các module chính:</w:t>
+      </w:r>
+    </w:p>
+    <w:p>
+      <w:pPr>
+        <w:pStyle w:val="NormalWeb"/>
+        <w:numPr>
+          <w:ilvl w:val="1"/>
+          <w:numId w:val="24"/>
+        </w:numPr>
+      </w:pPr>
+      <w:r>
+        <w:rPr>
+          <w:rStyle w:val="Strong"/>
+          <w:b w:val="0"/>
+        </w:rPr>
+        <w:t>UserInterface</w:t>
+      </w:r>
+    </w:p>
+    <w:p>
+      <w:pPr>
+        <w:pStyle w:val="NormalWeb"/>
+        <w:numPr>
+          <w:ilvl w:val="2"/>
+          <w:numId w:val="24"/>
+        </w:numPr>
+      </w:pPr>
+      <w:r>
+        <w:t>Đăng ký, đăng nhập, quản lý tài khoản.</w:t>
+      </w:r>
+    </w:p>
+    <w:p>
+      <w:pPr>
+        <w:pStyle w:val="NormalWeb"/>
+        <w:numPr>
+          <w:ilvl w:val="1"/>
+          <w:numId w:val="24"/>
+        </w:numPr>
+      </w:pPr>
+      <w:r>
+        <w:rPr>
+          <w:rStyle w:val="Strong"/>
+          <w:b w:val="0"/>
+        </w:rPr>
+        <w:t>PostInterface</w:t>
+      </w:r>
+    </w:p>
+    <w:p>
+      <w:pPr>
+        <w:pStyle w:val="NormalWeb"/>
+        <w:numPr>
+          <w:ilvl w:val="2"/>
+          <w:numId w:val="24"/>
+        </w:numPr>
+      </w:pPr>
+      <w:r>
+        <w:t>Viết bài, chỉnh sửa bài, hiển thị danh sách bài viết.</w:t>
+      </w:r>
+    </w:p>
+    <w:p>
+      <w:pPr>
+        <w:pStyle w:val="NormalWeb"/>
+        <w:numPr>
+          <w:ilvl w:val="1"/>
+          <w:numId w:val="24"/>
+        </w:numPr>
+      </w:pPr>
+      <w:r>
+        <w:rPr>
+          <w:rStyle w:val="Strong"/>
+          <w:b w:val="0"/>
+        </w:rPr>
+        <w:t>CommentInterface</w:t>
+      </w:r>
+    </w:p>
+    <w:p>
+      <w:pPr>
+        <w:pStyle w:val="NormalWeb"/>
+        <w:numPr>
+          <w:ilvl w:val="2"/>
+          <w:numId w:val="24"/>
+        </w:numPr>
+      </w:pPr>
+      <w:r>
+        <w:t>Thêm, sửa, xóa bình luận, hiển thị bình luận.</w:t>
+      </w:r>
+    </w:p>
+    <w:p/>
+    <w:p>
+      <w:r>
+        <w:rPr>
+          <w:rStyle w:val="Strong"/>
+          <w:b w:val="0"/>
+          <w:bCs w:val="0"/>
+        </w:rPr>
+        <w:t>b) Tầng nghiệp vụ/logic (Business Logic Layer)</w:t>
+      </w:r>
+    </w:p>
+    <w:p>
+      <w:pPr>
+        <w:pStyle w:val="NormalWeb"/>
+        <w:numPr>
+          <w:ilvl w:val="0"/>
+          <w:numId w:val="25"/>
+        </w:numPr>
+      </w:pPr>
+      <w:r>
+        <w:rPr>
+          <w:rStyle w:val="Strong"/>
+          <w:b w:val="0"/>
+        </w:rPr>
+        <w:t>Mục đích:</w:t>
+      </w:r>
+      <w:r>
+        <w:t xml:space="preserve"> Xử lý nghiệp vụ, logic, kiểm tra quyền, tính toán, validate dữ liệu.</w:t>
+      </w:r>
+    </w:p>
+    <w:p>
+      <w:pPr>
+        <w:pStyle w:val="NormalWeb"/>
+        <w:numPr>
+          <w:ilvl w:val="0"/>
+          <w:numId w:val="25"/>
+        </w:numPr>
+      </w:pPr>
+      <w:r>
+        <w:rPr>
+          <w:rStyle w:val="Strong"/>
+          <w:b w:val="0"/>
+        </w:rPr>
+        <w:t>Các module chính:</w:t>
+      </w:r>
+    </w:p>
+    <w:p>
+      <w:pPr>
+        <w:pStyle w:val="NormalWeb"/>
+        <w:numPr>
+          <w:ilvl w:val="1"/>
+          <w:numId w:val="25"/>
+        </w:numPr>
+      </w:pPr>
+      <w:r>
+        <w:rPr>
+          <w:rStyle w:val="Strong"/>
+          <w:b w:val="0"/>
+        </w:rPr>
+        <w:t>UserService</w:t>
+      </w:r>
+    </w:p>
+    <w:p>
+      <w:pPr>
+        <w:pStyle w:val="NormalWeb"/>
+        <w:numPr>
+          <w:ilvl w:val="2"/>
+          <w:numId w:val="25"/>
+        </w:numPr>
+      </w:pPr>
+      <w:r>
+        <w:t>Đăng ký, đăng nhập, phân quyền người dùng.</w:t>
+      </w:r>
+    </w:p>
+    <w:p>
+      <w:pPr>
+        <w:pStyle w:val="NormalWeb"/>
+        <w:numPr>
+          <w:ilvl w:val="1"/>
+          <w:numId w:val="25"/>
+        </w:numPr>
+      </w:pPr>
+      <w:r>
+        <w:rPr>
+          <w:rStyle w:val="Strong"/>
+          <w:b w:val="0"/>
+        </w:rPr>
+        <w:t>PostService</w:t>
+      </w:r>
+    </w:p>
+    <w:p>
+      <w:pPr>
+        <w:pStyle w:val="NormalWeb"/>
+        <w:numPr>
+          <w:ilvl w:val="2"/>
+          <w:numId w:val="25"/>
+        </w:numPr>
+      </w:pPr>
+      <w:r>
+        <w:t>Tạo bài viết, chỉnh sửa bài viết, lấy danh sách bài viết, lấy chi tiết bài viết.</w:t>
+      </w:r>
+    </w:p>
+    <w:p>
+      <w:pPr>
+        <w:pStyle w:val="NormalWeb"/>
+        <w:numPr>
+          <w:ilvl w:val="1"/>
+          <w:numId w:val="25"/>
+        </w:numPr>
+      </w:pPr>
+      <w:r>
+        <w:rPr>
+          <w:rStyle w:val="Strong"/>
+          <w:b w:val="0"/>
+        </w:rPr>
+        <w:t>CommentService</w:t>
+      </w:r>
+    </w:p>
+    <w:p>
+      <w:pPr>
+        <w:pStyle w:val="NormalWeb"/>
+        <w:numPr>
+          <w:ilvl w:val="2"/>
+          <w:numId w:val="25"/>
+        </w:numPr>
+      </w:pPr>
+      <w:r>
+        <w:t>Thêm, sửa, xóa bình luận, lấy danh sách bình luận theo bài viết.</w:t>
+      </w:r>
+    </w:p>
+    <w:p/>
+    <w:p>
+      <w:r>
+        <w:rPr>
+          <w:rStyle w:val="Strong"/>
+          <w:b w:val="0"/>
+          <w:bCs w:val="0"/>
+        </w:rPr>
+        <w:t>c) Tầng dữ liệu (Data Access Layer)</w:t>
+      </w:r>
+    </w:p>
+    <w:p>
+      <w:pPr>
+        <w:pStyle w:val="NormalWeb"/>
+        <w:numPr>
+          <w:ilvl w:val="0"/>
+          <w:numId w:val="26"/>
+        </w:numPr>
+      </w:pPr>
+      <w:r>
+        <w:rPr>
+          <w:rStyle w:val="Strong"/>
+          <w:b w:val="0"/>
+        </w:rPr>
+        <w:t>Mục đích:</w:t>
+      </w:r>
+      <w:r>
+        <w:t xml:space="preserve"> Truy xuất dữ liệu, thực hiện các thao tác CRUD với cơ sở dữ liệu.</w:t>
+      </w:r>
+    </w:p>
+    <w:p>
+      <w:pPr>
+        <w:pStyle w:val="NormalWeb"/>
+        <w:numPr>
+          <w:ilvl w:val="0"/>
+          <w:numId w:val="26"/>
+        </w:numPr>
+      </w:pPr>
+      <w:r>
+        <w:rPr>
+          <w:rStyle w:val="Strong"/>
+          <w:b w:val="0"/>
+        </w:rPr>
+        <w:t>Các module chính:</w:t>
+      </w:r>
+    </w:p>
+    <w:p>
+      <w:pPr>
+        <w:pStyle w:val="NormalWeb"/>
+        <w:numPr>
+          <w:ilvl w:val="1"/>
+          <w:numId w:val="26"/>
+        </w:numPr>
+      </w:pPr>
+      <w:r>
+        <w:rPr>
+          <w:rStyle w:val="Strong"/>
+          <w:b w:val="0"/>
+        </w:rPr>
+        <w:t>UserRepository</w:t>
+      </w:r>
+    </w:p>
+    <w:p>
+      <w:pPr>
+        <w:pStyle w:val="NormalWeb"/>
+        <w:numPr>
+          <w:ilvl w:val="2"/>
+          <w:numId w:val="26"/>
+        </w:numPr>
+      </w:pPr>
+      <w:r>
+        <w:t>Lưu trữ thông tin người dùng, truy vấn tài khoản.</w:t>
+      </w:r>
+    </w:p>
+    <w:p>
+      <w:pPr>
+        <w:pStyle w:val="NormalWeb"/>
+        <w:numPr>
+          <w:ilvl w:val="1"/>
+          <w:numId w:val="26"/>
+        </w:numPr>
+      </w:pPr>
+      <w:r>
+        <w:rPr>
+          <w:rStyle w:val="Strong"/>
+          <w:b w:val="0"/>
+        </w:rPr>
+        <w:t>PostRepository</w:t>
+      </w:r>
+    </w:p>
+    <w:p>
+      <w:pPr>
+        <w:pStyle w:val="NormalWeb"/>
+        <w:numPr>
+          <w:ilvl w:val="2"/>
+          <w:numId w:val="26"/>
+        </w:numPr>
+      </w:pPr>
+      <w:r>
+        <w:t>Lưu trữ bài viết, truy xuất bài viết.</w:t>
+      </w:r>
+    </w:p>
+    <w:p>
+      <w:pPr>
+        <w:pStyle w:val="NormalWeb"/>
+        <w:numPr>
+          <w:ilvl w:val="1"/>
+          <w:numId w:val="26"/>
+        </w:numPr>
+      </w:pPr>
+      <w:r>
+        <w:rPr>
+          <w:rStyle w:val="Strong"/>
+          <w:b w:val="0"/>
+        </w:rPr>
+        <w:t>CommentRepository</w:t>
+      </w:r>
+    </w:p>
+    <w:p>
+      <w:pPr>
+        <w:pStyle w:val="NormalWeb"/>
+        <w:numPr>
+          <w:ilvl w:val="2"/>
+          <w:numId w:val="26"/>
+        </w:numPr>
+      </w:pPr>
+      <w:r>
+        <w:lastRenderedPageBreak/>
+        <w:t>Lưu trữ bình luận, truy xuất bình luận theo bài viết.</w:t>
+      </w:r>
+    </w:p>
+    <w:p/>
+    <w:p>
+      <w:r>
+        <w:rPr>
+          <w:rStyle w:val="Strong"/>
+          <w:b w:val="0"/>
+          <w:bCs w:val="0"/>
+        </w:rPr>
+        <w:t xml:space="preserve">2. Sơ đồ module / class </w:t>
+      </w:r>
+    </w:p>
+    <w:p>
+      <w:r>
+        <w:rPr>
+          <w:rStyle w:val="HTMLCode"/>
+          <w:rFonts w:eastAsiaTheme="majorEastAsia"/>
+          <w:lang w:eastAsia="ja-JP"/>
+        </w:rPr>
+        <w:drawing>
+          <wp:inline distT="0" distB="0" distL="0" distR="0" wp14:anchorId="18A07C2A" wp14:editId="679724C1">
+            <wp:extent cx="5486400" cy="2432685"/>
+            <wp:effectExtent l="0" t="0" r="0" b="5715"/>
+            <wp:docPr id="4" name="Picture 4"/>
+            <wp:cNvGraphicFramePr>
+              <a:graphicFrameLocks xmlns:a="http://schemas.openxmlformats.org/drawingml/2006/main" noChangeAspect="1"/>
+            </wp:cNvGraphicFramePr>
+            <a:graphic xmlns:a="http://schemas.openxmlformats.org/drawingml/2006/main">
+              <a:graphicData uri="http://schemas.openxmlformats.org/drawingml/2006/picture">
+                <pic:pic xmlns:pic="http://schemas.openxmlformats.org/drawingml/2006/picture">
+                  <pic:nvPicPr>
+                    <pic:cNvPr id="1" name=""/>
+                    <pic:cNvPicPr/>
+                  </pic:nvPicPr>
+                  <pic:blipFill>
+                    <a:blip r:embed="rId10"/>
+                    <a:stretch>
+                      <a:fillRect/>
+                    </a:stretch>
+                  </pic:blipFill>
+                  <pic:spPr>
+                    <a:xfrm>
+                      <a:off x="0" y="0"/>
+                      <a:ext cx="5486400" cy="2432685"/>
+                    </a:xfrm>
+                    <a:prstGeom prst="rect">
+                      <a:avLst/>
+                    </a:prstGeom>
+                  </pic:spPr>
+                </pic:pic>
+              </a:graphicData>
+            </a:graphic>
+          </wp:inline>
+        </w:drawing>
+      </w:r>
+    </w:p>
+    <w:p>
+      <w:r>
+        <w:rPr>
+          <w:rStyle w:val="Strong"/>
+          <w:b w:val="0"/>
+          <w:bCs w:val="0"/>
+        </w:rPr>
+        <w:t>3. Mối quan hệ giữa các module</w:t>
+      </w:r>
+    </w:p>
+    <w:p>
+      <w:pPr>
+        <w:pStyle w:val="NormalWeb"/>
+        <w:numPr>
+          <w:ilvl w:val="0"/>
+          <w:numId w:val="27"/>
+        </w:numPr>
+      </w:pPr>
+      <w:r>
+        <w:rPr>
+          <w:rStyle w:val="Strong"/>
+          <w:b w:val="0"/>
+        </w:rPr>
+        <w:t>Presentation → Business Layer</w:t>
+      </w:r>
+    </w:p>
+    <w:p>
+      <w:pPr>
+        <w:pStyle w:val="NormalWeb"/>
+        <w:numPr>
+          <w:ilvl w:val="1"/>
+          <w:numId w:val="27"/>
+        </w:numPr>
+      </w:pPr>
+      <w:r>
+        <w:t>UserInter</w:t>
+      </w:r>
+      <w:r>
+        <w:t xml:space="preserve">face gọi UserService để đăng ký, </w:t>
+      </w:r>
+      <w:r>
+        <w:t>đăng nhập.</w:t>
+      </w:r>
+    </w:p>
+    <w:p>
+      <w:pPr>
+        <w:pStyle w:val="NormalWeb"/>
+        <w:numPr>
+          <w:ilvl w:val="1"/>
+          <w:numId w:val="27"/>
+        </w:numPr>
+      </w:pPr>
+      <w:r>
+        <w:t>PostIn</w:t>
+      </w:r>
+      <w:r>
+        <w:t xml:space="preserve">terface gọi PostService để viết, </w:t>
+      </w:r>
+      <w:r>
+        <w:t>đọc bài.</w:t>
+      </w:r>
+    </w:p>
+    <w:p>
+      <w:pPr>
+        <w:pStyle w:val="NormalWeb"/>
+        <w:numPr>
+          <w:ilvl w:val="1"/>
+          <w:numId w:val="27"/>
+        </w:numPr>
+      </w:pPr>
+      <w:r>
+        <w:t>CommentInterface gọi CommentService để quản lý bình luận.</w:t>
+      </w:r>
+    </w:p>
+    <w:p>
+      <w:pPr>
+        <w:pStyle w:val="NormalWeb"/>
+        <w:numPr>
+          <w:ilvl w:val="0"/>
+          <w:numId w:val="27"/>
+        </w:numPr>
+      </w:pPr>
+      <w:r>
+        <w:rPr>
+          <w:rStyle w:val="Strong"/>
+          <w:b w:val="0"/>
+        </w:rPr>
+        <w:t>Business Layer → Data Layer</w:t>
+      </w:r>
+    </w:p>
+    <w:p>
+      <w:pPr>
+        <w:pStyle w:val="NormalWeb"/>
+        <w:numPr>
+          <w:ilvl w:val="1"/>
+          <w:numId w:val="27"/>
+        </w:numPr>
+      </w:pPr>
+      <w:r>
+        <w:t>UserService gọi UserRepository để thao tác dữ liệu người dùng.</w:t>
+      </w:r>
+    </w:p>
+    <w:p>
+      <w:pPr>
+        <w:pStyle w:val="NormalWeb"/>
+        <w:numPr>
+          <w:ilvl w:val="1"/>
+          <w:numId w:val="27"/>
+        </w:numPr>
+      </w:pPr>
+      <w:r>
+        <w:t>PostSe</w:t>
+      </w:r>
+      <w:r>
+        <w:t xml:space="preserve">rvice gọi PostRepository để lưu, </w:t>
+      </w:r>
+      <w:r>
+        <w:t>lấy bài viết.</w:t>
+      </w:r>
+    </w:p>
+    <w:p>
+      <w:pPr>
+        <w:pStyle w:val="NormalWeb"/>
+        <w:numPr>
+          <w:ilvl w:val="1"/>
+          <w:numId w:val="27"/>
+        </w:numPr>
+      </w:pPr>
+      <w:r>
+        <w:t>CommentServi</w:t>
+      </w:r>
+      <w:r>
+        <w:t xml:space="preserve">ce gọi CommentRepository để lưu, </w:t>
+      </w:r>
+      <w:r>
+        <w:t>lấy bình luận.</w:t>
+      </w:r>
+    </w:p>
+    <w:p>
+      <w:pPr>
+        <w:pStyle w:val="NormalWeb"/>
+        <w:numPr>
+          <w:ilvl w:val="0"/>
+          <w:numId w:val="27"/>
+        </w:numPr>
+      </w:pPr>
+      <w:r>
+        <w:rPr>
+          <w:rStyle w:val="Strong"/>
+          <w:b w:val="0"/>
+        </w:rPr>
+        <w:t>Data Layer</w:t>
+      </w:r>
+    </w:p>
+    <w:p>
+      <w:r>
+        <w:t>Không phụ thuộc các tầng trên, chỉ thao tác cơ sở dữ liệu (MySQL, MongoDB…).</w:t>
+      </w:r>
+    </w:p>
+    <w:p>
+      <w:pPr>
+        <w:rPr>
+          <w:rStyle w:val="Strong"/>
+          <w:b w:val="0"/>
+          <w:bCs w:val="0"/>
+        </w:rPr>
+      </w:pPr>
+      <w:r>
+        <w:rPr>
+          <w:rStyle w:val="Strong"/>
+          <w:b w:val="0"/>
+          <w:bCs w:val="0"/>
+        </w:rPr>
+        <w:t>B6:</w:t>
+      </w:r>
+    </w:p>
+    <w:p/>
+    <w:p>
+      <w:r>
+        <w:rPr>
+          <w:rStyle w:val="Strong"/>
+          <w:b w:val="0"/>
+          <w:bCs w:val="0"/>
+        </w:rPr>
+        <w:t>1. Kiến trúc tổng thể hệ thống bán lẻ</w:t>
+      </w:r>
+    </w:p>
+    <w:p>
+      <w:r>
+        <w:t xml:space="preserve">Hệ thống có thể được phân chia theo </w:t>
+      </w:r>
+      <w:r>
+        <w:rPr>
+          <w:rStyle w:val="Strong"/>
+          <w:b w:val="0"/>
+        </w:rPr>
+        <w:t>3 tầng</w:t>
+      </w:r>
+      <w:r>
+        <w:t xml:space="preserve"> chính (Presentation, Business, Data) và các </w:t>
+      </w:r>
+      <w:r>
+        <w:rPr>
+          <w:rStyle w:val="Strong"/>
+          <w:b w:val="0"/>
+        </w:rPr>
+        <w:t>dịch vụ ngoài</w:t>
+      </w:r>
+      <w:r>
+        <w:t xml:space="preserve"> tích hợp:</w:t>
+      </w:r>
+    </w:p>
+    <w:p>
+      <w:r>
+        <w:rPr>
+          <w:rStyle w:val="Strong"/>
+          <w:b w:val="0"/>
+          <w:bCs w:val="0"/>
+        </w:rPr>
+        <w:t>a) Presentation Layer (Giao diện)</w:t>
+      </w:r>
+    </w:p>
+    <w:p>
+      <w:r>
+        <w:rPr>
+          <w:rStyle w:val="Strong"/>
+          <w:b w:val="0"/>
+        </w:rPr>
+        <w:t>Mục đích:</w:t>
+      </w:r>
+      <w:r>
+        <w:t xml:space="preserve"> Hiển thị cho người dùng và nhận yêu cầu.</w:t>
+      </w:r>
+    </w:p>
+    <w:p>
+      <w:r>
+        <w:rPr>
+          <w:rStyle w:val="Strong"/>
+          <w:b w:val="0"/>
+        </w:rPr>
+        <w:lastRenderedPageBreak/>
+        <w:t>Thành phần chính:</w:t>
+      </w:r>
+    </w:p>
+    <w:p>
+      <w:r>
+        <w:rPr>
+          <w:rStyle w:val="Strong"/>
+          <w:b w:val="0"/>
+        </w:rPr>
+        <w:t>Web/Mobile Interface:</w:t>
+      </w:r>
+      <w:r>
+        <w:t xml:space="preserve"> Hiển thị danh sách sản phẩm, giỏ hàng, thanh toán.</w:t>
+      </w:r>
+    </w:p>
+    <w:p>
+      <w:r>
+        <w:rPr>
+          <w:rStyle w:val="Strong"/>
+          <w:b w:val="0"/>
+        </w:rPr>
+        <w:t>User Interface:</w:t>
+      </w:r>
+      <w:r>
+        <w:t xml:space="preserve"> Đăng nhập, quản lý thông tin khách hàng.</w:t>
+      </w:r>
+    </w:p>
+    <w:p/>
+    <w:p>
+      <w:r>
+        <w:rPr>
+          <w:rStyle w:val="Strong"/>
+          <w:b w:val="0"/>
+          <w:bCs w:val="0"/>
+        </w:rPr>
+        <w:t>b) Business Layer (Logic nghiệp vụ)</w:t>
+      </w:r>
+    </w:p>
+    <w:p>
+      <w:r>
+        <w:rPr>
+          <w:rStyle w:val="Strong"/>
+          <w:b w:val="0"/>
+        </w:rPr>
+        <w:t>Mục đích:</w:t>
+      </w:r>
+      <w:r>
+        <w:t xml:space="preserve"> Xử lý nghiệp vụ bán hàng, kiểm tra tồn kho, tính toán giá, xử lý thanh toán, gửi email.</w:t>
+      </w:r>
+    </w:p>
+    <w:p>
+      <w:r>
+        <w:rPr>
+          <w:rStyle w:val="Strong"/>
+          <w:b w:val="0"/>
+        </w:rPr>
+        <w:t>Thành phần chính:</w:t>
+      </w:r>
+    </w:p>
+    <w:p>
+      <w:r>
+        <w:rPr>
+          <w:rStyle w:val="Strong"/>
+          <w:b w:val="0"/>
+        </w:rPr>
+        <w:t>InventoryService:</w:t>
+      </w:r>
+      <w:r>
+        <w:t xml:space="preserve"> Quản lý số lượng sản phẩm trong kho, kiểm tra tình trạng tồn kho.</w:t>
+      </w:r>
+    </w:p>
+    <w:p>
+      <w:r>
+        <w:rPr>
+          <w:rStyle w:val="Strong"/>
+          <w:b w:val="0"/>
+        </w:rPr>
+        <w:t>PaymentService:</w:t>
+      </w:r>
+      <w:r>
+        <w:t xml:space="preserve"> Xử lý thanh toán online, gọi API VNPay.</w:t>
+      </w:r>
+    </w:p>
+    <w:p>
+      <w:r>
+        <w:rPr>
+          <w:rStyle w:val="Strong"/>
+          <w:b w:val="0"/>
+        </w:rPr>
+        <w:t>EmailService:</w:t>
+      </w:r>
+      <w:r>
+        <w:t xml:space="preserve"> Gửi email xác nhận đơn hàng, sử dụng dịch vụ SMTP.</w:t>
+      </w:r>
+    </w:p>
+    <w:p/>
+    <w:p>
+      <w:r>
+        <w:rPr>
+          <w:rStyle w:val="Strong"/>
+          <w:b w:val="0"/>
+          <w:bCs w:val="0"/>
+        </w:rPr>
+        <w:t>c) Data Layer (Truy xuất dữ liệu)</w:t>
+      </w:r>
+    </w:p>
+    <w:p>
+      <w:r>
+        <w:rPr>
+          <w:rStyle w:val="Strong"/>
+          <w:b w:val="0"/>
+        </w:rPr>
+        <w:t>Mục đích:</w:t>
+      </w:r>
+      <w:r>
+        <w:t xml:space="preserve"> Lưu trữ dữ liệu hệ thống.</w:t>
+      </w:r>
+    </w:p>
+    <w:p>
+      <w:r>
+        <w:rPr>
+          <w:rStyle w:val="Strong"/>
+          <w:b w:val="0"/>
+        </w:rPr>
+        <w:t>Thành phần chính:</w:t>
+      </w:r>
+    </w:p>
+    <w:p>
+      <w:r>
+        <w:rPr>
+          <w:rStyle w:val="Strong"/>
+          <w:b w:val="0"/>
+        </w:rPr>
+        <w:t>ProductRepository:</w:t>
+      </w:r>
+      <w:r>
+        <w:t xml:space="preserve"> Lưu trữ thông tin sản phẩm.</w:t>
+      </w:r>
+    </w:p>
+    <w:p>
+      <w:r>
+        <w:rPr>
+          <w:rStyle w:val="Strong"/>
+          <w:b w:val="0"/>
+        </w:rPr>
+        <w:t>OrderRepository:</w:t>
+      </w:r>
+      <w:r>
+        <w:t xml:space="preserve"> Lưu trữ thông tin đơn hàng.</w:t>
+      </w:r>
+    </w:p>
+    <w:p>
+      <w:r>
+        <w:rPr>
+          <w:rStyle w:val="Strong"/>
+          <w:b w:val="0"/>
+        </w:rPr>
+        <w:t>CustomerRepository:</w:t>
+      </w:r>
+      <w:r>
+        <w:t xml:space="preserve"> Lưu trữ thông tin khách hàng.</w:t>
+      </w:r>
+    </w:p>
+    <w:p/>
+    <w:p>
+      <w:r>
+        <w:rPr>
+          <w:rStyle w:val="Strong"/>
+          <w:b w:val="0"/>
+          <w:bCs w:val="0"/>
+        </w:rPr>
+        <w:t>d) External Services (Dịch vụ bên ngoài)</w:t>
+      </w:r>
+    </w:p>
+    <w:p>
+      <w:r>
+        <w:rPr>
+          <w:rStyle w:val="Strong"/>
+          <w:b w:val="0"/>
+        </w:rPr>
+        <w:t>VNPay:</w:t>
+      </w:r>
+      <w:r>
+        <w:t xml:space="preserve"> Cổng thanh toán online, thực hiện giao dịch.</w:t>
+      </w:r>
+    </w:p>
+    <w:p>
+      <w:r>
+        <w:rPr>
+          <w:rStyle w:val="Strong"/>
+          <w:b w:val="0"/>
+        </w:rPr>
+        <w:t>SMTP Server:</w:t>
+      </w:r>
+      <w:r>
+        <w:t xml:space="preserve"> Dịch vụ gửi email, gửi xác nhận đơn hàng tới khách.</w:t>
+      </w:r>
+    </w:p>
+    <w:p/>
+    <w:p>
+      <w:pPr>
+        <w:rPr>
+          <w:rStyle w:val="Strong"/>
+          <w:b w:val="0"/>
+          <w:bCs w:val="0"/>
+        </w:rPr>
+      </w:pPr>
+      <w:r>
+        <w:rPr>
+          <w:rStyle w:val="Strong"/>
+          <w:b w:val="0"/>
+          <w:bCs w:val="0"/>
+        </w:rPr>
+        <w:t xml:space="preserve">2. Sơ đồ </w:t>
+      </w:r>
+    </w:p>
+    <w:p>
+      <w:r>
+        <w:lastRenderedPageBreak/>
+        <w:drawing>
+          <wp:inline distT="0" distB="0" distL="0" distR="0" wp14:anchorId="7A930F73" wp14:editId="3268E273">
+            <wp:extent cx="5486400" cy="2495550"/>
+            <wp:effectExtent l="0" t="0" r="0" b="0"/>
+            <wp:docPr id="5" name="Picture 5"/>
+            <wp:cNvGraphicFramePr>
+              <a:graphicFrameLocks xmlns:a="http://schemas.openxmlformats.org/drawingml/2006/main" noChangeAspect="1"/>
+            </wp:cNvGraphicFramePr>
+            <a:graphic xmlns:a="http://schemas.openxmlformats.org/drawingml/2006/main">
+              <a:graphicData uri="http://schemas.openxmlformats.org/drawingml/2006/picture">
+                <pic:pic xmlns:pic="http://schemas.openxmlformats.org/drawingml/2006/picture">
+                  <pic:nvPicPr>
+                    <pic:cNvPr id="1" name=""/>
+                    <pic:cNvPicPr/>
+                  </pic:nvPicPr>
+                  <pic:blipFill>
+                    <a:blip r:embed="rId11"/>
+                    <a:stretch>
+                      <a:fillRect/>
+                    </a:stretch>
+                  </pic:blipFill>
+                  <pic:spPr>
+                    <a:xfrm>
+                      <a:off x="0" y="0"/>
+                      <a:ext cx="5486400" cy="2495550"/>
+                    </a:xfrm>
+                    <a:prstGeom prst="rect">
+                      <a:avLst/>
+                    </a:prstGeom>
+                  </pic:spPr>
+                </pic:pic>
+              </a:graphicData>
+            </a:graphic>
+          </wp:inline>
+        </w:drawing>
+      </w:r>
+    </w:p>
+    <w:p/>
+    <w:p>
+      <w:r>
+        <w:rPr>
+          <w:rStyle w:val="Strong"/>
+          <w:b w:val="0"/>
+          <w:bCs w:val="0"/>
+        </w:rPr>
+        <w:t>3. Mô tả ngắn về các thành phần</w:t>
+      </w:r>
+    </w:p>
+    <w:p>
+      <w:r>
+        <w:rPr>
+          <w:rStyle w:val="Strong"/>
+          <w:b w:val="0"/>
+        </w:rPr>
+        <w:t>InventoryService:</w:t>
+      </w:r>
+    </w:p>
+    <w:p>
+      <w:r>
+        <w:t>Kiểm tra số lượng tồn kho trước khi xác nhận đơn hàng.</w:t>
+      </w:r>
+    </w:p>
+    <w:p>
+      <w:r>
+        <w:t>Cập nhật số lượng tồn kho sau khi bán hàng.</w:t>
+      </w:r>
+    </w:p>
+    <w:p>
+      <w:r>
+        <w:rPr>
+          <w:rStyle w:val="Strong"/>
+          <w:b w:val="0"/>
+        </w:rPr>
+        <w:t>PaymentService:</w:t>
+      </w:r>
+    </w:p>
+    <w:p>
+      <w:r>
+        <w:t>Tích hợp VNPay để thực hiện thanh toán online.</w:t>
+      </w:r>
+    </w:p>
+    <w:p>
+      <w:r>
+        <w:t>Xử lý kết quả thanh toán (thành công/thất bại).</w:t>
+      </w:r>
+    </w:p>
+    <w:p>
+      <w:r>
+        <w:rPr>
+          <w:rStyle w:val="Strong"/>
+          <w:b w:val="0"/>
+        </w:rPr>
+        <w:t>EmailService:</w:t>
+      </w:r>
+    </w:p>
+    <w:p>
+      <w:r>
+        <w:t>Gửi email xác nhận đơn hàng cho khách hàng sử dụng SMTP.</w:t>
+      </w:r>
+    </w:p>
+    <w:p>
+      <w:r>
+        <w:t>Có thể gửi thông báo về trạng thái đơn hàng.</w:t>
+      </w:r>
+    </w:p>
+    <w:p>
+      <w:r>
+        <w:rPr>
+          <w:rStyle w:val="Strong"/>
+          <w:b w:val="0"/>
+        </w:rPr>
+        <w:t>ProductRepository, OrderRepository, CustomerRepository:</w:t>
+      </w:r>
+    </w:p>
+    <w:p>
+      <w:r>
+        <w:t>Chịu trách nhiệm truy xuất và lưu dữ liệu sản phẩm, đơn hàng và khách hàng.</w:t>
+      </w:r>
+    </w:p>
+    <w:p>
+      <w:r>
+        <w:rPr>
+          <w:rStyle w:val="Strong"/>
+          <w:b w:val="0"/>
+        </w:rPr>
+        <w:t>VNPay &amp; SMTP:</w:t>
+      </w:r>
+    </w:p>
+    <w:p>
+      <w:r>
+        <w:t>Là dịch vụ bên ngoài, không trực tiếp lưu trữ dữ liệu nội bộ, được gọi thông qua API từ Business Layer.</w:t>
       </w:r>
     </w:p>
     <w:p>
@@ -1552,6 +2485,7 @@
     </w:p>
     <w:p>
       <w:r>
+        <w:lastRenderedPageBreak/>
         <w:t>Use Case → Module mapping (ví dụ):</w:t>
       </w:r>
       <w:r>
@@ -1589,17 +2523,11 @@
       </w:r>
       <w:r>
         <w:br/>
-        <w:t>- Da</w:t>
-      </w:r>
-      <w:bookmarkStart w:id="0" w:name="_GoBack"/>
-      <w:bookmarkEnd w:id="0"/>
-      <w:r>
-        <w:t>tabase (Data): user_db, course_db, quiz_db, result_db</w:t>
-      </w:r>
-    </w:p>
-    <w:p>
-      <w:r>
-        <w:lastRenderedPageBreak/>
+        <w:t>- Database (Data): user_db, course_db, quiz_db, result_db</w:t>
+      </w:r>
+    </w:p>
+    <w:p>
+      <w:r>
         <w:t>Ví dụ luồng: Frontend gửi yêu cầu làm quiz → QuizController → QuizService validate → QuizRepository lưu câu trả lời → ResultService chấm và lưu điểm.</w:t>
       </w:r>
     </w:p>
@@ -1684,6 +2612,7 @@
     </w:p>
     <w:p>
       <w:r>
+        <w:lastRenderedPageBreak/>
         <w:t>BÀI 10: Tổng hợp hệ thống học trực tuyến - class diagram &amp; sequence</w:t>
       </w:r>
     </w:p>
@@ -1716,7 +2645,6 @@
     </w:p>
     <w:p>
       <w:r>
-        <w:lastRenderedPageBreak/>
         <w:t>Sequence diagram (mô tả nghiệp vụ 'Sinh viên đăng ký khóa học'):</w:t>
       </w:r>
       <w:r>
@@ -1758,9 +2686,215 @@
 <file path=word/numbering.xml><?xml version="1.0" encoding="utf-8"?>
 <w:numbering xmlns:wpc="http://schemas.microsoft.com/office/word/2010/wordprocessingCanvas" xmlns:cx="http://schemas.microsoft.com/office/drawing/2014/chartex" xmlns:mc="http://schemas.openxmlformats.org/markup-compatibility/2006" xmlns:o="urn:schemas-microsoft-com:office:office" xmlns:r="http://schemas.openxmlformats.org/officeDocument/2006/relationships" xmlns:m="http://schemas.openxmlformats.org/officeDocument/2006/math" xmlns:v="urn:schemas-microsoft-com:vml" xmlns:wp14="http://schemas.microsoft.com/office/word/2010/wordprocessingDrawing" xmlns:wp="http://schemas.openxmlformats.org/drawingml/2006/wordprocessingDrawing" xmlns:w10="urn:schemas-microsoft-com:office:word" xmlns:w="http://schemas.openxmlformats.org/wordprocessingml/2006/main" xmlns:w14="http://schemas.microsoft.com/office/word/2010/wordml" xmlns:w15="http://schemas.microsoft.com/office/word/2012/wordml" xmlns:w16se="http://schemas.microsoft.com/office/word/2015/wordml/symex" xmlns:wpg="http://schemas.microsoft.com/office/word/2010/wordprocessingGroup" xmlns:wpi="http://schemas.microsoft.com/office/word/2010/wordprocessingInk" xmlns:wne="http://schemas.microsoft.com/office/word/2006/wordml" xmlns:wps="http://schemas.microsoft.com/office/word/2010/wordprocessingShape" mc:Ignorable="w14 w15 w16se wp14">
   <w:abstractNum w:abstractNumId="0" w15:restartNumberingAfterBreak="0">
-    <w:nsid w:val="FFFFFF7C"/>
+    <w:nsid w:val="FFFFFF7E"/>
     <w:multiLevelType w:val="singleLevel"/>
-    <w:tmpl w:val="C310EC42"/>
+    <w:tmpl w:val="FB12693A"/>
+    <w:lvl w:ilvl="0">
+      <w:start w:val="1"/>
+      <w:numFmt w:val="decimal"/>
+      <w:pStyle w:val="ListNumber3"/>
+      <w:lvlText w:val="%1."/>
+      <w:lvlJc w:val="left"/>
+      <w:pPr>
+        <w:tabs>
+          <w:tab w:val="num" w:pos="1080"/>
+        </w:tabs>
+        <w:ind w:left="1080" w:hanging="360"/>
+      </w:pPr>
+    </w:lvl>
+  </w:abstractNum>
+  <w:abstractNum w:abstractNumId="1" w15:restartNumberingAfterBreak="0">
+    <w:nsid w:val="FFFFFF7F"/>
+    <w:multiLevelType w:val="singleLevel"/>
+    <w:tmpl w:val="38441652"/>
+    <w:lvl w:ilvl="0">
+      <w:start w:val="1"/>
+      <w:numFmt w:val="decimal"/>
+      <w:pStyle w:val="ListNumber2"/>
+      <w:lvlText w:val="%1."/>
+      <w:lvlJc w:val="left"/>
+      <w:pPr>
+        <w:tabs>
+          <w:tab w:val="num" w:pos="720"/>
+        </w:tabs>
+        <w:ind w:left="720" w:hanging="360"/>
+      </w:pPr>
+    </w:lvl>
+  </w:abstractNum>
+  <w:abstractNum w:abstractNumId="2" w15:restartNumberingAfterBreak="0">
+    <w:nsid w:val="FFFFFF82"/>
+    <w:multiLevelType w:val="singleLevel"/>
+    <w:tmpl w:val="F3EAFDEC"/>
+    <w:lvl w:ilvl="0">
+      <w:start w:val="1"/>
+      <w:numFmt w:val="bullet"/>
+      <w:pStyle w:val="ListBullet3"/>
+      <w:lvlText w:val=""/>
+      <w:lvlJc w:val="left"/>
+      <w:pPr>
+        <w:tabs>
+          <w:tab w:val="num" w:pos="1080"/>
+        </w:tabs>
+        <w:ind w:left="1080" w:hanging="360"/>
+      </w:pPr>
+      <w:rPr>
+        <w:rFonts w:ascii="Symbol" w:hAnsi="Symbol" w:hint="default"/>
+      </w:rPr>
+    </w:lvl>
+  </w:abstractNum>
+  <w:abstractNum w:abstractNumId="3" w15:restartNumberingAfterBreak="0">
+    <w:nsid w:val="FFFFFF83"/>
+    <w:multiLevelType w:val="singleLevel"/>
+    <w:tmpl w:val="3D1EFFD4"/>
+    <w:lvl w:ilvl="0">
+      <w:start w:val="1"/>
+      <w:numFmt w:val="bullet"/>
+      <w:pStyle w:val="ListBullet2"/>
+      <w:lvlText w:val=""/>
+      <w:lvlJc w:val="left"/>
+      <w:pPr>
+        <w:tabs>
+          <w:tab w:val="num" w:pos="720"/>
+        </w:tabs>
+        <w:ind w:left="720" w:hanging="360"/>
+      </w:pPr>
+      <w:rPr>
+        <w:rFonts w:ascii="Symbol" w:hAnsi="Symbol" w:hint="default"/>
+      </w:rPr>
+    </w:lvl>
+  </w:abstractNum>
+  <w:abstractNum w:abstractNumId="4" w15:restartNumberingAfterBreak="0">
+    <w:nsid w:val="FFFFFF88"/>
+    <w:multiLevelType w:val="singleLevel"/>
+    <w:tmpl w:val="D0A62B40"/>
+    <w:lvl w:ilvl="0">
+      <w:start w:val="1"/>
+      <w:numFmt w:val="decimal"/>
+      <w:pStyle w:val="ListNumber"/>
+      <w:lvlText w:val="%1."/>
+      <w:lvlJc w:val="left"/>
+      <w:pPr>
+        <w:tabs>
+          <w:tab w:val="num" w:pos="360"/>
+        </w:tabs>
+        <w:ind w:left="360" w:hanging="360"/>
+      </w:pPr>
+    </w:lvl>
+  </w:abstractNum>
+  <w:abstractNum w:abstractNumId="5" w15:restartNumberingAfterBreak="0">
+    <w:nsid w:val="FFFFFF89"/>
+    <w:multiLevelType w:val="singleLevel"/>
+    <w:tmpl w:val="29761A62"/>
+    <w:lvl w:ilvl="0">
+      <w:start w:val="1"/>
+      <w:numFmt w:val="bullet"/>
+      <w:pStyle w:val="ListBullet"/>
+      <w:lvlText w:val=""/>
+      <w:lvlJc w:val="left"/>
+      <w:pPr>
+        <w:tabs>
+          <w:tab w:val="num" w:pos="360"/>
+        </w:tabs>
+        <w:ind w:left="360" w:hanging="360"/>
+      </w:pPr>
+      <w:rPr>
+        <w:rFonts w:ascii="Symbol" w:hAnsi="Symbol" w:hint="default"/>
+      </w:rPr>
+    </w:lvl>
+  </w:abstractNum>
+  <w:abstractNum w:abstractNumId="6" w15:restartNumberingAfterBreak="0">
+    <w:nsid w:val="006B3786"/>
+    <w:multiLevelType w:val="hybridMultilevel"/>
+    <w:tmpl w:val="FCA4D9D2"/>
+    <w:lvl w:ilvl="0" w:tplc="5434D062">
+      <w:start w:val="1"/>
+      <w:numFmt w:val="lowerRoman"/>
+      <w:lvlText w:val="%1."/>
+      <w:lvlJc w:val="left"/>
+      <w:pPr>
+        <w:ind w:left="1800" w:hanging="720"/>
+      </w:pPr>
+      <w:rPr>
+        <w:rFonts w:hint="default"/>
+      </w:rPr>
+    </w:lvl>
+    <w:lvl w:ilvl="1" w:tplc="04090019" w:tentative="1">
+      <w:start w:val="1"/>
+      <w:numFmt w:val="lowerLetter"/>
+      <w:lvlText w:val="%2."/>
+      <w:lvlJc w:val="left"/>
+      <w:pPr>
+        <w:ind w:left="2160" w:hanging="360"/>
+      </w:pPr>
+    </w:lvl>
+    <w:lvl w:ilvl="2" w:tplc="0409001B" w:tentative="1">
+      <w:start w:val="1"/>
+      <w:numFmt w:val="lowerRoman"/>
+      <w:lvlText w:val="%3."/>
+      <w:lvlJc w:val="right"/>
+      <w:pPr>
+        <w:ind w:left="2880" w:hanging="180"/>
+      </w:pPr>
+    </w:lvl>
+    <w:lvl w:ilvl="3" w:tplc="0409000F" w:tentative="1">
+      <w:start w:val="1"/>
+      <w:numFmt w:val="decimal"/>
+      <w:lvlText w:val="%4."/>
+      <w:lvlJc w:val="left"/>
+      <w:pPr>
+        <w:ind w:left="3600" w:hanging="360"/>
+      </w:pPr>
+    </w:lvl>
+    <w:lvl w:ilvl="4" w:tplc="04090019" w:tentative="1">
+      <w:start w:val="1"/>
+      <w:numFmt w:val="lowerLetter"/>
+      <w:lvlText w:val="%5."/>
+      <w:lvlJc w:val="left"/>
+      <w:pPr>
+        <w:ind w:left="4320" w:hanging="360"/>
+      </w:pPr>
+    </w:lvl>
+    <w:lvl w:ilvl="5" w:tplc="0409001B" w:tentative="1">
+      <w:start w:val="1"/>
+      <w:numFmt w:val="lowerRoman"/>
+      <w:lvlText w:val="%6."/>
+      <w:lvlJc w:val="right"/>
+      <w:pPr>
+        <w:ind w:left="5040" w:hanging="180"/>
+      </w:pPr>
+    </w:lvl>
+    <w:lvl w:ilvl="6" w:tplc="0409000F" w:tentative="1">
+      <w:start w:val="1"/>
+      <w:numFmt w:val="decimal"/>
+      <w:lvlText w:val="%7."/>
+      <w:lvlJc w:val="left"/>
+      <w:pPr>
+        <w:ind w:left="5760" w:hanging="360"/>
+      </w:pPr>
+    </w:lvl>
+    <w:lvl w:ilvl="7" w:tplc="04090019" w:tentative="1">
+      <w:start w:val="1"/>
+      <w:numFmt w:val="lowerLetter"/>
+      <w:lvlText w:val="%8."/>
+      <w:lvlJc w:val="left"/>
+      <w:pPr>
+        <w:ind w:left="6480" w:hanging="360"/>
+      </w:pPr>
+    </w:lvl>
+    <w:lvl w:ilvl="8" w:tplc="0409001B" w:tentative="1">
+      <w:start w:val="1"/>
+      <w:numFmt w:val="lowerRoman"/>
+      <w:lvlText w:val="%9."/>
+      <w:lvlJc w:val="right"/>
+      <w:pPr>
+        <w:ind w:left="7200" w:hanging="180"/>
+      </w:pPr>
+    </w:lvl>
+  </w:abstractNum>
+  <w:abstractNum w:abstractNumId="7" w15:restartNumberingAfterBreak="0">
+    <w:nsid w:val="08F0020F"/>
+    <w:multiLevelType w:val="multilevel"/>
+    <w:tmpl w:val="3D3EFD3A"/>
     <w:lvl w:ilvl="0">
       <w:start w:val="1"/>
       <w:numFmt w:val="decimal"/>
@@ -1768,20 +2902,15 @@
       <w:lvlJc w:val="left"/>
       <w:pPr>
         <w:tabs>
-          <w:tab w:val="num" w:pos="1800"/>
+          <w:tab w:val="num" w:pos="720"/>
         </w:tabs>
-        <w:ind w:left="1800" w:hanging="360"/>
-      </w:pPr>
-    </w:lvl>
-  </w:abstractNum>
-  <w:abstractNum w:abstractNumId="1" w15:restartNumberingAfterBreak="0">
-    <w:nsid w:val="FFFFFF7D"/>
-    <w:multiLevelType w:val="singleLevel"/>
-    <w:tmpl w:val="E4089024"/>
-    <w:lvl w:ilvl="0">
-      <w:start w:val="1"/>
-      <w:numFmt w:val="decimal"/>
-      <w:lvlText w:val="%1."/>
+        <w:ind w:left="720" w:hanging="360"/>
+      </w:pPr>
+    </w:lvl>
+    <w:lvl w:ilvl="1">
+      <w:start w:val="1"/>
+      <w:numFmt w:val="bullet"/>
+      <w:lvlText w:val="o"/>
       <w:lvlJc w:val="left"/>
       <w:pPr>
         <w:tabs>
@@ -1789,35 +2918,193 @@
         </w:tabs>
         <w:ind w:left="1440" w:hanging="360"/>
       </w:pPr>
+      <w:rPr>
+        <w:rFonts w:ascii="Courier New" w:hAnsi="Courier New" w:hint="default"/>
+        <w:sz w:val="20"/>
+      </w:rPr>
+    </w:lvl>
+    <w:lvl w:ilvl="2" w:tentative="1">
+      <w:start w:val="1"/>
+      <w:numFmt w:val="decimal"/>
+      <w:lvlText w:val="%3."/>
+      <w:lvlJc w:val="left"/>
+      <w:pPr>
+        <w:tabs>
+          <w:tab w:val="num" w:pos="2160"/>
+        </w:tabs>
+        <w:ind w:left="2160" w:hanging="360"/>
+      </w:pPr>
+    </w:lvl>
+    <w:lvl w:ilvl="3" w:tentative="1">
+      <w:start w:val="1"/>
+      <w:numFmt w:val="decimal"/>
+      <w:lvlText w:val="%4."/>
+      <w:lvlJc w:val="left"/>
+      <w:pPr>
+        <w:tabs>
+          <w:tab w:val="num" w:pos="2880"/>
+        </w:tabs>
+        <w:ind w:left="2880" w:hanging="360"/>
+      </w:pPr>
+    </w:lvl>
+    <w:lvl w:ilvl="4" w:tentative="1">
+      <w:start w:val="1"/>
+      <w:numFmt w:val="decimal"/>
+      <w:lvlText w:val="%5."/>
+      <w:lvlJc w:val="left"/>
+      <w:pPr>
+        <w:tabs>
+          <w:tab w:val="num" w:pos="3600"/>
+        </w:tabs>
+        <w:ind w:left="3600" w:hanging="360"/>
+      </w:pPr>
+    </w:lvl>
+    <w:lvl w:ilvl="5" w:tentative="1">
+      <w:start w:val="1"/>
+      <w:numFmt w:val="decimal"/>
+      <w:lvlText w:val="%6."/>
+      <w:lvlJc w:val="left"/>
+      <w:pPr>
+        <w:tabs>
+          <w:tab w:val="num" w:pos="4320"/>
+        </w:tabs>
+        <w:ind w:left="4320" w:hanging="360"/>
+      </w:pPr>
+    </w:lvl>
+    <w:lvl w:ilvl="6" w:tentative="1">
+      <w:start w:val="1"/>
+      <w:numFmt w:val="decimal"/>
+      <w:lvlText w:val="%7."/>
+      <w:lvlJc w:val="left"/>
+      <w:pPr>
+        <w:tabs>
+          <w:tab w:val="num" w:pos="5040"/>
+        </w:tabs>
+        <w:ind w:left="5040" w:hanging="360"/>
+      </w:pPr>
+    </w:lvl>
+    <w:lvl w:ilvl="7" w:tentative="1">
+      <w:start w:val="1"/>
+      <w:numFmt w:val="decimal"/>
+      <w:lvlText w:val="%8."/>
+      <w:lvlJc w:val="left"/>
+      <w:pPr>
+        <w:tabs>
+          <w:tab w:val="num" w:pos="5760"/>
+        </w:tabs>
+        <w:ind w:left="5760" w:hanging="360"/>
+      </w:pPr>
+    </w:lvl>
+    <w:lvl w:ilvl="8" w:tentative="1">
+      <w:start w:val="1"/>
+      <w:numFmt w:val="decimal"/>
+      <w:lvlText w:val="%9."/>
+      <w:lvlJc w:val="left"/>
+      <w:pPr>
+        <w:tabs>
+          <w:tab w:val="num" w:pos="6480"/>
+        </w:tabs>
+        <w:ind w:left="6480" w:hanging="360"/>
+      </w:pPr>
     </w:lvl>
   </w:abstractNum>
-  <w:abstractNum w:abstractNumId="2" w15:restartNumberingAfterBreak="0">
-    <w:nsid w:val="FFFFFF7E"/>
-    <w:multiLevelType w:val="singleLevel"/>
-    <w:tmpl w:val="FB12693A"/>
-    <w:lvl w:ilvl="0">
+  <w:abstractNum w:abstractNumId="8" w15:restartNumberingAfterBreak="0">
+    <w:nsid w:val="174A1C57"/>
+    <w:multiLevelType w:val="hybridMultilevel"/>
+    <w:tmpl w:val="82848058"/>
+    <w:lvl w:ilvl="0" w:tplc="0409000F">
       <w:start w:val="1"/>
       <w:numFmt w:val="decimal"/>
-      <w:pStyle w:val="ListNumber3"/>
       <w:lvlText w:val="%1."/>
       <w:lvlJc w:val="left"/>
       <w:pPr>
-        <w:tabs>
-          <w:tab w:val="num" w:pos="1080"/>
-        </w:tabs>
-        <w:ind w:left="1080" w:hanging="360"/>
+        <w:ind w:left="720" w:hanging="360"/>
+      </w:pPr>
+      <w:rPr>
+        <w:rFonts w:hint="default"/>
+      </w:rPr>
+    </w:lvl>
+    <w:lvl w:ilvl="1" w:tplc="04090019" w:tentative="1">
+      <w:start w:val="1"/>
+      <w:numFmt w:val="lowerLetter"/>
+      <w:lvlText w:val="%2."/>
+      <w:lvlJc w:val="left"/>
+      <w:pPr>
+        <w:ind w:left="1440" w:hanging="360"/>
+      </w:pPr>
+    </w:lvl>
+    <w:lvl w:ilvl="2" w:tplc="0409001B" w:tentative="1">
+      <w:start w:val="1"/>
+      <w:numFmt w:val="lowerRoman"/>
+      <w:lvlText w:val="%3."/>
+      <w:lvlJc w:val="right"/>
+      <w:pPr>
+        <w:ind w:left="2160" w:hanging="180"/>
+      </w:pPr>
+    </w:lvl>
+    <w:lvl w:ilvl="3" w:tplc="0409000F" w:tentative="1">
+      <w:start w:val="1"/>
+      <w:numFmt w:val="decimal"/>
+      <w:lvlText w:val="%4."/>
+      <w:lvlJc w:val="left"/>
+      <w:pPr>
+        <w:ind w:left="2880" w:hanging="360"/>
+      </w:pPr>
+    </w:lvl>
+    <w:lvl w:ilvl="4" w:tplc="04090019" w:tentative="1">
+      <w:start w:val="1"/>
+      <w:numFmt w:val="lowerLetter"/>
+      <w:lvlText w:val="%5."/>
+      <w:lvlJc w:val="left"/>
+      <w:pPr>
+        <w:ind w:left="3600" w:hanging="360"/>
+      </w:pPr>
+    </w:lvl>
+    <w:lvl w:ilvl="5" w:tplc="0409001B" w:tentative="1">
+      <w:start w:val="1"/>
+      <w:numFmt w:val="lowerRoman"/>
+      <w:lvlText w:val="%6."/>
+      <w:lvlJc w:val="right"/>
+      <w:pPr>
+        <w:ind w:left="4320" w:hanging="180"/>
+      </w:pPr>
+    </w:lvl>
+    <w:lvl w:ilvl="6" w:tplc="0409000F" w:tentative="1">
+      <w:start w:val="1"/>
+      <w:numFmt w:val="decimal"/>
+      <w:lvlText w:val="%7."/>
+      <w:lvlJc w:val="left"/>
+      <w:pPr>
+        <w:ind w:left="5040" w:hanging="360"/>
+      </w:pPr>
+    </w:lvl>
+    <w:lvl w:ilvl="7" w:tplc="04090019" w:tentative="1">
+      <w:start w:val="1"/>
+      <w:numFmt w:val="lowerLetter"/>
+      <w:lvlText w:val="%8."/>
+      <w:lvlJc w:val="left"/>
+      <w:pPr>
+        <w:ind w:left="5760" w:hanging="360"/>
+      </w:pPr>
+    </w:lvl>
+    <w:lvl w:ilvl="8" w:tplc="0409001B" w:tentative="1">
+      <w:start w:val="1"/>
+      <w:numFmt w:val="lowerRoman"/>
+      <w:lvlText w:val="%9."/>
+      <w:lvlJc w:val="right"/>
+      <w:pPr>
+        <w:ind w:left="6480" w:hanging="180"/>
       </w:pPr>
     </w:lvl>
   </w:abstractNum>
-  <w:abstractNum w:abstractNumId="3" w15:restartNumberingAfterBreak="0">
-    <w:nsid w:val="FFFFFF7F"/>
-    <w:multiLevelType w:val="singleLevel"/>
-    <w:tmpl w:val="38441652"/>
+  <w:abstractNum w:abstractNumId="9" w15:restartNumberingAfterBreak="0">
+    <w:nsid w:val="1F9F48FC"/>
+    <w:multiLevelType w:val="multilevel"/>
+    <w:tmpl w:val="47CA7B74"/>
     <w:lvl w:ilvl="0">
       <w:start w:val="1"/>
-      <w:numFmt w:val="decimal"/>
-      <w:pStyle w:val="ListNumber2"/>
-      <w:lvlText w:val="%1."/>
+      <w:numFmt w:val="bullet"/>
+      <w:lvlText w:val=""/>
       <w:lvlJc w:val="left"/>
       <w:pPr>
         <w:tabs>
@@ -1825,16 +3112,15 @@
         </w:tabs>
         <w:ind w:left="720" w:hanging="360"/>
       </w:pPr>
-    </w:lvl>
-  </w:abstractNum>
-  <w:abstractNum w:abstractNumId="4" w15:restartNumberingAfterBreak="0">
-    <w:nsid w:val="FFFFFF81"/>
-    <w:multiLevelType w:val="singleLevel"/>
-    <w:tmpl w:val="171AC3A4"/>
-    <w:lvl w:ilvl="0">
+      <w:rPr>
+        <w:rFonts w:ascii="Symbol" w:hAnsi="Symbol" w:hint="default"/>
+        <w:sz w:val="20"/>
+      </w:rPr>
+    </w:lvl>
+    <w:lvl w:ilvl="1">
       <w:start w:val="1"/>
       <w:numFmt w:val="bullet"/>
-      <w:lvlText w:val=""/>
+      <w:lvlText w:val="o"/>
       <w:lvlJc w:val="left"/>
       <w:pPr>
         <w:tabs>
@@ -1843,767 +3129,6 @@
         <w:ind w:left="1440" w:hanging="360"/>
       </w:pPr>
       <w:rPr>
-        <w:rFonts w:ascii="Symbol" w:hAnsi="Symbol" w:hint="default"/>
-      </w:rPr>
-    </w:lvl>
-  </w:abstractNum>
-  <w:abstractNum w:abstractNumId="5" w15:restartNumberingAfterBreak="0">
-    <w:nsid w:val="FFFFFF82"/>
-    <w:multiLevelType w:val="singleLevel"/>
-    <w:tmpl w:val="F3EAFDEC"/>
-    <w:lvl w:ilvl="0">
-      <w:start w:val="1"/>
-      <w:numFmt w:val="bullet"/>
-      <w:pStyle w:val="ListBullet3"/>
-      <w:lvlText w:val=""/>
-      <w:lvlJc w:val="left"/>
-      <w:pPr>
-        <w:tabs>
-          <w:tab w:val="num" w:pos="1080"/>
-        </w:tabs>
-        <w:ind w:left="1080" w:hanging="360"/>
-      </w:pPr>
-      <w:rPr>
-        <w:rFonts w:ascii="Symbol" w:hAnsi="Symbol" w:hint="default"/>
-      </w:rPr>
-    </w:lvl>
-  </w:abstractNum>
-  <w:abstractNum w:abstractNumId="6" w15:restartNumberingAfterBreak="0">
-    <w:nsid w:val="FFFFFF83"/>
-    <w:multiLevelType w:val="singleLevel"/>
-    <w:tmpl w:val="3D1EFFD4"/>
-    <w:lvl w:ilvl="0">
-      <w:start w:val="1"/>
-      <w:numFmt w:val="bullet"/>
-      <w:pStyle w:val="ListBullet2"/>
-      <w:lvlText w:val=""/>
-      <w:lvlJc w:val="left"/>
-      <w:pPr>
-        <w:tabs>
-          <w:tab w:val="num" w:pos="720"/>
-        </w:tabs>
-        <w:ind w:left="720" w:hanging="360"/>
-      </w:pPr>
-      <w:rPr>
-        <w:rFonts w:ascii="Symbol" w:hAnsi="Symbol" w:hint="default"/>
-      </w:rPr>
-    </w:lvl>
-  </w:abstractNum>
-  <w:abstractNum w:abstractNumId="7" w15:restartNumberingAfterBreak="0">
-    <w:nsid w:val="FFFFFF88"/>
-    <w:multiLevelType w:val="singleLevel"/>
-    <w:tmpl w:val="D0A62B40"/>
-    <w:lvl w:ilvl="0">
-      <w:start w:val="1"/>
-      <w:numFmt w:val="decimal"/>
-      <w:pStyle w:val="ListNumber"/>
-      <w:lvlText w:val="%1."/>
-      <w:lvlJc w:val="left"/>
-      <w:pPr>
-        <w:tabs>
-          <w:tab w:val="num" w:pos="360"/>
-        </w:tabs>
-        <w:ind w:left="360" w:hanging="360"/>
-      </w:pPr>
-    </w:lvl>
-  </w:abstractNum>
-  <w:abstractNum w:abstractNumId="8" w15:restartNumberingAfterBreak="0">
-    <w:nsid w:val="FFFFFF89"/>
-    <w:multiLevelType w:val="singleLevel"/>
-    <w:tmpl w:val="29761A62"/>
-    <w:lvl w:ilvl="0">
-      <w:start w:val="1"/>
-      <w:numFmt w:val="bullet"/>
-      <w:pStyle w:val="ListBullet"/>
-      <w:lvlText w:val=""/>
-      <w:lvlJc w:val="left"/>
-      <w:pPr>
-        <w:tabs>
-          <w:tab w:val="num" w:pos="360"/>
-        </w:tabs>
-        <w:ind w:left="360" w:hanging="360"/>
-      </w:pPr>
-      <w:rPr>
-        <w:rFonts w:ascii="Symbol" w:hAnsi="Symbol" w:hint="default"/>
-      </w:rPr>
-    </w:lvl>
-  </w:abstractNum>
-  <w:abstractNum w:abstractNumId="9" w15:restartNumberingAfterBreak="0">
-    <w:nsid w:val="006B3786"/>
-    <w:multiLevelType w:val="hybridMultilevel"/>
-    <w:tmpl w:val="FCA4D9D2"/>
-    <w:lvl w:ilvl="0" w:tplc="5434D062">
-      <w:start w:val="1"/>
-      <w:numFmt w:val="lowerRoman"/>
-      <w:lvlText w:val="%1."/>
-      <w:lvlJc w:val="left"/>
-      <w:pPr>
-        <w:ind w:left="1800" w:hanging="720"/>
-      </w:pPr>
-      <w:rPr>
-        <w:rFonts w:hint="default"/>
-      </w:rPr>
-    </w:lvl>
-    <w:lvl w:ilvl="1" w:tplc="04090019" w:tentative="1">
-      <w:start w:val="1"/>
-      <w:numFmt w:val="lowerLetter"/>
-      <w:lvlText w:val="%2."/>
-      <w:lvlJc w:val="left"/>
-      <w:pPr>
-        <w:ind w:left="2160" w:hanging="360"/>
-      </w:pPr>
-    </w:lvl>
-    <w:lvl w:ilvl="2" w:tplc="0409001B" w:tentative="1">
-      <w:start w:val="1"/>
-      <w:numFmt w:val="lowerRoman"/>
-      <w:lvlText w:val="%3."/>
-      <w:lvlJc w:val="right"/>
-      <w:pPr>
-        <w:ind w:left="2880" w:hanging="180"/>
-      </w:pPr>
-    </w:lvl>
-    <w:lvl w:ilvl="3" w:tplc="0409000F" w:tentative="1">
-      <w:start w:val="1"/>
-      <w:numFmt w:val="decimal"/>
-      <w:lvlText w:val="%4."/>
-      <w:lvlJc w:val="left"/>
-      <w:pPr>
-        <w:ind w:left="3600" w:hanging="360"/>
-      </w:pPr>
-    </w:lvl>
-    <w:lvl w:ilvl="4" w:tplc="04090019" w:tentative="1">
-      <w:start w:val="1"/>
-      <w:numFmt w:val="lowerLetter"/>
-      <w:lvlText w:val="%5."/>
-      <w:lvlJc w:val="left"/>
-      <w:pPr>
-        <w:ind w:left="4320" w:hanging="360"/>
-      </w:pPr>
-    </w:lvl>
-    <w:lvl w:ilvl="5" w:tplc="0409001B" w:tentative="1">
-      <w:start w:val="1"/>
-      <w:numFmt w:val="lowerRoman"/>
-      <w:lvlText w:val="%6."/>
-      <w:lvlJc w:val="right"/>
-      <w:pPr>
-        <w:ind w:left="5040" w:hanging="180"/>
-      </w:pPr>
-    </w:lvl>
-    <w:lvl w:ilvl="6" w:tplc="0409000F" w:tentative="1">
-      <w:start w:val="1"/>
-      <w:numFmt w:val="decimal"/>
-      <w:lvlText w:val="%7."/>
-      <w:lvlJc w:val="left"/>
-      <w:pPr>
-        <w:ind w:left="5760" w:hanging="360"/>
-      </w:pPr>
-    </w:lvl>
-    <w:lvl w:ilvl="7" w:tplc="04090019" w:tentative="1">
-      <w:start w:val="1"/>
-      <w:numFmt w:val="lowerLetter"/>
-      <w:lvlText w:val="%8."/>
-      <w:lvlJc w:val="left"/>
-      <w:pPr>
-        <w:ind w:left="6480" w:hanging="360"/>
-      </w:pPr>
-    </w:lvl>
-    <w:lvl w:ilvl="8" w:tplc="0409001B" w:tentative="1">
-      <w:start w:val="1"/>
-      <w:numFmt w:val="lowerRoman"/>
-      <w:lvlText w:val="%9."/>
-      <w:lvlJc w:val="right"/>
-      <w:pPr>
-        <w:ind w:left="7200" w:hanging="180"/>
-      </w:pPr>
-    </w:lvl>
-  </w:abstractNum>
-  <w:abstractNum w:abstractNumId="10" w15:restartNumberingAfterBreak="0">
-    <w:nsid w:val="01DC1125"/>
-    <w:multiLevelType w:val="hybridMultilevel"/>
-    <w:tmpl w:val="DE201404"/>
-    <w:lvl w:ilvl="0" w:tplc="71D8D034">
-      <w:start w:val="1"/>
-      <w:numFmt w:val="lowerRoman"/>
-      <w:lvlText w:val="%1."/>
-      <w:lvlJc w:val="left"/>
-      <w:pPr>
-        <w:ind w:left="1800" w:hanging="720"/>
-      </w:pPr>
-      <w:rPr>
-        <w:rFonts w:hint="default"/>
-      </w:rPr>
-    </w:lvl>
-    <w:lvl w:ilvl="1" w:tplc="04090019" w:tentative="1">
-      <w:start w:val="1"/>
-      <w:numFmt w:val="lowerLetter"/>
-      <w:lvlText w:val="%2."/>
-      <w:lvlJc w:val="left"/>
-      <w:pPr>
-        <w:ind w:left="2160" w:hanging="360"/>
-      </w:pPr>
-    </w:lvl>
-    <w:lvl w:ilvl="2" w:tplc="0409001B" w:tentative="1">
-      <w:start w:val="1"/>
-      <w:numFmt w:val="lowerRoman"/>
-      <w:lvlText w:val="%3."/>
-      <w:lvlJc w:val="right"/>
-      <w:pPr>
-        <w:ind w:left="2880" w:hanging="180"/>
-      </w:pPr>
-    </w:lvl>
-    <w:lvl w:ilvl="3" w:tplc="0409000F" w:tentative="1">
-      <w:start w:val="1"/>
-      <w:numFmt w:val="decimal"/>
-      <w:lvlText w:val="%4."/>
-      <w:lvlJc w:val="left"/>
-      <w:pPr>
-        <w:ind w:left="3600" w:hanging="360"/>
-      </w:pPr>
-    </w:lvl>
-    <w:lvl w:ilvl="4" w:tplc="04090019" w:tentative="1">
-      <w:start w:val="1"/>
-      <w:numFmt w:val="lowerLetter"/>
-      <w:lvlText w:val="%5."/>
-      <w:lvlJc w:val="left"/>
-      <w:pPr>
-        <w:ind w:left="4320" w:hanging="360"/>
-      </w:pPr>
-    </w:lvl>
-    <w:lvl w:ilvl="5" w:tplc="0409001B" w:tentative="1">
-      <w:start w:val="1"/>
-      <w:numFmt w:val="lowerRoman"/>
-      <w:lvlText w:val="%6."/>
-      <w:lvlJc w:val="right"/>
-      <w:pPr>
-        <w:ind w:left="5040" w:hanging="180"/>
-      </w:pPr>
-    </w:lvl>
-    <w:lvl w:ilvl="6" w:tplc="0409000F" w:tentative="1">
-      <w:start w:val="1"/>
-      <w:numFmt w:val="decimal"/>
-      <w:lvlText w:val="%7."/>
-      <w:lvlJc w:val="left"/>
-      <w:pPr>
-        <w:ind w:left="5760" w:hanging="360"/>
-      </w:pPr>
-    </w:lvl>
-    <w:lvl w:ilvl="7" w:tplc="04090019" w:tentative="1">
-      <w:start w:val="1"/>
-      <w:numFmt w:val="lowerLetter"/>
-      <w:lvlText w:val="%8."/>
-      <w:lvlJc w:val="left"/>
-      <w:pPr>
-        <w:ind w:left="6480" w:hanging="360"/>
-      </w:pPr>
-    </w:lvl>
-    <w:lvl w:ilvl="8" w:tplc="0409001B" w:tentative="1">
-      <w:start w:val="1"/>
-      <w:numFmt w:val="lowerRoman"/>
-      <w:lvlText w:val="%9."/>
-      <w:lvlJc w:val="right"/>
-      <w:pPr>
-        <w:ind w:left="7200" w:hanging="180"/>
-      </w:pPr>
-    </w:lvl>
-  </w:abstractNum>
-  <w:abstractNum w:abstractNumId="11" w15:restartNumberingAfterBreak="0">
-    <w:nsid w:val="111040BE"/>
-    <w:multiLevelType w:val="hybridMultilevel"/>
-    <w:tmpl w:val="2504660E"/>
-    <w:lvl w:ilvl="0" w:tplc="5700212E">
-      <w:start w:val="1"/>
-      <w:numFmt w:val="lowerRoman"/>
-      <w:lvlText w:val="%1."/>
-      <w:lvlJc w:val="left"/>
-      <w:pPr>
-        <w:ind w:left="1800" w:hanging="720"/>
-      </w:pPr>
-      <w:rPr>
-        <w:rFonts w:hint="default"/>
-      </w:rPr>
-    </w:lvl>
-    <w:lvl w:ilvl="1" w:tplc="04090019" w:tentative="1">
-      <w:start w:val="1"/>
-      <w:numFmt w:val="lowerLetter"/>
-      <w:lvlText w:val="%2."/>
-      <w:lvlJc w:val="left"/>
-      <w:pPr>
-        <w:ind w:left="2160" w:hanging="360"/>
-      </w:pPr>
-    </w:lvl>
-    <w:lvl w:ilvl="2" w:tplc="0409001B" w:tentative="1">
-      <w:start w:val="1"/>
-      <w:numFmt w:val="lowerRoman"/>
-      <w:lvlText w:val="%3."/>
-      <w:lvlJc w:val="right"/>
-      <w:pPr>
-        <w:ind w:left="2880" w:hanging="180"/>
-      </w:pPr>
-    </w:lvl>
-    <w:lvl w:ilvl="3" w:tplc="0409000F" w:tentative="1">
-      <w:start w:val="1"/>
-      <w:numFmt w:val="decimal"/>
-      <w:lvlText w:val="%4."/>
-      <w:lvlJc w:val="left"/>
-      <w:pPr>
-        <w:ind w:left="3600" w:hanging="360"/>
-      </w:pPr>
-    </w:lvl>
-    <w:lvl w:ilvl="4" w:tplc="04090019" w:tentative="1">
-      <w:start w:val="1"/>
-      <w:numFmt w:val="lowerLetter"/>
-      <w:lvlText w:val="%5."/>
-      <w:lvlJc w:val="left"/>
-      <w:pPr>
-        <w:ind w:left="4320" w:hanging="360"/>
-      </w:pPr>
-    </w:lvl>
-    <w:lvl w:ilvl="5" w:tplc="0409001B" w:tentative="1">
-      <w:start w:val="1"/>
-      <w:numFmt w:val="lowerRoman"/>
-      <w:lvlText w:val="%6."/>
-      <w:lvlJc w:val="right"/>
-      <w:pPr>
-        <w:ind w:left="5040" w:hanging="180"/>
-      </w:pPr>
-    </w:lvl>
-    <w:lvl w:ilvl="6" w:tplc="0409000F" w:tentative="1">
-      <w:start w:val="1"/>
-      <w:numFmt w:val="decimal"/>
-      <w:lvlText w:val="%7."/>
-      <w:lvlJc w:val="left"/>
-      <w:pPr>
-        <w:ind w:left="5760" w:hanging="360"/>
-      </w:pPr>
-    </w:lvl>
-    <w:lvl w:ilvl="7" w:tplc="04090019" w:tentative="1">
-      <w:start w:val="1"/>
-      <w:numFmt w:val="lowerLetter"/>
-      <w:lvlText w:val="%8."/>
-      <w:lvlJc w:val="left"/>
-      <w:pPr>
-        <w:ind w:left="6480" w:hanging="360"/>
-      </w:pPr>
-    </w:lvl>
-    <w:lvl w:ilvl="8" w:tplc="0409001B" w:tentative="1">
-      <w:start w:val="1"/>
-      <w:numFmt w:val="lowerRoman"/>
-      <w:lvlText w:val="%9."/>
-      <w:lvlJc w:val="right"/>
-      <w:pPr>
-        <w:ind w:left="7200" w:hanging="180"/>
-      </w:pPr>
-    </w:lvl>
-  </w:abstractNum>
-  <w:abstractNum w:abstractNumId="12" w15:restartNumberingAfterBreak="0">
-    <w:nsid w:val="133D350D"/>
-    <w:multiLevelType w:val="hybridMultilevel"/>
-    <w:tmpl w:val="0F98B7FA"/>
-    <w:lvl w:ilvl="0" w:tplc="0409000F">
-      <w:start w:val="1"/>
-      <w:numFmt w:val="decimal"/>
-      <w:lvlText w:val="%1."/>
-      <w:lvlJc w:val="left"/>
-      <w:pPr>
-        <w:ind w:left="720" w:hanging="360"/>
-      </w:pPr>
-      <w:rPr>
-        <w:rFonts w:hint="default"/>
-      </w:rPr>
-    </w:lvl>
-    <w:lvl w:ilvl="1" w:tplc="04090019" w:tentative="1">
-      <w:start w:val="1"/>
-      <w:numFmt w:val="lowerLetter"/>
-      <w:lvlText w:val="%2."/>
-      <w:lvlJc w:val="left"/>
-      <w:pPr>
-        <w:ind w:left="1440" w:hanging="360"/>
-      </w:pPr>
-    </w:lvl>
-    <w:lvl w:ilvl="2" w:tplc="0409001B" w:tentative="1">
-      <w:start w:val="1"/>
-      <w:numFmt w:val="lowerRoman"/>
-      <w:lvlText w:val="%3."/>
-      <w:lvlJc w:val="right"/>
-      <w:pPr>
-        <w:ind w:left="2160" w:hanging="180"/>
-      </w:pPr>
-    </w:lvl>
-    <w:lvl w:ilvl="3" w:tplc="0409000F" w:tentative="1">
-      <w:start w:val="1"/>
-      <w:numFmt w:val="decimal"/>
-      <w:lvlText w:val="%4."/>
-      <w:lvlJc w:val="left"/>
-      <w:pPr>
-        <w:ind w:left="2880" w:hanging="360"/>
-      </w:pPr>
-    </w:lvl>
-    <w:lvl w:ilvl="4" w:tplc="04090019" w:tentative="1">
-      <w:start w:val="1"/>
-      <w:numFmt w:val="lowerLetter"/>
-      <w:lvlText w:val="%5."/>
-      <w:lvlJc w:val="left"/>
-      <w:pPr>
-        <w:ind w:left="3600" w:hanging="360"/>
-      </w:pPr>
-    </w:lvl>
-    <w:lvl w:ilvl="5" w:tplc="0409001B" w:tentative="1">
-      <w:start w:val="1"/>
-      <w:numFmt w:val="lowerRoman"/>
-      <w:lvlText w:val="%6."/>
-      <w:lvlJc w:val="right"/>
-      <w:pPr>
-        <w:ind w:left="4320" w:hanging="180"/>
-      </w:pPr>
-    </w:lvl>
-    <w:lvl w:ilvl="6" w:tplc="0409000F" w:tentative="1">
-      <w:start w:val="1"/>
-      <w:numFmt w:val="decimal"/>
-      <w:lvlText w:val="%7."/>
-      <w:lvlJc w:val="left"/>
-      <w:pPr>
-        <w:ind w:left="5040" w:hanging="360"/>
-      </w:pPr>
-    </w:lvl>
-    <w:lvl w:ilvl="7" w:tplc="04090019" w:tentative="1">
-      <w:start w:val="1"/>
-      <w:numFmt w:val="lowerLetter"/>
-      <w:lvlText w:val="%8."/>
-      <w:lvlJc w:val="left"/>
-      <w:pPr>
-        <w:ind w:left="5760" w:hanging="360"/>
-      </w:pPr>
-    </w:lvl>
-    <w:lvl w:ilvl="8" w:tplc="0409001B" w:tentative="1">
-      <w:start w:val="1"/>
-      <w:numFmt w:val="lowerRoman"/>
-      <w:lvlText w:val="%9."/>
-      <w:lvlJc w:val="right"/>
-      <w:pPr>
-        <w:ind w:left="6480" w:hanging="180"/>
-      </w:pPr>
-    </w:lvl>
-  </w:abstractNum>
-  <w:abstractNum w:abstractNumId="13" w15:restartNumberingAfterBreak="0">
-    <w:nsid w:val="15742CA4"/>
-    <w:multiLevelType w:val="hybridMultilevel"/>
-    <w:tmpl w:val="341A21F0"/>
-    <w:lvl w:ilvl="0" w:tplc="D0805714">
-      <w:start w:val="1"/>
-      <w:numFmt w:val="bullet"/>
-      <w:lvlText w:val=""/>
-      <w:lvlJc w:val="left"/>
-      <w:pPr>
-        <w:ind w:left="1440" w:hanging="360"/>
-      </w:pPr>
-      <w:rPr>
-        <w:rFonts w:ascii="Wingdings" w:eastAsiaTheme="minorEastAsia" w:hAnsi="Wingdings" w:cstheme="minorBidi" w:hint="default"/>
-      </w:rPr>
-    </w:lvl>
-    <w:lvl w:ilvl="1" w:tplc="04090003" w:tentative="1">
-      <w:start w:val="1"/>
-      <w:numFmt w:val="bullet"/>
-      <w:lvlText w:val="o"/>
-      <w:lvlJc w:val="left"/>
-      <w:pPr>
-        <w:ind w:left="2160" w:hanging="360"/>
-      </w:pPr>
-      <w:rPr>
-        <w:rFonts w:ascii="Courier New" w:hAnsi="Courier New" w:cs="Courier New" w:hint="default"/>
-      </w:rPr>
-    </w:lvl>
-    <w:lvl w:ilvl="2" w:tplc="04090005" w:tentative="1">
-      <w:start w:val="1"/>
-      <w:numFmt w:val="bullet"/>
-      <w:lvlText w:val=""/>
-      <w:lvlJc w:val="left"/>
-      <w:pPr>
-        <w:ind w:left="2880" w:hanging="360"/>
-      </w:pPr>
-      <w:rPr>
-        <w:rFonts w:ascii="Wingdings" w:hAnsi="Wingdings" w:hint="default"/>
-      </w:rPr>
-    </w:lvl>
-    <w:lvl w:ilvl="3" w:tplc="04090001" w:tentative="1">
-      <w:start w:val="1"/>
-      <w:numFmt w:val="bullet"/>
-      <w:lvlText w:val=""/>
-      <w:lvlJc w:val="left"/>
-      <w:pPr>
-        <w:ind w:left="3600" w:hanging="360"/>
-      </w:pPr>
-      <w:rPr>
-        <w:rFonts w:ascii="Symbol" w:hAnsi="Symbol" w:hint="default"/>
-      </w:rPr>
-    </w:lvl>
-    <w:lvl w:ilvl="4" w:tplc="04090003" w:tentative="1">
-      <w:start w:val="1"/>
-      <w:numFmt w:val="bullet"/>
-      <w:lvlText w:val="o"/>
-      <w:lvlJc w:val="left"/>
-      <w:pPr>
-        <w:ind w:left="4320" w:hanging="360"/>
-      </w:pPr>
-      <w:rPr>
-        <w:rFonts w:ascii="Courier New" w:hAnsi="Courier New" w:cs="Courier New" w:hint="default"/>
-      </w:rPr>
-    </w:lvl>
-    <w:lvl w:ilvl="5" w:tplc="04090005" w:tentative="1">
-      <w:start w:val="1"/>
-      <w:numFmt w:val="bullet"/>
-      <w:lvlText w:val=""/>
-      <w:lvlJc w:val="left"/>
-      <w:pPr>
-        <w:ind w:left="5040" w:hanging="360"/>
-      </w:pPr>
-      <w:rPr>
-        <w:rFonts w:ascii="Wingdings" w:hAnsi="Wingdings" w:hint="default"/>
-      </w:rPr>
-    </w:lvl>
-    <w:lvl w:ilvl="6" w:tplc="04090001" w:tentative="1">
-      <w:start w:val="1"/>
-      <w:numFmt w:val="bullet"/>
-      <w:lvlText w:val=""/>
-      <w:lvlJc w:val="left"/>
-      <w:pPr>
-        <w:ind w:left="5760" w:hanging="360"/>
-      </w:pPr>
-      <w:rPr>
-        <w:rFonts w:ascii="Symbol" w:hAnsi="Symbol" w:hint="default"/>
-      </w:rPr>
-    </w:lvl>
-    <w:lvl w:ilvl="7" w:tplc="04090003" w:tentative="1">
-      <w:start w:val="1"/>
-      <w:numFmt w:val="bullet"/>
-      <w:lvlText w:val="o"/>
-      <w:lvlJc w:val="left"/>
-      <w:pPr>
-        <w:ind w:left="6480" w:hanging="360"/>
-      </w:pPr>
-      <w:rPr>
-        <w:rFonts w:ascii="Courier New" w:hAnsi="Courier New" w:cs="Courier New" w:hint="default"/>
-      </w:rPr>
-    </w:lvl>
-    <w:lvl w:ilvl="8" w:tplc="04090005" w:tentative="1">
-      <w:start w:val="1"/>
-      <w:numFmt w:val="bullet"/>
-      <w:lvlText w:val=""/>
-      <w:lvlJc w:val="left"/>
-      <w:pPr>
-        <w:ind w:left="7200" w:hanging="360"/>
-      </w:pPr>
-      <w:rPr>
-        <w:rFonts w:ascii="Wingdings" w:hAnsi="Wingdings" w:hint="default"/>
-      </w:rPr>
-    </w:lvl>
-  </w:abstractNum>
-  <w:abstractNum w:abstractNumId="14" w15:restartNumberingAfterBreak="0">
-    <w:nsid w:val="16B84FF0"/>
-    <w:multiLevelType w:val="multilevel"/>
-    <w:tmpl w:val="16B84FF0"/>
-    <w:lvl w:ilvl="0">
-      <w:start w:val="1"/>
-      <w:numFmt w:val="decimal"/>
-      <w:lvlText w:val="%1."/>
-      <w:lvlJc w:val="left"/>
-      <w:pPr>
-        <w:ind w:left="1080" w:hanging="360"/>
-      </w:pPr>
-    </w:lvl>
-    <w:lvl w:ilvl="1">
-      <w:start w:val="1"/>
-      <w:numFmt w:val="lowerLetter"/>
-      <w:lvlText w:val="%2."/>
-      <w:lvlJc w:val="left"/>
-      <w:pPr>
-        <w:ind w:left="1800" w:hanging="360"/>
-      </w:pPr>
-    </w:lvl>
-    <w:lvl w:ilvl="2">
-      <w:start w:val="1"/>
-      <w:numFmt w:val="lowerRoman"/>
-      <w:lvlText w:val="%3."/>
-      <w:lvlJc w:val="right"/>
-      <w:pPr>
-        <w:ind w:left="2520" w:hanging="180"/>
-      </w:pPr>
-    </w:lvl>
-    <w:lvl w:ilvl="3">
-      <w:start w:val="1"/>
-      <w:numFmt w:val="decimal"/>
-      <w:lvlText w:val="%4."/>
-      <w:lvlJc w:val="left"/>
-      <w:pPr>
-        <w:ind w:left="3240" w:hanging="360"/>
-      </w:pPr>
-    </w:lvl>
-    <w:lvl w:ilvl="4">
-      <w:start w:val="1"/>
-      <w:numFmt w:val="lowerLetter"/>
-      <w:lvlText w:val="%5."/>
-      <w:lvlJc w:val="left"/>
-      <w:pPr>
-        <w:ind w:left="3960" w:hanging="360"/>
-      </w:pPr>
-    </w:lvl>
-    <w:lvl w:ilvl="5">
-      <w:start w:val="1"/>
-      <w:numFmt w:val="lowerRoman"/>
-      <w:lvlText w:val="%6."/>
-      <w:lvlJc w:val="right"/>
-      <w:pPr>
-        <w:ind w:left="4680" w:hanging="180"/>
-      </w:pPr>
-    </w:lvl>
-    <w:lvl w:ilvl="6">
-      <w:start w:val="1"/>
-      <w:numFmt w:val="decimal"/>
-      <w:lvlText w:val="%7."/>
-      <w:lvlJc w:val="left"/>
-      <w:pPr>
-        <w:ind w:left="5400" w:hanging="360"/>
-      </w:pPr>
-    </w:lvl>
-    <w:lvl w:ilvl="7">
-      <w:start w:val="1"/>
-      <w:numFmt w:val="lowerLetter"/>
-      <w:lvlText w:val="%8."/>
-      <w:lvlJc w:val="left"/>
-      <w:pPr>
-        <w:ind w:left="6120" w:hanging="360"/>
-      </w:pPr>
-    </w:lvl>
-    <w:lvl w:ilvl="8">
-      <w:start w:val="1"/>
-      <w:numFmt w:val="lowerRoman"/>
-      <w:lvlText w:val="%9."/>
-      <w:lvlJc w:val="right"/>
-      <w:pPr>
-        <w:ind w:left="6840" w:hanging="180"/>
-      </w:pPr>
-    </w:lvl>
-  </w:abstractNum>
-  <w:abstractNum w:abstractNumId="15" w15:restartNumberingAfterBreak="0">
-    <w:nsid w:val="174A1C57"/>
-    <w:multiLevelType w:val="hybridMultilevel"/>
-    <w:tmpl w:val="82848058"/>
-    <w:lvl w:ilvl="0" w:tplc="0409000F">
-      <w:start w:val="1"/>
-      <w:numFmt w:val="decimal"/>
-      <w:lvlText w:val="%1."/>
-      <w:lvlJc w:val="left"/>
-      <w:pPr>
-        <w:ind w:left="720" w:hanging="360"/>
-      </w:pPr>
-      <w:rPr>
-        <w:rFonts w:hint="default"/>
-      </w:rPr>
-    </w:lvl>
-    <w:lvl w:ilvl="1" w:tplc="04090019" w:tentative="1">
-      <w:start w:val="1"/>
-      <w:numFmt w:val="lowerLetter"/>
-      <w:lvlText w:val="%2."/>
-      <w:lvlJc w:val="left"/>
-      <w:pPr>
-        <w:ind w:left="1440" w:hanging="360"/>
-      </w:pPr>
-    </w:lvl>
-    <w:lvl w:ilvl="2" w:tplc="0409001B" w:tentative="1">
-      <w:start w:val="1"/>
-      <w:numFmt w:val="lowerRoman"/>
-      <w:lvlText w:val="%3."/>
-      <w:lvlJc w:val="right"/>
-      <w:pPr>
-        <w:ind w:left="2160" w:hanging="180"/>
-      </w:pPr>
-    </w:lvl>
-    <w:lvl w:ilvl="3" w:tplc="0409000F" w:tentative="1">
-      <w:start w:val="1"/>
-      <w:numFmt w:val="decimal"/>
-      <w:lvlText w:val="%4."/>
-      <w:lvlJc w:val="left"/>
-      <w:pPr>
-        <w:ind w:left="2880" w:hanging="360"/>
-      </w:pPr>
-    </w:lvl>
-    <w:lvl w:ilvl="4" w:tplc="04090019" w:tentative="1">
-      <w:start w:val="1"/>
-      <w:numFmt w:val="lowerLetter"/>
-      <w:lvlText w:val="%5."/>
-      <w:lvlJc w:val="left"/>
-      <w:pPr>
-        <w:ind w:left="3600" w:hanging="360"/>
-      </w:pPr>
-    </w:lvl>
-    <w:lvl w:ilvl="5" w:tplc="0409001B" w:tentative="1">
-      <w:start w:val="1"/>
-      <w:numFmt w:val="lowerRoman"/>
-      <w:lvlText w:val="%6."/>
-      <w:lvlJc w:val="right"/>
-      <w:pPr>
-        <w:ind w:left="4320" w:hanging="180"/>
-      </w:pPr>
-    </w:lvl>
-    <w:lvl w:ilvl="6" w:tplc="0409000F" w:tentative="1">
-      <w:start w:val="1"/>
-      <w:numFmt w:val="decimal"/>
-      <w:lvlText w:val="%7."/>
-      <w:lvlJc w:val="left"/>
-      <w:pPr>
-        <w:ind w:left="5040" w:hanging="360"/>
-      </w:pPr>
-    </w:lvl>
-    <w:lvl w:ilvl="7" w:tplc="04090019" w:tentative="1">
-      <w:start w:val="1"/>
-      <w:numFmt w:val="lowerLetter"/>
-      <w:lvlText w:val="%8."/>
-      <w:lvlJc w:val="left"/>
-      <w:pPr>
-        <w:ind w:left="5760" w:hanging="360"/>
-      </w:pPr>
-    </w:lvl>
-    <w:lvl w:ilvl="8" w:tplc="0409001B" w:tentative="1">
-      <w:start w:val="1"/>
-      <w:numFmt w:val="lowerRoman"/>
-      <w:lvlText w:val="%9."/>
-      <w:lvlJc w:val="right"/>
-      <w:pPr>
-        <w:ind w:left="6480" w:hanging="180"/>
-      </w:pPr>
-    </w:lvl>
-  </w:abstractNum>
-  <w:abstractNum w:abstractNumId="16" w15:restartNumberingAfterBreak="0">
-    <w:nsid w:val="1F9F48FC"/>
-    <w:multiLevelType w:val="multilevel"/>
-    <w:tmpl w:val="47CA7B74"/>
-    <w:lvl w:ilvl="0">
-      <w:start w:val="1"/>
-      <w:numFmt w:val="bullet"/>
-      <w:lvlText w:val=""/>
-      <w:lvlJc w:val="left"/>
-      <w:pPr>
-        <w:tabs>
-          <w:tab w:val="num" w:pos="720"/>
-        </w:tabs>
-        <w:ind w:left="720" w:hanging="360"/>
-      </w:pPr>
-      <w:rPr>
-        <w:rFonts w:ascii="Symbol" w:hAnsi="Symbol" w:hint="default"/>
-        <w:sz w:val="20"/>
-      </w:rPr>
-    </w:lvl>
-    <w:lvl w:ilvl="1">
-      <w:start w:val="1"/>
-      <w:numFmt w:val="bullet"/>
-      <w:lvlText w:val="o"/>
-      <w:lvlJc w:val="left"/>
-      <w:pPr>
-        <w:tabs>
-          <w:tab w:val="num" w:pos="1440"/>
-        </w:tabs>
-        <w:ind w:left="1440" w:hanging="360"/>
-      </w:pPr>
-      <w:rPr>
         <w:rFonts w:ascii="Courier New" w:hAnsi="Courier New" w:hint="default"/>
         <w:sz w:val="20"/>
       </w:rPr>
@@ -2721,7 +3246,7 @@
       </w:rPr>
     </w:lvl>
   </w:abstractNum>
-  <w:abstractNum w:abstractNumId="17" w15:restartNumberingAfterBreak="0">
+  <w:abstractNum w:abstractNumId="10" w15:restartNumberingAfterBreak="0">
     <w:nsid w:val="2A82013D"/>
     <w:multiLevelType w:val="hybridMultilevel"/>
     <w:tmpl w:val="DD384698"/>
@@ -2813,7 +3338,7 @@
       </w:pPr>
     </w:lvl>
   </w:abstractNum>
-  <w:abstractNum w:abstractNumId="18" w15:restartNumberingAfterBreak="0">
+  <w:abstractNum w:abstractNumId="11" w15:restartNumberingAfterBreak="0">
     <w:nsid w:val="2CC5487E"/>
     <w:multiLevelType w:val="multilevel"/>
     <w:tmpl w:val="BEC4EF98"/>
@@ -2962,411 +3487,7 @@
       </w:rPr>
     </w:lvl>
   </w:abstractNum>
-  <w:abstractNum w:abstractNumId="19" w15:restartNumberingAfterBreak="0">
-    <w:nsid w:val="2E62196E"/>
-    <w:multiLevelType w:val="hybridMultilevel"/>
-    <w:tmpl w:val="BB1A83DA"/>
-    <w:lvl w:ilvl="0" w:tplc="4906DE40">
-      <w:start w:val="1"/>
-      <w:numFmt w:val="lowerLetter"/>
-      <w:lvlText w:val="%1."/>
-      <w:lvlJc w:val="left"/>
-      <w:pPr>
-        <w:ind w:left="1080" w:hanging="360"/>
-      </w:pPr>
-      <w:rPr>
-        <w:rFonts w:hint="default"/>
-      </w:rPr>
-    </w:lvl>
-    <w:lvl w:ilvl="1" w:tplc="04090019" w:tentative="1">
-      <w:start w:val="1"/>
-      <w:numFmt w:val="lowerLetter"/>
-      <w:lvlText w:val="%2."/>
-      <w:lvlJc w:val="left"/>
-      <w:pPr>
-        <w:ind w:left="1800" w:hanging="360"/>
-      </w:pPr>
-    </w:lvl>
-    <w:lvl w:ilvl="2" w:tplc="0409001B" w:tentative="1">
-      <w:start w:val="1"/>
-      <w:numFmt w:val="lowerRoman"/>
-      <w:lvlText w:val="%3."/>
-      <w:lvlJc w:val="right"/>
-      <w:pPr>
-        <w:ind w:left="2520" w:hanging="180"/>
-      </w:pPr>
-    </w:lvl>
-    <w:lvl w:ilvl="3" w:tplc="0409000F" w:tentative="1">
-      <w:start w:val="1"/>
-      <w:numFmt w:val="decimal"/>
-      <w:lvlText w:val="%4."/>
-      <w:lvlJc w:val="left"/>
-      <w:pPr>
-        <w:ind w:left="3240" w:hanging="360"/>
-      </w:pPr>
-    </w:lvl>
-    <w:lvl w:ilvl="4" w:tplc="04090019" w:tentative="1">
-      <w:start w:val="1"/>
-      <w:numFmt w:val="lowerLetter"/>
-      <w:lvlText w:val="%5."/>
-      <w:lvlJc w:val="left"/>
-      <w:pPr>
-        <w:ind w:left="3960" w:hanging="360"/>
-      </w:pPr>
-    </w:lvl>
-    <w:lvl w:ilvl="5" w:tplc="0409001B" w:tentative="1">
-      <w:start w:val="1"/>
-      <w:numFmt w:val="lowerRoman"/>
-      <w:lvlText w:val="%6."/>
-      <w:lvlJc w:val="right"/>
-      <w:pPr>
-        <w:ind w:left="4680" w:hanging="180"/>
-      </w:pPr>
-    </w:lvl>
-    <w:lvl w:ilvl="6" w:tplc="0409000F" w:tentative="1">
-      <w:start w:val="1"/>
-      <w:numFmt w:val="decimal"/>
-      <w:lvlText w:val="%7."/>
-      <w:lvlJc w:val="left"/>
-      <w:pPr>
-        <w:ind w:left="5400" w:hanging="360"/>
-      </w:pPr>
-    </w:lvl>
-    <w:lvl w:ilvl="7" w:tplc="04090019" w:tentative="1">
-      <w:start w:val="1"/>
-      <w:numFmt w:val="lowerLetter"/>
-      <w:lvlText w:val="%8."/>
-      <w:lvlJc w:val="left"/>
-      <w:pPr>
-        <w:ind w:left="6120" w:hanging="360"/>
-      </w:pPr>
-    </w:lvl>
-    <w:lvl w:ilvl="8" w:tplc="0409001B" w:tentative="1">
-      <w:start w:val="1"/>
-      <w:numFmt w:val="lowerRoman"/>
-      <w:lvlText w:val="%9."/>
-      <w:lvlJc w:val="right"/>
-      <w:pPr>
-        <w:ind w:left="6840" w:hanging="180"/>
-      </w:pPr>
-    </w:lvl>
-  </w:abstractNum>
-  <w:abstractNum w:abstractNumId="20" w15:restartNumberingAfterBreak="0">
-    <w:nsid w:val="2F336321"/>
-    <w:multiLevelType w:val="hybridMultilevel"/>
-    <w:tmpl w:val="1B5867AC"/>
-    <w:lvl w:ilvl="0" w:tplc="456808BA">
-      <w:start w:val="1"/>
-      <w:numFmt w:val="lowerRoman"/>
-      <w:lvlText w:val="%1."/>
-      <w:lvlJc w:val="left"/>
-      <w:pPr>
-        <w:ind w:left="2205" w:hanging="720"/>
-      </w:pPr>
-      <w:rPr>
-        <w:rFonts w:hint="default"/>
-      </w:rPr>
-    </w:lvl>
-    <w:lvl w:ilvl="1" w:tplc="04090019" w:tentative="1">
-      <w:start w:val="1"/>
-      <w:numFmt w:val="lowerLetter"/>
-      <w:lvlText w:val="%2."/>
-      <w:lvlJc w:val="left"/>
-      <w:pPr>
-        <w:ind w:left="2565" w:hanging="360"/>
-      </w:pPr>
-    </w:lvl>
-    <w:lvl w:ilvl="2" w:tplc="0409001B" w:tentative="1">
-      <w:start w:val="1"/>
-      <w:numFmt w:val="lowerRoman"/>
-      <w:lvlText w:val="%3."/>
-      <w:lvlJc w:val="right"/>
-      <w:pPr>
-        <w:ind w:left="3285" w:hanging="180"/>
-      </w:pPr>
-    </w:lvl>
-    <w:lvl w:ilvl="3" w:tplc="0409000F" w:tentative="1">
-      <w:start w:val="1"/>
-      <w:numFmt w:val="decimal"/>
-      <w:lvlText w:val="%4."/>
-      <w:lvlJc w:val="left"/>
-      <w:pPr>
-        <w:ind w:left="4005" w:hanging="360"/>
-      </w:pPr>
-    </w:lvl>
-    <w:lvl w:ilvl="4" w:tplc="04090019" w:tentative="1">
-      <w:start w:val="1"/>
-      <w:numFmt w:val="lowerLetter"/>
-      <w:lvlText w:val="%5."/>
-      <w:lvlJc w:val="left"/>
-      <w:pPr>
-        <w:ind w:left="4725" w:hanging="360"/>
-      </w:pPr>
-    </w:lvl>
-    <w:lvl w:ilvl="5" w:tplc="0409001B" w:tentative="1">
-      <w:start w:val="1"/>
-      <w:numFmt w:val="lowerRoman"/>
-      <w:lvlText w:val="%6."/>
-      <w:lvlJc w:val="right"/>
-      <w:pPr>
-        <w:ind w:left="5445" w:hanging="180"/>
-      </w:pPr>
-    </w:lvl>
-    <w:lvl w:ilvl="6" w:tplc="0409000F" w:tentative="1">
-      <w:start w:val="1"/>
-      <w:numFmt w:val="decimal"/>
-      <w:lvlText w:val="%7."/>
-      <w:lvlJc w:val="left"/>
-      <w:pPr>
-        <w:ind w:left="6165" w:hanging="360"/>
-      </w:pPr>
-    </w:lvl>
-    <w:lvl w:ilvl="7" w:tplc="04090019" w:tentative="1">
-      <w:start w:val="1"/>
-      <w:numFmt w:val="lowerLetter"/>
-      <w:lvlText w:val="%8."/>
-      <w:lvlJc w:val="left"/>
-      <w:pPr>
-        <w:ind w:left="6885" w:hanging="360"/>
-      </w:pPr>
-    </w:lvl>
-    <w:lvl w:ilvl="8" w:tplc="0409001B" w:tentative="1">
-      <w:start w:val="1"/>
-      <w:numFmt w:val="lowerRoman"/>
-      <w:lvlText w:val="%9."/>
-      <w:lvlJc w:val="right"/>
-      <w:pPr>
-        <w:ind w:left="7605" w:hanging="180"/>
-      </w:pPr>
-    </w:lvl>
-  </w:abstractNum>
-  <w:abstractNum w:abstractNumId="21" w15:restartNumberingAfterBreak="0">
-    <w:nsid w:val="31944262"/>
-    <w:multiLevelType w:val="multilevel"/>
-    <w:tmpl w:val="31944262"/>
-    <w:lvl w:ilvl="0">
-      <w:start w:val="1"/>
-      <w:numFmt w:val="bullet"/>
-      <w:lvlText w:val=""/>
-      <w:lvlJc w:val="left"/>
-      <w:pPr>
-        <w:ind w:left="1440" w:hanging="360"/>
-      </w:pPr>
-      <w:rPr>
-        <w:rFonts w:ascii="Symbol" w:hAnsi="Symbol" w:hint="default"/>
-      </w:rPr>
-    </w:lvl>
-    <w:lvl w:ilvl="1">
-      <w:start w:val="1"/>
-      <w:numFmt w:val="bullet"/>
-      <w:lvlText w:val="o"/>
-      <w:lvlJc w:val="left"/>
-      <w:pPr>
-        <w:ind w:left="2160" w:hanging="360"/>
-      </w:pPr>
-      <w:rPr>
-        <w:rFonts w:ascii="Courier New" w:hAnsi="Courier New" w:cs="Courier New" w:hint="default"/>
-      </w:rPr>
-    </w:lvl>
-    <w:lvl w:ilvl="2">
-      <w:start w:val="1"/>
-      <w:numFmt w:val="bullet"/>
-      <w:lvlText w:val=""/>
-      <w:lvlJc w:val="left"/>
-      <w:pPr>
-        <w:ind w:left="2880" w:hanging="360"/>
-      </w:pPr>
-      <w:rPr>
-        <w:rFonts w:ascii="Wingdings" w:hAnsi="Wingdings" w:hint="default"/>
-      </w:rPr>
-    </w:lvl>
-    <w:lvl w:ilvl="3">
-      <w:start w:val="1"/>
-      <w:numFmt w:val="bullet"/>
-      <w:lvlText w:val=""/>
-      <w:lvlJc w:val="left"/>
-      <w:pPr>
-        <w:ind w:left="3600" w:hanging="360"/>
-      </w:pPr>
-      <w:rPr>
-        <w:rFonts w:ascii="Symbol" w:hAnsi="Symbol" w:hint="default"/>
-      </w:rPr>
-    </w:lvl>
-    <w:lvl w:ilvl="4">
-      <w:start w:val="1"/>
-      <w:numFmt w:val="bullet"/>
-      <w:lvlText w:val="o"/>
-      <w:lvlJc w:val="left"/>
-      <w:pPr>
-        <w:ind w:left="4320" w:hanging="360"/>
-      </w:pPr>
-      <w:rPr>
-        <w:rFonts w:ascii="Courier New" w:hAnsi="Courier New" w:cs="Courier New" w:hint="default"/>
-      </w:rPr>
-    </w:lvl>
-    <w:lvl w:ilvl="5">
-      <w:start w:val="1"/>
-      <w:numFmt w:val="bullet"/>
-      <w:lvlText w:val=""/>
-      <w:lvlJc w:val="left"/>
-      <w:pPr>
-        <w:ind w:left="5040" w:hanging="360"/>
-      </w:pPr>
-      <w:rPr>
-        <w:rFonts w:ascii="Wingdings" w:hAnsi="Wingdings" w:hint="default"/>
-      </w:rPr>
-    </w:lvl>
-    <w:lvl w:ilvl="6">
-      <w:start w:val="1"/>
-      <w:numFmt w:val="bullet"/>
-      <w:lvlText w:val=""/>
-      <w:lvlJc w:val="left"/>
-      <w:pPr>
-        <w:ind w:left="5760" w:hanging="360"/>
-      </w:pPr>
-      <w:rPr>
-        <w:rFonts w:ascii="Symbol" w:hAnsi="Symbol" w:hint="default"/>
-      </w:rPr>
-    </w:lvl>
-    <w:lvl w:ilvl="7">
-      <w:start w:val="1"/>
-      <w:numFmt w:val="bullet"/>
-      <w:lvlText w:val="o"/>
-      <w:lvlJc w:val="left"/>
-      <w:pPr>
-        <w:ind w:left="6480" w:hanging="360"/>
-      </w:pPr>
-      <w:rPr>
-        <w:rFonts w:ascii="Courier New" w:hAnsi="Courier New" w:cs="Courier New" w:hint="default"/>
-      </w:rPr>
-    </w:lvl>
-    <w:lvl w:ilvl="8">
-      <w:start w:val="1"/>
-      <w:numFmt w:val="bullet"/>
-      <w:lvlText w:val=""/>
-      <w:lvlJc w:val="left"/>
-      <w:pPr>
-        <w:ind w:left="7200" w:hanging="360"/>
-      </w:pPr>
-      <w:rPr>
-        <w:rFonts w:ascii="Wingdings" w:hAnsi="Wingdings" w:hint="default"/>
-      </w:rPr>
-    </w:lvl>
-  </w:abstractNum>
-  <w:abstractNum w:abstractNumId="22" w15:restartNumberingAfterBreak="0">
-    <w:nsid w:val="32A52323"/>
-    <w:multiLevelType w:val="multilevel"/>
-    <w:tmpl w:val="32A52323"/>
-    <w:lvl w:ilvl="0">
-      <w:start w:val="1"/>
-      <w:numFmt w:val="bullet"/>
-      <w:lvlText w:val="o"/>
-      <w:lvlJc w:val="left"/>
-      <w:pPr>
-        <w:ind w:left="1800" w:hanging="360"/>
-      </w:pPr>
-      <w:rPr>
-        <w:rFonts w:ascii="Courier New" w:hAnsi="Courier New" w:cs="Courier New" w:hint="default"/>
-      </w:rPr>
-    </w:lvl>
-    <w:lvl w:ilvl="1">
-      <w:start w:val="1"/>
-      <w:numFmt w:val="bullet"/>
-      <w:lvlText w:val="o"/>
-      <w:lvlJc w:val="left"/>
-      <w:pPr>
-        <w:ind w:left="2520" w:hanging="360"/>
-      </w:pPr>
-      <w:rPr>
-        <w:rFonts w:ascii="Courier New" w:hAnsi="Courier New" w:cs="Courier New" w:hint="default"/>
-      </w:rPr>
-    </w:lvl>
-    <w:lvl w:ilvl="2">
-      <w:start w:val="1"/>
-      <w:numFmt w:val="bullet"/>
-      <w:lvlText w:val=""/>
-      <w:lvlJc w:val="left"/>
-      <w:pPr>
-        <w:ind w:left="3240" w:hanging="360"/>
-      </w:pPr>
-      <w:rPr>
-        <w:rFonts w:ascii="Wingdings" w:hAnsi="Wingdings" w:hint="default"/>
-      </w:rPr>
-    </w:lvl>
-    <w:lvl w:ilvl="3">
-      <w:start w:val="1"/>
-      <w:numFmt w:val="bullet"/>
-      <w:lvlText w:val=""/>
-      <w:lvlJc w:val="left"/>
-      <w:pPr>
-        <w:ind w:left="3960" w:hanging="360"/>
-      </w:pPr>
-      <w:rPr>
-        <w:rFonts w:ascii="Symbol" w:hAnsi="Symbol" w:hint="default"/>
-      </w:rPr>
-    </w:lvl>
-    <w:lvl w:ilvl="4">
-      <w:start w:val="1"/>
-      <w:numFmt w:val="bullet"/>
-      <w:lvlText w:val="o"/>
-      <w:lvlJc w:val="left"/>
-      <w:pPr>
-        <w:ind w:left="4680" w:hanging="360"/>
-      </w:pPr>
-      <w:rPr>
-        <w:rFonts w:ascii="Courier New" w:hAnsi="Courier New" w:cs="Courier New" w:hint="default"/>
-      </w:rPr>
-    </w:lvl>
-    <w:lvl w:ilvl="5">
-      <w:start w:val="1"/>
-      <w:numFmt w:val="bullet"/>
-      <w:lvlText w:val=""/>
-      <w:lvlJc w:val="left"/>
-      <w:pPr>
-        <w:ind w:left="5400" w:hanging="360"/>
-      </w:pPr>
-      <w:rPr>
-        <w:rFonts w:ascii="Wingdings" w:hAnsi="Wingdings" w:hint="default"/>
-      </w:rPr>
-    </w:lvl>
-    <w:lvl w:ilvl="6">
-      <w:start w:val="1"/>
-      <w:numFmt w:val="bullet"/>
-      <w:lvlText w:val=""/>
-      <w:lvlJc w:val="left"/>
-      <w:pPr>
-        <w:ind w:left="6120" w:hanging="360"/>
-      </w:pPr>
-      <w:rPr>
-        <w:rFonts w:ascii="Symbol" w:hAnsi="Symbol" w:hint="default"/>
-      </w:rPr>
-    </w:lvl>
-    <w:lvl w:ilvl="7">
-      <w:start w:val="1"/>
-      <w:numFmt w:val="bullet"/>
-      <w:lvlText w:val="o"/>
-      <w:lvlJc w:val="left"/>
-      <w:pPr>
-        <w:ind w:left="6840" w:hanging="360"/>
-      </w:pPr>
-      <w:rPr>
-        <w:rFonts w:ascii="Courier New" w:hAnsi="Courier New" w:cs="Courier New" w:hint="default"/>
-      </w:rPr>
-    </w:lvl>
-    <w:lvl w:ilvl="8">
-      <w:start w:val="1"/>
-      <w:numFmt w:val="bullet"/>
-      <w:lvlText w:val=""/>
-      <w:lvlJc w:val="left"/>
-      <w:pPr>
-        <w:ind w:left="7560" w:hanging="360"/>
-      </w:pPr>
-      <w:rPr>
-        <w:rFonts w:ascii="Wingdings" w:hAnsi="Wingdings" w:hint="default"/>
-      </w:rPr>
-    </w:lvl>
-  </w:abstractNum>
-  <w:abstractNum w:abstractNumId="23" w15:restartNumberingAfterBreak="0">
+  <w:abstractNum w:abstractNumId="12" w15:restartNumberingAfterBreak="0">
     <w:nsid w:val="33CE2867"/>
     <w:multiLevelType w:val="hybridMultilevel"/>
     <w:tmpl w:val="C778C418"/>
@@ -3455,120 +3576,7 @@
       </w:pPr>
     </w:lvl>
   </w:abstractNum>
-  <w:abstractNum w:abstractNumId="24" w15:restartNumberingAfterBreak="0">
-    <w:nsid w:val="38B005AD"/>
-    <w:multiLevelType w:val="multilevel"/>
-    <w:tmpl w:val="38B005AD"/>
-    <w:lvl w:ilvl="0">
-      <w:start w:val="1"/>
-      <w:numFmt w:val="bullet"/>
-      <w:lvlText w:val="o"/>
-      <w:lvlJc w:val="left"/>
-      <w:pPr>
-        <w:ind w:left="1800" w:hanging="360"/>
-      </w:pPr>
-      <w:rPr>
-        <w:rFonts w:ascii="Courier New" w:hAnsi="Courier New" w:cs="Courier New" w:hint="default"/>
-      </w:rPr>
-    </w:lvl>
-    <w:lvl w:ilvl="1">
-      <w:start w:val="1"/>
-      <w:numFmt w:val="bullet"/>
-      <w:lvlText w:val="o"/>
-      <w:lvlJc w:val="left"/>
-      <w:pPr>
-        <w:ind w:left="2520" w:hanging="360"/>
-      </w:pPr>
-      <w:rPr>
-        <w:rFonts w:ascii="Courier New" w:hAnsi="Courier New" w:cs="Courier New" w:hint="default"/>
-      </w:rPr>
-    </w:lvl>
-    <w:lvl w:ilvl="2">
-      <w:start w:val="1"/>
-      <w:numFmt w:val="bullet"/>
-      <w:lvlText w:val=""/>
-      <w:lvlJc w:val="left"/>
-      <w:pPr>
-        <w:ind w:left="3240" w:hanging="360"/>
-      </w:pPr>
-      <w:rPr>
-        <w:rFonts w:ascii="Wingdings" w:hAnsi="Wingdings" w:hint="default"/>
-      </w:rPr>
-    </w:lvl>
-    <w:lvl w:ilvl="3">
-      <w:start w:val="1"/>
-      <w:numFmt w:val="bullet"/>
-      <w:lvlText w:val=""/>
-      <w:lvlJc w:val="left"/>
-      <w:pPr>
-        <w:ind w:left="3960" w:hanging="360"/>
-      </w:pPr>
-      <w:rPr>
-        <w:rFonts w:ascii="Symbol" w:hAnsi="Symbol" w:hint="default"/>
-      </w:rPr>
-    </w:lvl>
-    <w:lvl w:ilvl="4">
-      <w:start w:val="1"/>
-      <w:numFmt w:val="bullet"/>
-      <w:lvlText w:val="o"/>
-      <w:lvlJc w:val="left"/>
-      <w:pPr>
-        <w:ind w:left="4680" w:hanging="360"/>
-      </w:pPr>
-      <w:rPr>
-        <w:rFonts w:ascii="Courier New" w:hAnsi="Courier New" w:cs="Courier New" w:hint="default"/>
-      </w:rPr>
-    </w:lvl>
-    <w:lvl w:ilvl="5">
-      <w:start w:val="1"/>
-      <w:numFmt w:val="bullet"/>
-      <w:lvlText w:val=""/>
-      <w:lvlJc w:val="left"/>
-      <w:pPr>
-        <w:ind w:left="5400" w:hanging="360"/>
-      </w:pPr>
-      <w:rPr>
-        <w:rFonts w:ascii="Wingdings" w:hAnsi="Wingdings" w:hint="default"/>
-      </w:rPr>
-    </w:lvl>
-    <w:lvl w:ilvl="6">
-      <w:start w:val="1"/>
-      <w:numFmt w:val="bullet"/>
-      <w:lvlText w:val=""/>
-      <w:lvlJc w:val="left"/>
-      <w:pPr>
-        <w:ind w:left="6120" w:hanging="360"/>
-      </w:pPr>
-      <w:rPr>
-        <w:rFonts w:ascii="Symbol" w:hAnsi="Symbol" w:hint="default"/>
-      </w:rPr>
-    </w:lvl>
-    <w:lvl w:ilvl="7">
-      <w:start w:val="1"/>
-      <w:numFmt w:val="bullet"/>
-      <w:lvlText w:val="o"/>
-      <w:lvlJc w:val="left"/>
-      <w:pPr>
-        <w:ind w:left="6840" w:hanging="360"/>
-      </w:pPr>
-      <w:rPr>
-        <w:rFonts w:ascii="Courier New" w:hAnsi="Courier New" w:cs="Courier New" w:hint="default"/>
-      </w:rPr>
-    </w:lvl>
-    <w:lvl w:ilvl="8">
-      <w:start w:val="1"/>
-      <w:numFmt w:val="bullet"/>
-      <w:lvlText w:val=""/>
-      <w:lvlJc w:val="left"/>
-      <w:pPr>
-        <w:ind w:left="7560" w:hanging="360"/>
-      </w:pPr>
-      <w:rPr>
-        <w:rFonts w:ascii="Wingdings" w:hAnsi="Wingdings" w:hint="default"/>
-      </w:rPr>
-    </w:lvl>
-  </w:abstractNum>
-  <w:abstractNum w:abstractNumId="25" w15:restartNumberingAfterBreak="0">
+  <w:abstractNum w:abstractNumId="13" w15:restartNumberingAfterBreak="0">
     <w:nsid w:val="39860A97"/>
     <w:multiLevelType w:val="hybridMultilevel"/>
     <w:tmpl w:val="8F22AEC2"/>
@@ -3657,7 +3665,7 @@
       </w:pPr>
     </w:lvl>
   </w:abstractNum>
-  <w:abstractNum w:abstractNumId="26" w15:restartNumberingAfterBreak="0">
+  <w:abstractNum w:abstractNumId="14" w15:restartNumberingAfterBreak="0">
     <w:nsid w:val="3BA036A9"/>
     <w:multiLevelType w:val="multilevel"/>
     <w:tmpl w:val="55561FE8"/>
@@ -3806,7 +3814,7 @@
       </w:rPr>
     </w:lvl>
   </w:abstractNum>
-  <w:abstractNum w:abstractNumId="27" w15:restartNumberingAfterBreak="0">
+  <w:abstractNum w:abstractNumId="15" w15:restartNumberingAfterBreak="0">
     <w:nsid w:val="3C5B2749"/>
     <w:multiLevelType w:val="hybridMultilevel"/>
     <w:tmpl w:val="8130A9DC"/>
@@ -3895,7 +3903,7 @@
       </w:pPr>
     </w:lvl>
   </w:abstractNum>
-  <w:abstractNum w:abstractNumId="28" w15:restartNumberingAfterBreak="0">
+  <w:abstractNum w:abstractNumId="16" w15:restartNumberingAfterBreak="0">
     <w:nsid w:val="3DB20DE4"/>
     <w:multiLevelType w:val="hybridMultilevel"/>
     <w:tmpl w:val="9AE83A6A"/>
@@ -3984,7 +3992,152 @@
       </w:pPr>
     </w:lvl>
   </w:abstractNum>
-  <w:abstractNum w:abstractNumId="29" w15:restartNumberingAfterBreak="0">
+  <w:abstractNum w:abstractNumId="17" w15:restartNumberingAfterBreak="0">
+    <w:nsid w:val="43903D8A"/>
+    <w:multiLevelType w:val="multilevel"/>
+    <w:tmpl w:val="535AFFC4"/>
+    <w:lvl w:ilvl="0">
+      <w:start w:val="1"/>
+      <w:numFmt w:val="bullet"/>
+      <w:lvlText w:val=""/>
+      <w:lvlJc w:val="left"/>
+      <w:pPr>
+        <w:tabs>
+          <w:tab w:val="num" w:pos="720"/>
+        </w:tabs>
+        <w:ind w:left="720" w:hanging="360"/>
+      </w:pPr>
+      <w:rPr>
+        <w:rFonts w:ascii="Symbol" w:hAnsi="Symbol" w:hint="default"/>
+        <w:sz w:val="20"/>
+      </w:rPr>
+    </w:lvl>
+    <w:lvl w:ilvl="1">
+      <w:start w:val="1"/>
+      <w:numFmt w:val="decimal"/>
+      <w:lvlText w:val="%2."/>
+      <w:lvlJc w:val="left"/>
+      <w:pPr>
+        <w:tabs>
+          <w:tab w:val="num" w:pos="1440"/>
+        </w:tabs>
+        <w:ind w:left="1440" w:hanging="360"/>
+      </w:pPr>
+    </w:lvl>
+    <w:lvl w:ilvl="2">
+      <w:start w:val="1"/>
+      <w:numFmt w:val="bullet"/>
+      <w:lvlText w:val=""/>
+      <w:lvlJc w:val="left"/>
+      <w:pPr>
+        <w:tabs>
+          <w:tab w:val="num" w:pos="2160"/>
+        </w:tabs>
+        <w:ind w:left="2160" w:hanging="360"/>
+      </w:pPr>
+      <w:rPr>
+        <w:rFonts w:ascii="Wingdings" w:hAnsi="Wingdings" w:hint="default"/>
+        <w:sz w:val="20"/>
+      </w:rPr>
+    </w:lvl>
+    <w:lvl w:ilvl="3" w:tentative="1">
+      <w:start w:val="1"/>
+      <w:numFmt w:val="bullet"/>
+      <w:lvlText w:val=""/>
+      <w:lvlJc w:val="left"/>
+      <w:pPr>
+        <w:tabs>
+          <w:tab w:val="num" w:pos="2880"/>
+        </w:tabs>
+        <w:ind w:left="2880" w:hanging="360"/>
+      </w:pPr>
+      <w:rPr>
+        <w:rFonts w:ascii="Wingdings" w:hAnsi="Wingdings" w:hint="default"/>
+        <w:sz w:val="20"/>
+      </w:rPr>
+    </w:lvl>
+    <w:lvl w:ilvl="4" w:tentative="1">
+      <w:start w:val="1"/>
+      <w:numFmt w:val="bullet"/>
+      <w:lvlText w:val=""/>
+      <w:lvlJc w:val="left"/>
+      <w:pPr>
+        <w:tabs>
+          <w:tab w:val="num" w:pos="3600"/>
+        </w:tabs>
+        <w:ind w:left="3600" w:hanging="360"/>
+      </w:pPr>
+      <w:rPr>
+        <w:rFonts w:ascii="Wingdings" w:hAnsi="Wingdings" w:hint="default"/>
+        <w:sz w:val="20"/>
+      </w:rPr>
+    </w:lvl>
+    <w:lvl w:ilvl="5" w:tentative="1">
+      <w:start w:val="1"/>
+      <w:numFmt w:val="bullet"/>
+      <w:lvlText w:val=""/>
+      <w:lvlJc w:val="left"/>
+      <w:pPr>
+        <w:tabs>
+          <w:tab w:val="num" w:pos="4320"/>
+        </w:tabs>
+        <w:ind w:left="4320" w:hanging="360"/>
+      </w:pPr>
+      <w:rPr>
+        <w:rFonts w:ascii="Wingdings" w:hAnsi="Wingdings" w:hint="default"/>
+        <w:sz w:val="20"/>
+      </w:rPr>
+    </w:lvl>
+    <w:lvl w:ilvl="6" w:tentative="1">
+      <w:start w:val="1"/>
+      <w:numFmt w:val="bullet"/>
+      <w:lvlText w:val=""/>
+      <w:lvlJc w:val="left"/>
+      <w:pPr>
+        <w:tabs>
+          <w:tab w:val="num" w:pos="5040"/>
+        </w:tabs>
+        <w:ind w:left="5040" w:hanging="360"/>
+      </w:pPr>
+      <w:rPr>
+        <w:rFonts w:ascii="Wingdings" w:hAnsi="Wingdings" w:hint="default"/>
+        <w:sz w:val="20"/>
+      </w:rPr>
+    </w:lvl>
+    <w:lvl w:ilvl="7" w:tentative="1">
+      <w:start w:val="1"/>
+      <w:numFmt w:val="bullet"/>
+      <w:lvlText w:val=""/>
+      <w:lvlJc w:val="left"/>
+      <w:pPr>
+        <w:tabs>
+          <w:tab w:val="num" w:pos="5760"/>
+        </w:tabs>
+        <w:ind w:left="5760" w:hanging="360"/>
+      </w:pPr>
+      <w:rPr>
+        <w:rFonts w:ascii="Wingdings" w:hAnsi="Wingdings" w:hint="default"/>
+        <w:sz w:val="20"/>
+      </w:rPr>
+    </w:lvl>
+    <w:lvl w:ilvl="8" w:tentative="1">
+      <w:start w:val="1"/>
+      <w:numFmt w:val="bullet"/>
+      <w:lvlText w:val=""/>
+      <w:lvlJc w:val="left"/>
+      <w:pPr>
+        <w:tabs>
+          <w:tab w:val="num" w:pos="6480"/>
+        </w:tabs>
+        <w:ind w:left="6480" w:hanging="360"/>
+      </w:pPr>
+      <w:rPr>
+        <w:rFonts w:ascii="Wingdings" w:hAnsi="Wingdings" w:hint="default"/>
+        <w:sz w:val="20"/>
+      </w:rPr>
+    </w:lvl>
+  </w:abstractNum>
+  <w:abstractNum w:abstractNumId="18" w15:restartNumberingAfterBreak="0">
     <w:nsid w:val="439144EA"/>
     <w:multiLevelType w:val="hybridMultilevel"/>
     <w:tmpl w:val="DA1632D4"/>
@@ -4073,7 +4226,7 @@
       </w:pPr>
     </w:lvl>
   </w:abstractNum>
-  <w:abstractNum w:abstractNumId="30" w15:restartNumberingAfterBreak="0">
+  <w:abstractNum w:abstractNumId="19" w15:restartNumberingAfterBreak="0">
     <w:nsid w:val="466674E1"/>
     <w:multiLevelType w:val="hybridMultilevel"/>
     <w:tmpl w:val="3E1C4C6E"/>
@@ -4162,120 +4315,7 @@
       </w:pPr>
     </w:lvl>
   </w:abstractNum>
-  <w:abstractNum w:abstractNumId="31" w15:restartNumberingAfterBreak="0">
-    <w:nsid w:val="47D7564F"/>
-    <w:multiLevelType w:val="multilevel"/>
-    <w:tmpl w:val="47D7564F"/>
-    <w:lvl w:ilvl="0">
-      <w:start w:val="1"/>
-      <w:numFmt w:val="bullet"/>
-      <w:lvlText w:val="o"/>
-      <w:lvlJc w:val="left"/>
-      <w:pPr>
-        <w:ind w:left="1800" w:hanging="360"/>
-      </w:pPr>
-      <w:rPr>
-        <w:rFonts w:ascii="Courier New" w:hAnsi="Courier New" w:cs="Courier New" w:hint="default"/>
-      </w:rPr>
-    </w:lvl>
-    <w:lvl w:ilvl="1">
-      <w:start w:val="1"/>
-      <w:numFmt w:val="bullet"/>
-      <w:lvlText w:val="o"/>
-      <w:lvlJc w:val="left"/>
-      <w:pPr>
-        <w:ind w:left="2520" w:hanging="360"/>
-      </w:pPr>
-      <w:rPr>
-        <w:rFonts w:ascii="Courier New" w:hAnsi="Courier New" w:cs="Courier New" w:hint="default"/>
-      </w:rPr>
-    </w:lvl>
-    <w:lvl w:ilvl="2">
-      <w:start w:val="1"/>
-      <w:numFmt w:val="bullet"/>
-      <w:lvlText w:val=""/>
-      <w:lvlJc w:val="left"/>
-      <w:pPr>
-        <w:ind w:left="3240" w:hanging="360"/>
-      </w:pPr>
-      <w:rPr>
-        <w:rFonts w:ascii="Wingdings" w:hAnsi="Wingdings" w:hint="default"/>
-      </w:rPr>
-    </w:lvl>
-    <w:lvl w:ilvl="3">
-      <w:start w:val="1"/>
-      <w:numFmt w:val="bullet"/>
-      <w:lvlText w:val=""/>
-      <w:lvlJc w:val="left"/>
-      <w:pPr>
-        <w:ind w:left="3960" w:hanging="360"/>
-      </w:pPr>
-      <w:rPr>
-        <w:rFonts w:ascii="Symbol" w:hAnsi="Symbol" w:hint="default"/>
-      </w:rPr>
-    </w:lvl>
-    <w:lvl w:ilvl="4">
-      <w:start w:val="1"/>
-      <w:numFmt w:val="bullet"/>
-      <w:lvlText w:val="o"/>
-      <w:lvlJc w:val="left"/>
-      <w:pPr>
-        <w:ind w:left="4680" w:hanging="360"/>
-      </w:pPr>
-      <w:rPr>
-        <w:rFonts w:ascii="Courier New" w:hAnsi="Courier New" w:cs="Courier New" w:hint="default"/>
-      </w:rPr>
-    </w:lvl>
-    <w:lvl w:ilvl="5">
-      <w:start w:val="1"/>
-      <w:numFmt w:val="bullet"/>
-      <w:lvlText w:val=""/>
-      <w:lvlJc w:val="left"/>
-      <w:pPr>
-        <w:ind w:left="5400" w:hanging="360"/>
-      </w:pPr>
-      <w:rPr>
-        <w:rFonts w:ascii="Wingdings" w:hAnsi="Wingdings" w:hint="default"/>
-      </w:rPr>
-    </w:lvl>
-    <w:lvl w:ilvl="6">
-      <w:start w:val="1"/>
-      <w:numFmt w:val="bullet"/>
-      <w:lvlText w:val=""/>
-      <w:lvlJc w:val="left"/>
-      <w:pPr>
-        <w:ind w:left="6120" w:hanging="360"/>
-      </w:pPr>
-      <w:rPr>
-        <w:rFonts w:ascii="Symbol" w:hAnsi="Symbol" w:hint="default"/>
-      </w:rPr>
-    </w:lvl>
-    <w:lvl w:ilvl="7">
-      <w:start w:val="1"/>
-      <w:numFmt w:val="bullet"/>
-      <w:lvlText w:val="o"/>
-      <w:lvlJc w:val="left"/>
-      <w:pPr>
-        <w:ind w:left="6840" w:hanging="360"/>
-      </w:pPr>
-      <w:rPr>
-        <w:rFonts w:ascii="Courier New" w:hAnsi="Courier New" w:cs="Courier New" w:hint="default"/>
-      </w:rPr>
-    </w:lvl>
-    <w:lvl w:ilvl="8">
-      <w:start w:val="1"/>
-      <w:numFmt w:val="bullet"/>
-      <w:lvlText w:val=""/>
-      <w:lvlJc w:val="left"/>
-      <w:pPr>
-        <w:ind w:left="7560" w:hanging="360"/>
-      </w:pPr>
-      <w:rPr>
-        <w:rFonts w:ascii="Wingdings" w:hAnsi="Wingdings" w:hint="default"/>
-      </w:rPr>
-    </w:lvl>
-  </w:abstractNum>
-  <w:abstractNum w:abstractNumId="32" w15:restartNumberingAfterBreak="0">
+  <w:abstractNum w:abstractNumId="20" w15:restartNumberingAfterBreak="0">
     <w:nsid w:val="48040ADB"/>
     <w:multiLevelType w:val="hybridMultilevel"/>
     <w:tmpl w:val="CCA2EDE0"/>
@@ -4364,7 +4404,152 @@
       </w:pPr>
     </w:lvl>
   </w:abstractNum>
-  <w:abstractNum w:abstractNumId="33" w15:restartNumberingAfterBreak="0">
+  <w:abstractNum w:abstractNumId="21" w15:restartNumberingAfterBreak="0">
+    <w:nsid w:val="480A7496"/>
+    <w:multiLevelType w:val="multilevel"/>
+    <w:tmpl w:val="E13C410C"/>
+    <w:lvl w:ilvl="0">
+      <w:start w:val="1"/>
+      <w:numFmt w:val="bullet"/>
+      <w:lvlText w:val=""/>
+      <w:lvlJc w:val="left"/>
+      <w:pPr>
+        <w:tabs>
+          <w:tab w:val="num" w:pos="720"/>
+        </w:tabs>
+        <w:ind w:left="720" w:hanging="360"/>
+      </w:pPr>
+      <w:rPr>
+        <w:rFonts w:ascii="Symbol" w:hAnsi="Symbol" w:hint="default"/>
+        <w:sz w:val="20"/>
+      </w:rPr>
+    </w:lvl>
+    <w:lvl w:ilvl="1">
+      <w:start w:val="1"/>
+      <w:numFmt w:val="decimal"/>
+      <w:lvlText w:val="%2."/>
+      <w:lvlJc w:val="left"/>
+      <w:pPr>
+        <w:tabs>
+          <w:tab w:val="num" w:pos="1440"/>
+        </w:tabs>
+        <w:ind w:left="1440" w:hanging="360"/>
+      </w:pPr>
+    </w:lvl>
+    <w:lvl w:ilvl="2">
+      <w:start w:val="1"/>
+      <w:numFmt w:val="bullet"/>
+      <w:lvlText w:val=""/>
+      <w:lvlJc w:val="left"/>
+      <w:pPr>
+        <w:tabs>
+          <w:tab w:val="num" w:pos="2160"/>
+        </w:tabs>
+        <w:ind w:left="2160" w:hanging="360"/>
+      </w:pPr>
+      <w:rPr>
+        <w:rFonts w:ascii="Wingdings" w:hAnsi="Wingdings" w:hint="default"/>
+        <w:sz w:val="20"/>
+      </w:rPr>
+    </w:lvl>
+    <w:lvl w:ilvl="3" w:tentative="1">
+      <w:start w:val="1"/>
+      <w:numFmt w:val="bullet"/>
+      <w:lvlText w:val=""/>
+      <w:lvlJc w:val="left"/>
+      <w:pPr>
+        <w:tabs>
+          <w:tab w:val="num" w:pos="2880"/>
+        </w:tabs>
+        <w:ind w:left="2880" w:hanging="360"/>
+      </w:pPr>
+      <w:rPr>
+        <w:rFonts w:ascii="Wingdings" w:hAnsi="Wingdings" w:hint="default"/>
+        <w:sz w:val="20"/>
+      </w:rPr>
+    </w:lvl>
+    <w:lvl w:ilvl="4" w:tentative="1">
+      <w:start w:val="1"/>
+      <w:numFmt w:val="bullet"/>
+      <w:lvlText w:val=""/>
+      <w:lvlJc w:val="left"/>
+      <w:pPr>
+        <w:tabs>
+          <w:tab w:val="num" w:pos="3600"/>
+        </w:tabs>
+        <w:ind w:left="3600" w:hanging="360"/>
+      </w:pPr>
+      <w:rPr>
+        <w:rFonts w:ascii="Wingdings" w:hAnsi="Wingdings" w:hint="default"/>
+        <w:sz w:val="20"/>
+      </w:rPr>
+    </w:lvl>
+    <w:lvl w:ilvl="5" w:tentative="1">
+      <w:start w:val="1"/>
+      <w:numFmt w:val="bullet"/>
+      <w:lvlText w:val=""/>
+      <w:lvlJc w:val="left"/>
+      <w:pPr>
+        <w:tabs>
+          <w:tab w:val="num" w:pos="4320"/>
+        </w:tabs>
+        <w:ind w:left="4320" w:hanging="360"/>
+      </w:pPr>
+      <w:rPr>
+        <w:rFonts w:ascii="Wingdings" w:hAnsi="Wingdings" w:hint="default"/>
+        <w:sz w:val="20"/>
+      </w:rPr>
+    </w:lvl>
+    <w:lvl w:ilvl="6" w:tentative="1">
+      <w:start w:val="1"/>
+      <w:numFmt w:val="bullet"/>
+      <w:lvlText w:val=""/>
+      <w:lvlJc w:val="left"/>
+      <w:pPr>
+        <w:tabs>
+          <w:tab w:val="num" w:pos="5040"/>
+        </w:tabs>
+        <w:ind w:left="5040" w:hanging="360"/>
+      </w:pPr>
+      <w:rPr>
+        <w:rFonts w:ascii="Wingdings" w:hAnsi="Wingdings" w:hint="default"/>
+        <w:sz w:val="20"/>
+      </w:rPr>
+    </w:lvl>
+    <w:lvl w:ilvl="7" w:tentative="1">
+      <w:start w:val="1"/>
+      <w:numFmt w:val="bullet"/>
+      <w:lvlText w:val=""/>
+      <w:lvlJc w:val="left"/>
+      <w:pPr>
+        <w:tabs>
+          <w:tab w:val="num" w:pos="5760"/>
+        </w:tabs>
+        <w:ind w:left="5760" w:hanging="360"/>
+      </w:pPr>
+      <w:rPr>
+        <w:rFonts w:ascii="Wingdings" w:hAnsi="Wingdings" w:hint="default"/>
+        <w:sz w:val="20"/>
+      </w:rPr>
+    </w:lvl>
+    <w:lvl w:ilvl="8" w:tentative="1">
+      <w:start w:val="1"/>
+      <w:numFmt w:val="bullet"/>
+      <w:lvlText w:val=""/>
+      <w:lvlJc w:val="left"/>
+      <w:pPr>
+        <w:tabs>
+          <w:tab w:val="num" w:pos="6480"/>
+        </w:tabs>
+        <w:ind w:left="6480" w:hanging="360"/>
+      </w:pPr>
+      <w:rPr>
+        <w:rFonts w:ascii="Wingdings" w:hAnsi="Wingdings" w:hint="default"/>
+        <w:sz w:val="20"/>
+      </w:rPr>
+    </w:lvl>
+  </w:abstractNum>
+  <w:abstractNum w:abstractNumId="22" w15:restartNumberingAfterBreak="0">
     <w:nsid w:val="52247456"/>
     <w:multiLevelType w:val="hybridMultilevel"/>
     <w:tmpl w:val="D646EA1A"/>
@@ -4453,120 +4638,7 @@
       </w:pPr>
     </w:lvl>
   </w:abstractNum>
-  <w:abstractNum w:abstractNumId="34" w15:restartNumberingAfterBreak="0">
-    <w:nsid w:val="53F7740E"/>
-    <w:multiLevelType w:val="multilevel"/>
-    <w:tmpl w:val="53F7740E"/>
-    <w:lvl w:ilvl="0">
-      <w:start w:val="1"/>
-      <w:numFmt w:val="bullet"/>
-      <w:lvlText w:val=""/>
-      <w:lvlJc w:val="left"/>
-      <w:pPr>
-        <w:ind w:left="1440" w:hanging="360"/>
-      </w:pPr>
-      <w:rPr>
-        <w:rFonts w:ascii="Symbol" w:hAnsi="Symbol" w:hint="default"/>
-      </w:rPr>
-    </w:lvl>
-    <w:lvl w:ilvl="1">
-      <w:start w:val="1"/>
-      <w:numFmt w:val="bullet"/>
-      <w:lvlText w:val="o"/>
-      <w:lvlJc w:val="left"/>
-      <w:pPr>
-        <w:ind w:left="2160" w:hanging="360"/>
-      </w:pPr>
-      <w:rPr>
-        <w:rFonts w:ascii="Courier New" w:hAnsi="Courier New" w:cs="Courier New" w:hint="default"/>
-      </w:rPr>
-    </w:lvl>
-    <w:lvl w:ilvl="2">
-      <w:start w:val="1"/>
-      <w:numFmt w:val="bullet"/>
-      <w:lvlText w:val=""/>
-      <w:lvlJc w:val="left"/>
-      <w:pPr>
-        <w:ind w:left="2880" w:hanging="360"/>
-      </w:pPr>
-      <w:rPr>
-        <w:rFonts w:ascii="Wingdings" w:hAnsi="Wingdings" w:hint="default"/>
-      </w:rPr>
-    </w:lvl>
-    <w:lvl w:ilvl="3">
-      <w:start w:val="1"/>
-      <w:numFmt w:val="bullet"/>
-      <w:lvlText w:val=""/>
-      <w:lvlJc w:val="left"/>
-      <w:pPr>
-        <w:ind w:left="3600" w:hanging="360"/>
-      </w:pPr>
-      <w:rPr>
-        <w:rFonts w:ascii="Symbol" w:hAnsi="Symbol" w:hint="default"/>
-      </w:rPr>
-    </w:lvl>
-    <w:lvl w:ilvl="4">
-      <w:start w:val="1"/>
-      <w:numFmt w:val="bullet"/>
-      <w:lvlText w:val="o"/>
-      <w:lvlJc w:val="left"/>
-      <w:pPr>
-        <w:ind w:left="4320" w:hanging="360"/>
-      </w:pPr>
-      <w:rPr>
-        <w:rFonts w:ascii="Courier New" w:hAnsi="Courier New" w:cs="Courier New" w:hint="default"/>
-      </w:rPr>
-    </w:lvl>
-    <w:lvl w:ilvl="5">
-      <w:start w:val="1"/>
-      <w:numFmt w:val="bullet"/>
-      <w:lvlText w:val=""/>
-      <w:lvlJc w:val="left"/>
-      <w:pPr>
-        <w:ind w:left="5040" w:hanging="360"/>
-      </w:pPr>
-      <w:rPr>
-        <w:rFonts w:ascii="Wingdings" w:hAnsi="Wingdings" w:hint="default"/>
-      </w:rPr>
-    </w:lvl>
-    <w:lvl w:ilvl="6">
-      <w:start w:val="1"/>
-      <w:numFmt w:val="bullet"/>
-      <w:lvlText w:val=""/>
-      <w:lvlJc w:val="left"/>
-      <w:pPr>
-        <w:ind w:left="5760" w:hanging="360"/>
-      </w:pPr>
-      <w:rPr>
-        <w:rFonts w:ascii="Symbol" w:hAnsi="Symbol" w:hint="default"/>
-      </w:rPr>
-    </w:lvl>
-    <w:lvl w:ilvl="7">
-      <w:start w:val="1"/>
-      <w:numFmt w:val="bullet"/>
-      <w:lvlText w:val="o"/>
-      <w:lvlJc w:val="left"/>
-      <w:pPr>
-        <w:ind w:left="6480" w:hanging="360"/>
-      </w:pPr>
-      <w:rPr>
-        <w:rFonts w:ascii="Courier New" w:hAnsi="Courier New" w:cs="Courier New" w:hint="default"/>
-      </w:rPr>
-    </w:lvl>
-    <w:lvl w:ilvl="8">
-      <w:start w:val="1"/>
-      <w:numFmt w:val="bullet"/>
-      <w:lvlText w:val=""/>
-      <w:lvlJc w:val="left"/>
-      <w:pPr>
-        <w:ind w:left="7200" w:hanging="360"/>
-      </w:pPr>
-      <w:rPr>
-        <w:rFonts w:ascii="Wingdings" w:hAnsi="Wingdings" w:hint="default"/>
-      </w:rPr>
-    </w:lvl>
-  </w:abstractNum>
-  <w:abstractNum w:abstractNumId="35" w15:restartNumberingAfterBreak="0">
+  <w:abstractNum w:abstractNumId="23" w15:restartNumberingAfterBreak="0">
     <w:nsid w:val="54557A0C"/>
     <w:multiLevelType w:val="hybridMultilevel"/>
     <w:tmpl w:val="E7A64C64"/>
@@ -4655,7 +4727,7 @@
       </w:pPr>
     </w:lvl>
   </w:abstractNum>
-  <w:abstractNum w:abstractNumId="36" w15:restartNumberingAfterBreak="0">
+  <w:abstractNum w:abstractNumId="24" w15:restartNumberingAfterBreak="0">
     <w:nsid w:val="587C5BD4"/>
     <w:multiLevelType w:val="hybridMultilevel"/>
     <w:tmpl w:val="9D623F2A"/>
@@ -4744,366 +4816,7 @@
       </w:pPr>
     </w:lvl>
   </w:abstractNum>
-  <w:abstractNum w:abstractNumId="37" w15:restartNumberingAfterBreak="0">
-    <w:nsid w:val="664E0B7D"/>
-    <w:multiLevelType w:val="hybridMultilevel"/>
-    <w:tmpl w:val="67EAF6F8"/>
-    <w:lvl w:ilvl="0" w:tplc="0409000F">
-      <w:start w:val="1"/>
-      <w:numFmt w:val="decimal"/>
-      <w:lvlText w:val="%1."/>
-      <w:lvlJc w:val="left"/>
-      <w:pPr>
-        <w:ind w:left="720" w:hanging="360"/>
-      </w:pPr>
-      <w:rPr>
-        <w:rFonts w:hint="default"/>
-      </w:rPr>
-    </w:lvl>
-    <w:lvl w:ilvl="1" w:tplc="04090019" w:tentative="1">
-      <w:start w:val="1"/>
-      <w:numFmt w:val="lowerLetter"/>
-      <w:lvlText w:val="%2."/>
-      <w:lvlJc w:val="left"/>
-      <w:pPr>
-        <w:ind w:left="1440" w:hanging="360"/>
-      </w:pPr>
-    </w:lvl>
-    <w:lvl w:ilvl="2" w:tplc="0409001B" w:tentative="1">
-      <w:start w:val="1"/>
-      <w:numFmt w:val="lowerRoman"/>
-      <w:lvlText w:val="%3."/>
-      <w:lvlJc w:val="right"/>
-      <w:pPr>
-        <w:ind w:left="2160" w:hanging="180"/>
-      </w:pPr>
-    </w:lvl>
-    <w:lvl w:ilvl="3" w:tplc="0409000F" w:tentative="1">
-      <w:start w:val="1"/>
-      <w:numFmt w:val="decimal"/>
-      <w:lvlText w:val="%4."/>
-      <w:lvlJc w:val="left"/>
-      <w:pPr>
-        <w:ind w:left="2880" w:hanging="360"/>
-      </w:pPr>
-    </w:lvl>
-    <w:lvl w:ilvl="4" w:tplc="04090019" w:tentative="1">
-      <w:start w:val="1"/>
-      <w:numFmt w:val="lowerLetter"/>
-      <w:lvlText w:val="%5."/>
-      <w:lvlJc w:val="left"/>
-      <w:pPr>
-        <w:ind w:left="3600" w:hanging="360"/>
-      </w:pPr>
-    </w:lvl>
-    <w:lvl w:ilvl="5" w:tplc="0409001B" w:tentative="1">
-      <w:start w:val="1"/>
-      <w:numFmt w:val="lowerRoman"/>
-      <w:lvlText w:val="%6."/>
-      <w:lvlJc w:val="right"/>
-      <w:pPr>
-        <w:ind w:left="4320" w:hanging="180"/>
-      </w:pPr>
-    </w:lvl>
-    <w:lvl w:ilvl="6" w:tplc="0409000F" w:tentative="1">
-      <w:start w:val="1"/>
-      <w:numFmt w:val="decimal"/>
-      <w:lvlText w:val="%7."/>
-      <w:lvlJc w:val="left"/>
-      <w:pPr>
-        <w:ind w:left="5040" w:hanging="360"/>
-      </w:pPr>
-    </w:lvl>
-    <w:lvl w:ilvl="7" w:tplc="04090019" w:tentative="1">
-      <w:start w:val="1"/>
-      <w:numFmt w:val="lowerLetter"/>
-      <w:lvlText w:val="%8."/>
-      <w:lvlJc w:val="left"/>
-      <w:pPr>
-        <w:ind w:left="5760" w:hanging="360"/>
-      </w:pPr>
-    </w:lvl>
-    <w:lvl w:ilvl="8" w:tplc="0409001B" w:tentative="1">
-      <w:start w:val="1"/>
-      <w:numFmt w:val="lowerRoman"/>
-      <w:lvlText w:val="%9."/>
-      <w:lvlJc w:val="right"/>
-      <w:pPr>
-        <w:ind w:left="6480" w:hanging="180"/>
-      </w:pPr>
-    </w:lvl>
-  </w:abstractNum>
-  <w:abstractNum w:abstractNumId="38" w15:restartNumberingAfterBreak="0">
-    <w:nsid w:val="6F68464F"/>
-    <w:multiLevelType w:val="multilevel"/>
-    <w:tmpl w:val="6F68464F"/>
-    <w:lvl w:ilvl="0">
-      <w:start w:val="1"/>
-      <w:numFmt w:val="decimal"/>
-      <w:lvlText w:val="%1."/>
-      <w:lvlJc w:val="left"/>
-      <w:pPr>
-        <w:ind w:left="1080" w:hanging="360"/>
-      </w:pPr>
-    </w:lvl>
-    <w:lvl w:ilvl="1">
-      <w:start w:val="1"/>
-      <w:numFmt w:val="bullet"/>
-      <w:lvlText w:val=""/>
-      <w:lvlJc w:val="left"/>
-      <w:pPr>
-        <w:ind w:left="1440" w:hanging="360"/>
-      </w:pPr>
-      <w:rPr>
-        <w:rFonts w:ascii="Symbol" w:hAnsi="Symbol" w:hint="default"/>
-      </w:rPr>
-    </w:lvl>
-    <w:lvl w:ilvl="2">
-      <w:start w:val="1"/>
-      <w:numFmt w:val="bullet"/>
-      <w:lvlText w:val="o"/>
-      <w:lvlJc w:val="left"/>
-      <w:pPr>
-        <w:ind w:left="2700" w:hanging="360"/>
-      </w:pPr>
-      <w:rPr>
-        <w:rFonts w:ascii="Courier New" w:hAnsi="Courier New" w:cs="Courier New" w:hint="default"/>
-      </w:rPr>
-    </w:lvl>
-    <w:lvl w:ilvl="3">
-      <w:start w:val="1"/>
-      <w:numFmt w:val="decimal"/>
-      <w:lvlText w:val="%4."/>
-      <w:lvlJc w:val="left"/>
-      <w:pPr>
-        <w:ind w:left="3240" w:hanging="360"/>
-      </w:pPr>
-    </w:lvl>
-    <w:lvl w:ilvl="4">
-      <w:start w:val="1"/>
-      <w:numFmt w:val="lowerLetter"/>
-      <w:lvlText w:val="%5."/>
-      <w:lvlJc w:val="left"/>
-      <w:pPr>
-        <w:ind w:left="3960" w:hanging="360"/>
-      </w:pPr>
-    </w:lvl>
-    <w:lvl w:ilvl="5">
-      <w:start w:val="1"/>
-      <w:numFmt w:val="lowerRoman"/>
-      <w:lvlText w:val="%6."/>
-      <w:lvlJc w:val="right"/>
-      <w:pPr>
-        <w:ind w:left="4680" w:hanging="180"/>
-      </w:pPr>
-    </w:lvl>
-    <w:lvl w:ilvl="6">
-      <w:start w:val="1"/>
-      <w:numFmt w:val="decimal"/>
-      <w:lvlText w:val="%7."/>
-      <w:lvlJc w:val="left"/>
-      <w:pPr>
-        <w:ind w:left="5400" w:hanging="360"/>
-      </w:pPr>
-    </w:lvl>
-    <w:lvl w:ilvl="7">
-      <w:start w:val="1"/>
-      <w:numFmt w:val="lowerLetter"/>
-      <w:lvlText w:val="%8."/>
-      <w:lvlJc w:val="left"/>
-      <w:pPr>
-        <w:ind w:left="6120" w:hanging="360"/>
-      </w:pPr>
-    </w:lvl>
-    <w:lvl w:ilvl="8">
-      <w:start w:val="1"/>
-      <w:numFmt w:val="lowerRoman"/>
-      <w:lvlText w:val="%9."/>
-      <w:lvlJc w:val="right"/>
-      <w:pPr>
-        <w:ind w:left="6840" w:hanging="180"/>
-      </w:pPr>
-    </w:lvl>
-  </w:abstractNum>
-  <w:abstractNum w:abstractNumId="39" w15:restartNumberingAfterBreak="0">
-    <w:nsid w:val="719416B9"/>
-    <w:multiLevelType w:val="hybridMultilevel"/>
-    <w:tmpl w:val="6CD0D450"/>
-    <w:lvl w:ilvl="0" w:tplc="8BEE8A98">
-      <w:start w:val="1"/>
-      <w:numFmt w:val="lowerRoman"/>
-      <w:lvlText w:val="%1."/>
-      <w:lvlJc w:val="left"/>
-      <w:pPr>
-        <w:ind w:left="1800" w:hanging="720"/>
-      </w:pPr>
-      <w:rPr>
-        <w:rFonts w:hint="default"/>
-      </w:rPr>
-    </w:lvl>
-    <w:lvl w:ilvl="1" w:tplc="04090019" w:tentative="1">
-      <w:start w:val="1"/>
-      <w:numFmt w:val="lowerLetter"/>
-      <w:lvlText w:val="%2."/>
-      <w:lvlJc w:val="left"/>
-      <w:pPr>
-        <w:ind w:left="2160" w:hanging="360"/>
-      </w:pPr>
-    </w:lvl>
-    <w:lvl w:ilvl="2" w:tplc="0409001B" w:tentative="1">
-      <w:start w:val="1"/>
-      <w:numFmt w:val="lowerRoman"/>
-      <w:lvlText w:val="%3."/>
-      <w:lvlJc w:val="right"/>
-      <w:pPr>
-        <w:ind w:left="2880" w:hanging="180"/>
-      </w:pPr>
-    </w:lvl>
-    <w:lvl w:ilvl="3" w:tplc="0409000F" w:tentative="1">
-      <w:start w:val="1"/>
-      <w:numFmt w:val="decimal"/>
-      <w:lvlText w:val="%4."/>
-      <w:lvlJc w:val="left"/>
-      <w:pPr>
-        <w:ind w:left="3600" w:hanging="360"/>
-      </w:pPr>
-    </w:lvl>
-    <w:lvl w:ilvl="4" w:tplc="04090019" w:tentative="1">
-      <w:start w:val="1"/>
-      <w:numFmt w:val="lowerLetter"/>
-      <w:lvlText w:val="%5."/>
-      <w:lvlJc w:val="left"/>
-      <w:pPr>
-        <w:ind w:left="4320" w:hanging="360"/>
-      </w:pPr>
-    </w:lvl>
-    <w:lvl w:ilvl="5" w:tplc="0409001B" w:tentative="1">
-      <w:start w:val="1"/>
-      <w:numFmt w:val="lowerRoman"/>
-      <w:lvlText w:val="%6."/>
-      <w:lvlJc w:val="right"/>
-      <w:pPr>
-        <w:ind w:left="5040" w:hanging="180"/>
-      </w:pPr>
-    </w:lvl>
-    <w:lvl w:ilvl="6" w:tplc="0409000F" w:tentative="1">
-      <w:start w:val="1"/>
-      <w:numFmt w:val="decimal"/>
-      <w:lvlText w:val="%7."/>
-      <w:lvlJc w:val="left"/>
-      <w:pPr>
-        <w:ind w:left="5760" w:hanging="360"/>
-      </w:pPr>
-    </w:lvl>
-    <w:lvl w:ilvl="7" w:tplc="04090019" w:tentative="1">
-      <w:start w:val="1"/>
-      <w:numFmt w:val="lowerLetter"/>
-      <w:lvlText w:val="%8."/>
-      <w:lvlJc w:val="left"/>
-      <w:pPr>
-        <w:ind w:left="6480" w:hanging="360"/>
-      </w:pPr>
-    </w:lvl>
-    <w:lvl w:ilvl="8" w:tplc="0409001B" w:tentative="1">
-      <w:start w:val="1"/>
-      <w:numFmt w:val="lowerRoman"/>
-      <w:lvlText w:val="%9."/>
-      <w:lvlJc w:val="right"/>
-      <w:pPr>
-        <w:ind w:left="7200" w:hanging="180"/>
-      </w:pPr>
-    </w:lvl>
-  </w:abstractNum>
-  <w:abstractNum w:abstractNumId="40" w15:restartNumberingAfterBreak="0">
-    <w:nsid w:val="75102B59"/>
-    <w:multiLevelType w:val="hybridMultilevel"/>
-    <w:tmpl w:val="90429CB4"/>
-    <w:lvl w:ilvl="0" w:tplc="156AF46C">
-      <w:start w:val="1"/>
-      <w:numFmt w:val="lowerLetter"/>
-      <w:lvlText w:val="%1."/>
-      <w:lvlJc w:val="left"/>
-      <w:pPr>
-        <w:ind w:left="1080" w:hanging="360"/>
-      </w:pPr>
-      <w:rPr>
-        <w:rFonts w:hint="default"/>
-      </w:rPr>
-    </w:lvl>
-    <w:lvl w:ilvl="1" w:tplc="04090019" w:tentative="1">
-      <w:start w:val="1"/>
-      <w:numFmt w:val="lowerLetter"/>
-      <w:lvlText w:val="%2."/>
-      <w:lvlJc w:val="left"/>
-      <w:pPr>
-        <w:ind w:left="1800" w:hanging="360"/>
-      </w:pPr>
-    </w:lvl>
-    <w:lvl w:ilvl="2" w:tplc="0409001B" w:tentative="1">
-      <w:start w:val="1"/>
-      <w:numFmt w:val="lowerRoman"/>
-      <w:lvlText w:val="%3."/>
-      <w:lvlJc w:val="right"/>
-      <w:pPr>
-        <w:ind w:left="2520" w:hanging="180"/>
-      </w:pPr>
-    </w:lvl>
-    <w:lvl w:ilvl="3" w:tplc="0409000F" w:tentative="1">
-      <w:start w:val="1"/>
-      <w:numFmt w:val="decimal"/>
-      <w:lvlText w:val="%4."/>
-      <w:lvlJc w:val="left"/>
-      <w:pPr>
-        <w:ind w:left="3240" w:hanging="360"/>
-      </w:pPr>
-    </w:lvl>
-    <w:lvl w:ilvl="4" w:tplc="04090019" w:tentative="1">
-      <w:start w:val="1"/>
-      <w:numFmt w:val="lowerLetter"/>
-      <w:lvlText w:val="%5."/>
-      <w:lvlJc w:val="left"/>
-      <w:pPr>
-        <w:ind w:left="3960" w:hanging="360"/>
-      </w:pPr>
-    </w:lvl>
-    <w:lvl w:ilvl="5" w:tplc="0409001B" w:tentative="1">
-      <w:start w:val="1"/>
-      <w:numFmt w:val="lowerRoman"/>
-      <w:lvlText w:val="%6."/>
-      <w:lvlJc w:val="right"/>
-      <w:pPr>
-        <w:ind w:left="4680" w:hanging="180"/>
-      </w:pPr>
-    </w:lvl>
-    <w:lvl w:ilvl="6" w:tplc="0409000F" w:tentative="1">
-      <w:start w:val="1"/>
-      <w:numFmt w:val="decimal"/>
-      <w:lvlText w:val="%7."/>
-      <w:lvlJc w:val="left"/>
-      <w:pPr>
-        <w:ind w:left="5400" w:hanging="360"/>
-      </w:pPr>
-    </w:lvl>
-    <w:lvl w:ilvl="7" w:tplc="04090019" w:tentative="1">
-      <w:start w:val="1"/>
-      <w:numFmt w:val="lowerLetter"/>
-      <w:lvlText w:val="%8."/>
-      <w:lvlJc w:val="left"/>
-      <w:pPr>
-        <w:ind w:left="6120" w:hanging="360"/>
-      </w:pPr>
-    </w:lvl>
-    <w:lvl w:ilvl="8" w:tplc="0409001B" w:tentative="1">
-      <w:start w:val="1"/>
-      <w:numFmt w:val="lowerRoman"/>
-      <w:lvlText w:val="%9."/>
-      <w:lvlJc w:val="right"/>
-      <w:pPr>
-        <w:ind w:left="6840" w:hanging="180"/>
-      </w:pPr>
-    </w:lvl>
-  </w:abstractNum>
-  <w:abstractNum w:abstractNumId="41" w15:restartNumberingAfterBreak="0">
+  <w:abstractNum w:abstractNumId="25" w15:restartNumberingAfterBreak="0">
     <w:nsid w:val="76A029FF"/>
     <w:multiLevelType w:val="hybridMultilevel"/>
     <w:tmpl w:val="B19E9AE4"/>
@@ -5192,122 +4905,37 @@
       </w:pPr>
     </w:lvl>
   </w:abstractNum>
-  <w:abstractNum w:abstractNumId="42" w15:restartNumberingAfterBreak="0">
-    <w:nsid w:val="791D220F"/>
-    <w:multiLevelType w:val="hybridMultilevel"/>
-    <w:tmpl w:val="3474B69E"/>
-    <w:lvl w:ilvl="0" w:tplc="1962446C">
-      <w:start w:val="1"/>
-      <w:numFmt w:val="lowerRoman"/>
-      <w:lvlText w:val="%1."/>
+  <w:abstractNum w:abstractNumId="26" w15:restartNumberingAfterBreak="0">
+    <w:nsid w:val="7AF97E02"/>
+    <w:multiLevelType w:val="multilevel"/>
+    <w:tmpl w:val="CA3AC4FE"/>
+    <w:lvl w:ilvl="0">
+      <w:start w:val="1"/>
+      <w:numFmt w:val="bullet"/>
+      <w:lvlText w:val=""/>
       <w:lvlJc w:val="left"/>
       <w:pPr>
-        <w:ind w:left="1440" w:hanging="720"/>
-      </w:pPr>
-      <w:rPr>
-        <w:rFonts w:hint="default"/>
-      </w:rPr>
-    </w:lvl>
-    <w:lvl w:ilvl="1" w:tplc="04090019" w:tentative="1">
-      <w:start w:val="1"/>
-      <w:numFmt w:val="lowerLetter"/>
+        <w:tabs>
+          <w:tab w:val="num" w:pos="720"/>
+        </w:tabs>
+        <w:ind w:left="720" w:hanging="360"/>
+      </w:pPr>
+      <w:rPr>
+        <w:rFonts w:ascii="Symbol" w:hAnsi="Symbol" w:hint="default"/>
+        <w:sz w:val="20"/>
+      </w:rPr>
+    </w:lvl>
+    <w:lvl w:ilvl="1">
+      <w:start w:val="1"/>
+      <w:numFmt w:val="decimal"/>
       <w:lvlText w:val="%2."/>
       <w:lvlJc w:val="left"/>
       <w:pPr>
-        <w:ind w:left="1800" w:hanging="360"/>
-      </w:pPr>
-    </w:lvl>
-    <w:lvl w:ilvl="2" w:tplc="0409001B" w:tentative="1">
-      <w:start w:val="1"/>
-      <w:numFmt w:val="lowerRoman"/>
-      <w:lvlText w:val="%3."/>
-      <w:lvlJc w:val="right"/>
-      <w:pPr>
-        <w:ind w:left="2520" w:hanging="180"/>
-      </w:pPr>
-    </w:lvl>
-    <w:lvl w:ilvl="3" w:tplc="0409000F" w:tentative="1">
-      <w:start w:val="1"/>
-      <w:numFmt w:val="decimal"/>
-      <w:lvlText w:val="%4."/>
-      <w:lvlJc w:val="left"/>
-      <w:pPr>
-        <w:ind w:left="3240" w:hanging="360"/>
-      </w:pPr>
-    </w:lvl>
-    <w:lvl w:ilvl="4" w:tplc="04090019" w:tentative="1">
-      <w:start w:val="1"/>
-      <w:numFmt w:val="lowerLetter"/>
-      <w:lvlText w:val="%5."/>
-      <w:lvlJc w:val="left"/>
-      <w:pPr>
-        <w:ind w:left="3960" w:hanging="360"/>
-      </w:pPr>
-    </w:lvl>
-    <w:lvl w:ilvl="5" w:tplc="0409001B" w:tentative="1">
-      <w:start w:val="1"/>
-      <w:numFmt w:val="lowerRoman"/>
-      <w:lvlText w:val="%6."/>
-      <w:lvlJc w:val="right"/>
-      <w:pPr>
-        <w:ind w:left="4680" w:hanging="180"/>
-      </w:pPr>
-    </w:lvl>
-    <w:lvl w:ilvl="6" w:tplc="0409000F" w:tentative="1">
-      <w:start w:val="1"/>
-      <w:numFmt w:val="decimal"/>
-      <w:lvlText w:val="%7."/>
-      <w:lvlJc w:val="left"/>
-      <w:pPr>
-        <w:ind w:left="5400" w:hanging="360"/>
-      </w:pPr>
-    </w:lvl>
-    <w:lvl w:ilvl="7" w:tplc="04090019" w:tentative="1">
-      <w:start w:val="1"/>
-      <w:numFmt w:val="lowerLetter"/>
-      <w:lvlText w:val="%8."/>
-      <w:lvlJc w:val="left"/>
-      <w:pPr>
-        <w:ind w:left="6120" w:hanging="360"/>
-      </w:pPr>
-    </w:lvl>
-    <w:lvl w:ilvl="8" w:tplc="0409001B" w:tentative="1">
-      <w:start w:val="1"/>
-      <w:numFmt w:val="lowerRoman"/>
-      <w:lvlText w:val="%9."/>
-      <w:lvlJc w:val="right"/>
-      <w:pPr>
-        <w:ind w:left="6840" w:hanging="180"/>
-      </w:pPr>
-    </w:lvl>
-  </w:abstractNum>
-  <w:abstractNum w:abstractNumId="43" w15:restartNumberingAfterBreak="0">
-    <w:nsid w:val="7BCC1744"/>
-    <w:multiLevelType w:val="multilevel"/>
-    <w:tmpl w:val="7BCC1744"/>
-    <w:lvl w:ilvl="0">
-      <w:start w:val="1"/>
-      <w:numFmt w:val="bullet"/>
-      <w:lvlText w:val="o"/>
-      <w:lvlJc w:val="left"/>
-      <w:pPr>
-        <w:ind w:left="1800" w:hanging="360"/>
-      </w:pPr>
-      <w:rPr>
-        <w:rFonts w:ascii="Courier New" w:hAnsi="Courier New" w:cs="Courier New" w:hint="default"/>
-      </w:rPr>
-    </w:lvl>
-    <w:lvl w:ilvl="1">
-      <w:start w:val="1"/>
-      <w:numFmt w:val="bullet"/>
-      <w:lvlText w:val="o"/>
-      <w:lvlJc w:val="left"/>
-      <w:pPr>
-        <w:ind w:left="2520" w:hanging="360"/>
-      </w:pPr>
-      <w:rPr>
-        <w:rFonts w:ascii="Courier New" w:hAnsi="Courier New" w:cs="Courier New" w:hint="default"/>
-      </w:rPr>
+        <w:tabs>
+          <w:tab w:val="num" w:pos="1440"/>
+        </w:tabs>
+        <w:ind w:left="1440" w:hanging="360"/>
+      </w:pPr>
     </w:lvl>
     <w:lvl w:ilvl="2">
       <w:start w:val="1"/>
@@ -5315,309 +4943,195 @@
       <w:lvlText w:val=""/>
       <w:lvlJc w:val="left"/>
       <w:pPr>
-        <w:ind w:left="3240" w:hanging="360"/>
+        <w:tabs>
+          <w:tab w:val="num" w:pos="2160"/>
+        </w:tabs>
+        <w:ind w:left="2160" w:hanging="360"/>
       </w:pPr>
       <w:rPr>
         <w:rFonts w:ascii="Wingdings" w:hAnsi="Wingdings" w:hint="default"/>
-      </w:rPr>
-    </w:lvl>
-    <w:lvl w:ilvl="3">
-      <w:start w:val="1"/>
-      <w:numFmt w:val="bullet"/>
-      <w:lvlText w:val=""/>
-      <w:lvlJc w:val="left"/>
-      <w:pPr>
-        <w:ind w:left="3960" w:hanging="360"/>
-      </w:pPr>
-      <w:rPr>
-        <w:rFonts w:ascii="Symbol" w:hAnsi="Symbol" w:hint="default"/>
-      </w:rPr>
-    </w:lvl>
-    <w:lvl w:ilvl="4">
-      <w:start w:val="1"/>
-      <w:numFmt w:val="bullet"/>
-      <w:lvlText w:val="o"/>
-      <w:lvlJc w:val="left"/>
-      <w:pPr>
-        <w:ind w:left="4680" w:hanging="360"/>
-      </w:pPr>
-      <w:rPr>
-        <w:rFonts w:ascii="Courier New" w:hAnsi="Courier New" w:cs="Courier New" w:hint="default"/>
-      </w:rPr>
-    </w:lvl>
-    <w:lvl w:ilvl="5">
+        <w:sz w:val="20"/>
+      </w:rPr>
+    </w:lvl>
+    <w:lvl w:ilvl="3" w:tentative="1">
       <w:start w:val="1"/>
       <w:numFmt w:val="bullet"/>
       <w:lvlText w:val=""/>
       <w:lvlJc w:val="left"/>
       <w:pPr>
-        <w:ind w:left="5400" w:hanging="360"/>
+        <w:tabs>
+          <w:tab w:val="num" w:pos="2880"/>
+        </w:tabs>
+        <w:ind w:left="2880" w:hanging="360"/>
       </w:pPr>
       <w:rPr>
         <w:rFonts w:ascii="Wingdings" w:hAnsi="Wingdings" w:hint="default"/>
-      </w:rPr>
-    </w:lvl>
-    <w:lvl w:ilvl="6">
-      <w:start w:val="1"/>
-      <w:numFmt w:val="bullet"/>
-      <w:lvlText w:val=""/>
-      <w:lvlJc w:val="left"/>
-      <w:pPr>
-        <w:ind w:left="6120" w:hanging="360"/>
-      </w:pPr>
-      <w:rPr>
-        <w:rFonts w:ascii="Symbol" w:hAnsi="Symbol" w:hint="default"/>
-      </w:rPr>
-    </w:lvl>
-    <w:lvl w:ilvl="7">
-      <w:start w:val="1"/>
-      <w:numFmt w:val="bullet"/>
-      <w:lvlText w:val="o"/>
-      <w:lvlJc w:val="left"/>
-      <w:pPr>
-        <w:ind w:left="6840" w:hanging="360"/>
-      </w:pPr>
-      <w:rPr>
-        <w:rFonts w:ascii="Courier New" w:hAnsi="Courier New" w:cs="Courier New" w:hint="default"/>
-      </w:rPr>
-    </w:lvl>
-    <w:lvl w:ilvl="8">
+        <w:sz w:val="20"/>
+      </w:rPr>
+    </w:lvl>
+    <w:lvl w:ilvl="4" w:tentative="1">
       <w:start w:val="1"/>
       <w:numFmt w:val="bullet"/>
       <w:lvlText w:val=""/>
       <w:lvlJc w:val="left"/>
       <w:pPr>
-        <w:ind w:left="7560" w:hanging="360"/>
+        <w:tabs>
+          <w:tab w:val="num" w:pos="3600"/>
+        </w:tabs>
+        <w:ind w:left="3600" w:hanging="360"/>
       </w:pPr>
       <w:rPr>
         <w:rFonts w:ascii="Wingdings" w:hAnsi="Wingdings" w:hint="default"/>
-      </w:rPr>
-    </w:lvl>
-  </w:abstractNum>
-  <w:abstractNum w:abstractNumId="44" w15:restartNumberingAfterBreak="0">
-    <w:nsid w:val="7C2D1084"/>
-    <w:multiLevelType w:val="hybridMultilevel"/>
-    <w:tmpl w:val="3CF85C30"/>
-    <w:lvl w:ilvl="0" w:tplc="38687D66">
-      <w:start w:val="1"/>
-      <w:numFmt w:val="lowerLetter"/>
-      <w:lvlText w:val="%1."/>
+        <w:sz w:val="20"/>
+      </w:rPr>
+    </w:lvl>
+    <w:lvl w:ilvl="5" w:tentative="1">
+      <w:start w:val="1"/>
+      <w:numFmt w:val="bullet"/>
+      <w:lvlText w:val=""/>
       <w:lvlJc w:val="left"/>
       <w:pPr>
-        <w:ind w:left="1080" w:hanging="360"/>
-      </w:pPr>
-      <w:rPr>
-        <w:rFonts w:hint="default"/>
-      </w:rPr>
-    </w:lvl>
-    <w:lvl w:ilvl="1" w:tplc="04090019" w:tentative="1">
-      <w:start w:val="1"/>
-      <w:numFmt w:val="lowerLetter"/>
-      <w:lvlText w:val="%2."/>
+        <w:tabs>
+          <w:tab w:val="num" w:pos="4320"/>
+        </w:tabs>
+        <w:ind w:left="4320" w:hanging="360"/>
+      </w:pPr>
+      <w:rPr>
+        <w:rFonts w:ascii="Wingdings" w:hAnsi="Wingdings" w:hint="default"/>
+        <w:sz w:val="20"/>
+      </w:rPr>
+    </w:lvl>
+    <w:lvl w:ilvl="6" w:tentative="1">
+      <w:start w:val="1"/>
+      <w:numFmt w:val="bullet"/>
+      <w:lvlText w:val=""/>
       <w:lvlJc w:val="left"/>
       <w:pPr>
-        <w:ind w:left="1800" w:hanging="360"/>
-      </w:pPr>
-    </w:lvl>
-    <w:lvl w:ilvl="2" w:tplc="0409001B" w:tentative="1">
-      <w:start w:val="1"/>
-      <w:numFmt w:val="lowerRoman"/>
-      <w:lvlText w:val="%3."/>
-      <w:lvlJc w:val="right"/>
-      <w:pPr>
-        <w:ind w:left="2520" w:hanging="180"/>
-      </w:pPr>
-    </w:lvl>
-    <w:lvl w:ilvl="3" w:tplc="0409000F" w:tentative="1">
-      <w:start w:val="1"/>
-      <w:numFmt w:val="decimal"/>
-      <w:lvlText w:val="%4."/>
+        <w:tabs>
+          <w:tab w:val="num" w:pos="5040"/>
+        </w:tabs>
+        <w:ind w:left="5040" w:hanging="360"/>
+      </w:pPr>
+      <w:rPr>
+        <w:rFonts w:ascii="Wingdings" w:hAnsi="Wingdings" w:hint="default"/>
+        <w:sz w:val="20"/>
+      </w:rPr>
+    </w:lvl>
+    <w:lvl w:ilvl="7" w:tentative="1">
+      <w:start w:val="1"/>
+      <w:numFmt w:val="bullet"/>
+      <w:lvlText w:val=""/>
       <w:lvlJc w:val="left"/>
       <w:pPr>
-        <w:ind w:left="3240" w:hanging="360"/>
-      </w:pPr>
-    </w:lvl>
-    <w:lvl w:ilvl="4" w:tplc="04090019" w:tentative="1">
-      <w:start w:val="1"/>
-      <w:numFmt w:val="lowerLetter"/>
-      <w:lvlText w:val="%5."/>
+        <w:tabs>
+          <w:tab w:val="num" w:pos="5760"/>
+        </w:tabs>
+        <w:ind w:left="5760" w:hanging="360"/>
+      </w:pPr>
+      <w:rPr>
+        <w:rFonts w:ascii="Wingdings" w:hAnsi="Wingdings" w:hint="default"/>
+        <w:sz w:val="20"/>
+      </w:rPr>
+    </w:lvl>
+    <w:lvl w:ilvl="8" w:tentative="1">
+      <w:start w:val="1"/>
+      <w:numFmt w:val="bullet"/>
+      <w:lvlText w:val=""/>
       <w:lvlJc w:val="left"/>
       <w:pPr>
-        <w:ind w:left="3960" w:hanging="360"/>
-      </w:pPr>
-    </w:lvl>
-    <w:lvl w:ilvl="5" w:tplc="0409001B" w:tentative="1">
-      <w:start w:val="1"/>
-      <w:numFmt w:val="lowerRoman"/>
-      <w:lvlText w:val="%6."/>
-      <w:lvlJc w:val="right"/>
-      <w:pPr>
-        <w:ind w:left="4680" w:hanging="180"/>
-      </w:pPr>
-    </w:lvl>
-    <w:lvl w:ilvl="6" w:tplc="0409000F" w:tentative="1">
-      <w:start w:val="1"/>
-      <w:numFmt w:val="decimal"/>
-      <w:lvlText w:val="%7."/>
-      <w:lvlJc w:val="left"/>
-      <w:pPr>
-        <w:ind w:left="5400" w:hanging="360"/>
-      </w:pPr>
-    </w:lvl>
-    <w:lvl w:ilvl="7" w:tplc="04090019" w:tentative="1">
-      <w:start w:val="1"/>
-      <w:numFmt w:val="lowerLetter"/>
-      <w:lvlText w:val="%8."/>
-      <w:lvlJc w:val="left"/>
-      <w:pPr>
-        <w:ind w:left="6120" w:hanging="360"/>
-      </w:pPr>
-    </w:lvl>
-    <w:lvl w:ilvl="8" w:tplc="0409001B" w:tentative="1">
-      <w:start w:val="1"/>
-      <w:numFmt w:val="lowerRoman"/>
-      <w:lvlText w:val="%9."/>
-      <w:lvlJc w:val="right"/>
-      <w:pPr>
-        <w:ind w:left="6840" w:hanging="180"/>
-      </w:pPr>
+        <w:tabs>
+          <w:tab w:val="num" w:pos="6480"/>
+        </w:tabs>
+        <w:ind w:left="6480" w:hanging="360"/>
+      </w:pPr>
+      <w:rPr>
+        <w:rFonts w:ascii="Wingdings" w:hAnsi="Wingdings" w:hint="default"/>
+        <w:sz w:val="20"/>
+      </w:rPr>
     </w:lvl>
   </w:abstractNum>
   <w:num w:numId="1">
-    <w:abstractNumId w:val="8"/>
+    <w:abstractNumId w:val="5"/>
   </w:num>
   <w:num w:numId="2">
-    <w:abstractNumId w:val="6"/>
+    <w:abstractNumId w:val="3"/>
   </w:num>
   <w:num w:numId="3">
-    <w:abstractNumId w:val="5"/>
+    <w:abstractNumId w:val="2"/>
   </w:num>
   <w:num w:numId="4">
     <w:abstractNumId w:val="4"/>
   </w:num>
   <w:num w:numId="5">
+    <w:abstractNumId w:val="1"/>
+  </w:num>
+  <w:num w:numId="6">
+    <w:abstractNumId w:val="0"/>
+  </w:num>
+  <w:num w:numId="7">
+    <w:abstractNumId w:val="8"/>
+  </w:num>
+  <w:num w:numId="8">
+    <w:abstractNumId w:val="23"/>
+  </w:num>
+  <w:num w:numId="9">
+    <w:abstractNumId w:val="6"/>
+  </w:num>
+  <w:num w:numId="10">
+    <w:abstractNumId w:val="20"/>
+  </w:num>
+  <w:num w:numId="11">
+    <w:abstractNumId w:val="16"/>
+  </w:num>
+  <w:num w:numId="12">
+    <w:abstractNumId w:val="25"/>
+  </w:num>
+  <w:num w:numId="13">
+    <w:abstractNumId w:val="13"/>
+  </w:num>
+  <w:num w:numId="14">
+    <w:abstractNumId w:val="18"/>
+  </w:num>
+  <w:num w:numId="15">
+    <w:abstractNumId w:val="12"/>
+  </w:num>
+  <w:num w:numId="16">
+    <w:abstractNumId w:val="10"/>
+  </w:num>
+  <w:num w:numId="17">
+    <w:abstractNumId w:val="15"/>
+  </w:num>
+  <w:num w:numId="18">
+    <w:abstractNumId w:val="24"/>
+  </w:num>
+  <w:num w:numId="19">
+    <w:abstractNumId w:val="19"/>
+  </w:num>
+  <w:num w:numId="20">
+    <w:abstractNumId w:val="22"/>
+  </w:num>
+  <w:num w:numId="21">
+    <w:abstractNumId w:val="14"/>
+  </w:num>
+  <w:num w:numId="22">
+    <w:abstractNumId w:val="11"/>
+  </w:num>
+  <w:num w:numId="23">
+    <w:abstractNumId w:val="9"/>
+  </w:num>
+  <w:num w:numId="24">
+    <w:abstractNumId w:val="17"/>
+  </w:num>
+  <w:num w:numId="25">
+    <w:abstractNumId w:val="21"/>
+  </w:num>
+  <w:num w:numId="26">
+    <w:abstractNumId w:val="26"/>
+  </w:num>
+  <w:num w:numId="27">
     <w:abstractNumId w:val="7"/>
   </w:num>
-  <w:num w:numId="6">
-    <w:abstractNumId w:val="3"/>
-  </w:num>
-  <w:num w:numId="7">
-    <w:abstractNumId w:val="2"/>
-  </w:num>
-  <w:num w:numId="8">
-    <w:abstractNumId w:val="1"/>
-  </w:num>
-  <w:num w:numId="9">
-    <w:abstractNumId w:val="0"/>
-  </w:num>
-  <w:num w:numId="10">
-    <w:abstractNumId w:val="37"/>
-  </w:num>
-  <w:num w:numId="11">
-    <w:abstractNumId w:val="44"/>
-  </w:num>
-  <w:num w:numId="12">
-    <w:abstractNumId w:val="10"/>
-  </w:num>
-  <w:num w:numId="13">
-    <w:abstractNumId w:val="39"/>
-  </w:num>
-  <w:num w:numId="14">
-    <w:abstractNumId w:val="11"/>
-  </w:num>
-  <w:num w:numId="15">
-    <w:abstractNumId w:val="40"/>
-  </w:num>
-  <w:num w:numId="16">
-    <w:abstractNumId w:val="13"/>
-  </w:num>
-  <w:num w:numId="17">
-    <w:abstractNumId w:val="19"/>
-  </w:num>
-  <w:num w:numId="18">
-    <w:abstractNumId w:val="15"/>
-  </w:num>
-  <w:num w:numId="19">
-    <w:abstractNumId w:val="35"/>
-  </w:num>
-  <w:num w:numId="20">
-    <w:abstractNumId w:val="9"/>
-  </w:num>
-  <w:num w:numId="21">
-    <w:abstractNumId w:val="32"/>
-  </w:num>
-  <w:num w:numId="22">
-    <w:abstractNumId w:val="28"/>
-  </w:num>
-  <w:num w:numId="23">
-    <w:abstractNumId w:val="41"/>
-  </w:num>
-  <w:num w:numId="24">
-    <w:abstractNumId w:val="25"/>
-  </w:num>
-  <w:num w:numId="25">
-    <w:abstractNumId w:val="14"/>
-  </w:num>
-  <w:num w:numId="26">
-    <w:abstractNumId w:val="38"/>
-  </w:num>
-  <w:num w:numId="27">
-    <w:abstractNumId w:val="22"/>
-  </w:num>
-  <w:num w:numId="28">
-    <w:abstractNumId w:val="31"/>
-  </w:num>
-  <w:num w:numId="29">
-    <w:abstractNumId w:val="43"/>
-  </w:num>
-  <w:num w:numId="30">
-    <w:abstractNumId w:val="34"/>
-  </w:num>
-  <w:num w:numId="31">
-    <w:abstractNumId w:val="24"/>
-  </w:num>
-  <w:num w:numId="32">
-    <w:abstractNumId w:val="21"/>
-  </w:num>
-  <w:num w:numId="33">
-    <w:abstractNumId w:val="12"/>
-  </w:num>
-  <w:num w:numId="34">
-    <w:abstractNumId w:val="29"/>
-  </w:num>
-  <w:num w:numId="35">
-    <w:abstractNumId w:val="42"/>
-  </w:num>
-  <w:num w:numId="36">
-    <w:abstractNumId w:val="23"/>
-  </w:num>
-  <w:num w:numId="37">
-    <w:abstractNumId w:val="20"/>
-  </w:num>
-  <w:num w:numId="38">
-    <w:abstractNumId w:val="17"/>
-  </w:num>
-  <w:num w:numId="39">
-    <w:abstractNumId w:val="27"/>
-  </w:num>
-  <w:num w:numId="40">
-    <w:abstractNumId w:val="36"/>
-  </w:num>
-  <w:num w:numId="41">
-    <w:abstractNumId w:val="30"/>
-  </w:num>
-  <w:num w:numId="42">
-    <w:abstractNumId w:val="33"/>
-  </w:num>
-  <w:num w:numId="43">
-    <w:abstractNumId w:val="26"/>
-  </w:num>
-  <w:num w:numId="44">
-    <w:abstractNumId w:val="18"/>
-  </w:num>
-  <w:num w:numId="45">
-    <w:abstractNumId w:val="16"/>
-  </w:num>
+  <w:numIdMacAtCleanup w:val="27"/>
 </w:numbering>
 </file>
 
@@ -6570,7 +6084,7 @@
     <w:rsid w:val="00326F90"/>
     <w:pPr>
       <w:numPr>
-        <w:numId w:val="5"/>
+        <w:numId w:val="4"/>
       </w:numPr>
       <w:contextualSpacing/>
     </w:pPr>
@@ -6583,7 +6097,7 @@
     <w:rsid w:val="0029639D"/>
     <w:pPr>
       <w:numPr>
-        <w:numId w:val="6"/>
+        <w:numId w:val="5"/>
       </w:numPr>
       <w:contextualSpacing/>
     </w:pPr>
@@ -6596,7 +6110,7 @@
     <w:rsid w:val="0029639D"/>
     <w:pPr>
       <w:numPr>
-        <w:numId w:val="7"/>
+        <w:numId w:val="6"/>
       </w:numPr>
       <w:contextualSpacing/>
     </w:pPr>
@@ -17012,6 +16526,84 @@
       <w:szCs w:val="24"/>
       <w:lang w:eastAsia="ja-JP"/>
     </w:rPr>
+  </w:style>
+  <w:style w:type="paragraph" w:styleId="HTMLPreformatted">
+    <w:name w:val="HTML Preformatted"/>
+    <w:basedOn w:val="Normal"/>
+    <w:link w:val="HTMLPreformattedChar"/>
+    <w:uiPriority w:val="99"/>
+    <w:semiHidden/>
+    <w:unhideWhenUsed/>
+    <w:rsid w:val="00910DC6"/>
+    <w:pPr>
+      <w:tabs>
+        <w:tab w:val="left" w:pos="916"/>
+        <w:tab w:val="left" w:pos="1832"/>
+        <w:tab w:val="left" w:pos="2748"/>
+        <w:tab w:val="left" w:pos="3664"/>
+        <w:tab w:val="left" w:pos="4580"/>
+        <w:tab w:val="left" w:pos="5496"/>
+        <w:tab w:val="left" w:pos="6412"/>
+        <w:tab w:val="left" w:pos="7328"/>
+        <w:tab w:val="left" w:pos="8244"/>
+        <w:tab w:val="left" w:pos="9160"/>
+        <w:tab w:val="left" w:pos="10076"/>
+        <w:tab w:val="left" w:pos="10992"/>
+        <w:tab w:val="left" w:pos="11908"/>
+        <w:tab w:val="left" w:pos="12824"/>
+        <w:tab w:val="left" w:pos="13740"/>
+        <w:tab w:val="left" w:pos="14656"/>
+      </w:tabs>
+      <w:spacing w:after="0" w:line="240" w:lineRule="auto"/>
+    </w:pPr>
+    <w:rPr>
+      <w:rFonts w:ascii="Courier New" w:eastAsia="Times New Roman" w:hAnsi="Courier New" w:cs="Courier New"/>
+      <w:sz w:val="20"/>
+      <w:szCs w:val="20"/>
+      <w:lang w:eastAsia="ja-JP"/>
+    </w:rPr>
+  </w:style>
+  <w:style w:type="character" w:customStyle="1" w:styleId="HTMLPreformattedChar">
+    <w:name w:val="HTML Preformatted Char"/>
+    <w:basedOn w:val="DefaultParagraphFont"/>
+    <w:link w:val="HTMLPreformatted"/>
+    <w:uiPriority w:val="99"/>
+    <w:semiHidden/>
+    <w:rsid w:val="00910DC6"/>
+    <w:rPr>
+      <w:rFonts w:ascii="Courier New" w:eastAsia="Times New Roman" w:hAnsi="Courier New" w:cs="Courier New"/>
+      <w:sz w:val="20"/>
+      <w:szCs w:val="20"/>
+      <w:lang w:eastAsia="ja-JP"/>
+    </w:rPr>
+  </w:style>
+  <w:style w:type="character" w:styleId="HTMLCode">
+    <w:name w:val="HTML Code"/>
+    <w:basedOn w:val="DefaultParagraphFont"/>
+    <w:uiPriority w:val="99"/>
+    <w:semiHidden/>
+    <w:unhideWhenUsed/>
+    <w:rsid w:val="00910DC6"/>
+    <w:rPr>
+      <w:rFonts w:ascii="Courier New" w:eastAsia="Times New Roman" w:hAnsi="Courier New" w:cs="Courier New"/>
+      <w:sz w:val="20"/>
+      <w:szCs w:val="20"/>
+    </w:rPr>
+  </w:style>
+  <w:style w:type="character" w:customStyle="1" w:styleId="hljs-comment">
+    <w:name w:val="hljs-comment"/>
+    <w:basedOn w:val="DefaultParagraphFont"/>
+    <w:rsid w:val="00910DC6"/>
+  </w:style>
+  <w:style w:type="character" w:customStyle="1" w:styleId="hljs-operator">
+    <w:name w:val="hljs-operator"/>
+    <w:basedOn w:val="DefaultParagraphFont"/>
+    <w:rsid w:val="0069771E"/>
+  </w:style>
+  <w:style w:type="character" w:customStyle="1" w:styleId="hljs-keyword">
+    <w:name w:val="hljs-keyword"/>
+    <w:basedOn w:val="DefaultParagraphFont"/>
+    <w:rsid w:val="0069771E"/>
   </w:style>
 </w:styles>
 </file>
@@ -17341,7 +16933,7 @@
 </file>
 
 <file path=customXml/itemProps1.xml><?xml version="1.0" encoding="utf-8"?>
-<ds:datastoreItem xmlns:ds="http://schemas.openxmlformats.org/officeDocument/2006/customXml" ds:itemID="{C8FF1F73-3EBA-41CE-A403-5E36B8A09541}">
+<ds:datastoreItem xmlns:ds="http://schemas.openxmlformats.org/officeDocument/2006/customXml" ds:itemID="{110BE834-2DDE-4045-9F11-CDB5E3C16DFF}">
   <ds:schemaRefs>
     <ds:schemaRef ds:uri="http://schemas.openxmlformats.org/officeDocument/2006/bibliography"/>
   </ds:schemaRefs>
